--- a/documentation/musicshop_doc/final/full_documentation_musicshop.docx
+++ b/documentation/musicshop_doc/final/full_documentation_musicshop.docx
@@ -1817,8 +1817,8 @@
         </w:rPr>
         <w:t>В заключение, очакваният резултат не се изчерпва само с визуално завършен уеб сайт, а включва създаването на функционална, логически последователна и технически обоснована система, която показва умения за анализ, проектиране, реализация и документално описание на софтуерен продукт.</w:t>
       </w:r>
-      <w:bookmarkStart w:id="7" w:name="_Toc191746765"/>
-      <w:bookmarkStart w:id="8" w:name="_Toc191746766"/>
+      <w:bookmarkStart w:id="7" w:name="_Toc191746766"/>
+      <w:bookmarkStart w:id="8" w:name="_Toc191746765"/>
       <w:bookmarkEnd w:id="7"/>
       <w:bookmarkEnd w:id="8"/>
       <w:r>
@@ -2908,77 +2908,43 @@
           <w:shd w:fill="auto" w:val="clear"/>
           <w:lang w:val="bg-BG"/>
         </w:rPr>
-        <w:t xml:space="preserve"> </w:t>
-      </w:r>
-      <w:r>
-        <w:rPr>
-          <w:rFonts w:cs="Times New Roman"/>
+        <w:t xml:space="preserve"> директория </w:t>
+      </w:r>
+      <w:r>
+        <w:rPr>
+          <w:rFonts w:cs="Times New Roman"/>
+          <w:b/>
+          <w:bCs/>
           <w:sz w:val="24"/>
           <w:szCs w:val="24"/>
           <w:shd w:fill="auto" w:val="clear"/>
           <w:lang w:val="bg-BG"/>
         </w:rPr>
-        <w:t xml:space="preserve">директория </w:t>
-      </w:r>
-      <w:r>
-        <w:rPr>
-          <w:rFonts w:cs="Times New Roman"/>
-          <w:b/>
-          <w:bCs/>
+        <w:t>„</w:t>
+      </w:r>
+      <w:r>
+        <w:rPr>
+          <w:rFonts w:cs="Times New Roman"/>
+          <w:b/>
+          <w:bCs/>
+          <w:i/>
+          <w:iCs/>
           <w:sz w:val="24"/>
           <w:szCs w:val="24"/>
           <w:shd w:fill="auto" w:val="clear"/>
           <w:lang w:val="bg-BG"/>
         </w:rPr>
-        <w:t>„</w:t>
-      </w:r>
-      <w:r>
-        <w:rPr>
-          <w:rFonts w:cs="Times New Roman"/>
-          <w:b/>
-          <w:bCs/>
-          <w:i/>
-          <w:iCs/>
+        <w:t xml:space="preserve">api“ </w:t>
+      </w:r>
+      <w:r>
+        <w:rPr>
+          <w:rFonts w:cs="Times New Roman"/>
           <w:sz w:val="24"/>
           <w:szCs w:val="24"/>
           <w:shd w:fill="auto" w:val="clear"/>
           <w:lang w:val="bg-BG"/>
         </w:rPr>
-        <w:t>api“</w:t>
-      </w:r>
-      <w:r>
-        <w:rPr>
-          <w:rFonts w:cs="Times New Roman"/>
-          <w:b/>
-          <w:bCs/>
-          <w:i/>
-          <w:iCs/>
-          <w:sz w:val="24"/>
-          <w:szCs w:val="24"/>
-          <w:shd w:fill="auto" w:val="clear"/>
-          <w:lang w:val="bg-BG"/>
-        </w:rPr>
-        <w:t xml:space="preserve"> </w:t>
-      </w:r>
-      <w:r>
-        <w:rPr>
-          <w:rFonts w:cs="Times New Roman"/>
-          <w:sz w:val="24"/>
-          <w:szCs w:val="24"/>
-          <w:shd w:fill="auto" w:val="clear"/>
-          <w:lang w:val="bg-BG"/>
-        </w:rPr>
-        <w:t>,</w:t>
-      </w:r>
-      <w:r>
-        <w:rPr>
-          <w:rFonts w:cs="Times New Roman"/>
-          <w:sz w:val="24"/>
-          <w:szCs w:val="24"/>
-          <w:shd w:fill="auto" w:val="clear"/>
-          <w:lang w:val="bg-BG"/>
-        </w:rPr>
-        <w:t xml:space="preserve"> к</w:t>
+        <w:t>, к</w:t>
       </w:r>
       <w:r>
         <w:rPr>
@@ -3609,54 +3575,171 @@
           <w:shd w:fill="auto" w:val="clear"/>
           <w:lang w:val="bg-BG"/>
         </w:rPr>
-        <w:t xml:space="preserve"> реализира връзката между потребител и продукт, а </w:t>
-      </w:r>
-      <w:r>
-        <w:rPr>
-          <w:rFonts w:cs="Times New Roman"/>
+        <w:t xml:space="preserve"> реализира връзката между потребител и продукт, а таблиците </w:t>
+      </w:r>
+      <w:r>
+        <w:rPr>
+          <w:rFonts w:cs="Times New Roman"/>
+          <w:b/>
+          <w:bCs/>
+          <w:i/>
+          <w:iCs/>
           <w:sz w:val="24"/>
           <w:szCs w:val="24"/>
           <w:shd w:fill="auto" w:val="clear"/>
           <w:lang w:val="bg-BG"/>
         </w:rPr>
-        <w:t xml:space="preserve">таблиците </w:t>
-      </w:r>
-      <w:r>
-        <w:rPr>
-          <w:rFonts w:cs="Times New Roman"/>
-          <w:b/>
-          <w:bCs/>
-          <w:i/>
-          <w:iCs/>
+        <w:t>orders</w:t>
+      </w:r>
+      <w:r>
+        <w:rPr>
+          <w:rFonts w:cs="Times New Roman"/>
           <w:sz w:val="24"/>
           <w:szCs w:val="24"/>
           <w:shd w:fill="auto" w:val="clear"/>
           <w:lang w:val="bg-BG"/>
         </w:rPr>
-        <w:t>orders</w:t>
-      </w:r>
-      <w:r>
-        <w:rPr>
-          <w:rFonts w:cs="Times New Roman"/>
+        <w:t xml:space="preserve"> и </w:t>
+      </w:r>
+      <w:r>
+        <w:rPr>
+          <w:rFonts w:cs="Times New Roman"/>
+          <w:b/>
+          <w:bCs/>
+          <w:i/>
+          <w:iCs/>
           <w:sz w:val="24"/>
           <w:szCs w:val="24"/>
           <w:shd w:fill="auto" w:val="clear"/>
           <w:lang w:val="bg-BG"/>
         </w:rPr>
-        <w:t xml:space="preserve"> и </w:t>
-      </w:r>
-      <w:r>
-        <w:rPr>
-          <w:rFonts w:cs="Times New Roman"/>
-          <w:b/>
-          <w:bCs/>
-          <w:i/>
-          <w:iCs/>
+        <w:t>order_items</w:t>
+      </w:r>
+      <w:r>
+        <w:rPr>
+          <w:rFonts w:cs="Times New Roman"/>
           <w:sz w:val="24"/>
           <w:szCs w:val="24"/>
           <w:shd w:fill="auto" w:val="clear"/>
           <w:lang w:val="bg-BG"/>
         </w:rPr>
+        <w:t xml:space="preserve"> описват поръчките и съдържанието им.</w:t>
+      </w:r>
+      <w:r>
+        <w:rPr>
+          <w:rFonts w:cs="Times New Roman"/>
+          <w:sz w:val="24"/>
+          <w:szCs w:val="24"/>
+          <w:lang w:val="bg-BG"/>
+        </w:rPr>
+        <w:t xml:space="preserve"> </w:t>
+      </w:r>
+      <w:r>
+        <w:rPr>
+          <w:rFonts w:cs="Times New Roman"/>
+          <w:sz w:val="24"/>
+          <w:szCs w:val="24"/>
+          <w:shd w:fill="auto" w:val="clear"/>
+          <w:lang w:val="bg-BG"/>
+        </w:rPr>
+        <w:t xml:space="preserve">Таблицата </w:t>
+      </w:r>
+      <w:r>
+        <w:rPr>
+          <w:rFonts w:cs="Times New Roman"/>
+          <w:b/>
+          <w:bCs/>
+          <w:i/>
+          <w:iCs/>
+          <w:sz w:val="24"/>
+          <w:szCs w:val="24"/>
+          <w:shd w:fill="auto" w:val="clear"/>
+          <w:lang w:val="bg-BG"/>
+        </w:rPr>
+        <w:t>news</w:t>
+      </w:r>
+      <w:r>
+        <w:rPr>
+          <w:rFonts w:cs="Times New Roman"/>
+          <w:sz w:val="24"/>
+          <w:szCs w:val="24"/>
+          <w:shd w:fill="auto" w:val="clear"/>
+          <w:lang w:val="bg-BG"/>
+        </w:rPr>
+        <w:t xml:space="preserve"> съхранява публикациите за новинарския модул. Тази структура е ясна, логична и лес</w:t>
+      </w:r>
+      <w:r>
+        <w:rPr>
+          <w:rFonts w:cs="Times New Roman"/>
+          <w:sz w:val="24"/>
+          <w:szCs w:val="24"/>
+          <w:lang w:val="bg-BG"/>
+        </w:rPr>
+        <w:t>на за обяснение.</w:t>
+      </w:r>
+    </w:p>
+    <w:p>
+      <w:pPr>
+        <w:pStyle w:val="Normal"/>
+        <w:spacing w:lineRule="auto" w:line="360" w:before="0" w:after="120"/>
+        <w:ind w:firstLine="709"/>
+        <w:jc w:val="both"/>
+        <w:rPr/>
+      </w:pPr>
+      <w:r>
+        <w:rPr>
+          <w:rFonts w:cs="Times New Roman"/>
+          <w:sz w:val="24"/>
+          <w:szCs w:val="24"/>
+          <w:lang w:val="bg-BG"/>
+        </w:rPr>
+        <w:t xml:space="preserve">Основно предимство на MariaDB/MySQL е възможността да се дефинират първични ключове, уникални ограничения и външни ключове. В </w:t>
+      </w:r>
+      <w:r>
+        <w:rPr>
+          <w:rFonts w:cs="Times New Roman"/>
+          <w:b/>
+          <w:bCs/>
+          <w:i/>
+          <w:iCs/>
+          <w:sz w:val="24"/>
+          <w:szCs w:val="24"/>
+          <w:u w:val="single"/>
+          <w:lang w:val="bg-BG"/>
+        </w:rPr>
+        <w:t>MusicShop</w:t>
+      </w:r>
+      <w:r>
+        <w:rPr>
+          <w:rFonts w:cs="Times New Roman"/>
+          <w:sz w:val="24"/>
+          <w:szCs w:val="24"/>
+          <w:lang w:val="bg-BG"/>
+        </w:rPr>
+        <w:t xml:space="preserve"> това е особено важно, защото системата работи с взаимно свързани данни. Например всеки </w:t>
+      </w:r>
+      <w:r>
+        <w:rPr>
+          <w:rFonts w:cs="Times New Roman"/>
+          <w:sz w:val="24"/>
+          <w:szCs w:val="24"/>
+          <w:shd w:fill="auto" w:val="clear"/>
+          <w:lang w:val="bg-BG"/>
+        </w:rPr>
+        <w:t xml:space="preserve">запис в </w:t>
+      </w:r>
+      <w:r>
+        <w:rPr>
+          <w:rFonts w:cs="Times New Roman"/>
+          <w:b/>
+          <w:bCs/>
+          <w:i/>
+          <w:iCs/>
+          <w:sz w:val="24"/>
+          <w:szCs w:val="24"/>
+          <w:shd w:fill="auto" w:val="clear"/>
+          <w:lang w:val="bg-BG"/>
+        </w:rPr>
         <w:t>order_items</w:t>
       </w:r>
       <w:r>
@@ -3667,16 +3750,16 @@
           <w:shd w:fill="auto" w:val="clear"/>
           <w:lang w:val="bg-BG"/>
         </w:rPr>
-        <w:t xml:space="preserve"> описват поръчките и съдържанието им.</w:t>
-      </w:r>
-      <w:r>
-        <w:rPr>
-          <w:rFonts w:cs="Times New Roman"/>
-          <w:sz w:val="24"/>
-          <w:szCs w:val="24"/>
-          <w:lang w:val="bg-BG"/>
-        </w:rPr>
-        <w:t xml:space="preserve"> </w:t>
+        <w:t xml:space="preserve"> т</w:t>
+      </w:r>
+      <w:r>
+        <w:rPr>
+          <w:rFonts w:cs="Times New Roman"/>
+          <w:sz w:val="24"/>
+          <w:szCs w:val="24"/>
+          <w:lang w:val="bg-BG"/>
+        </w:rPr>
+        <w:t xml:space="preserve">рябва да бъде свързан с валидна поръчка и валиден продукт, а </w:t>
       </w:r>
       <w:r>
         <w:rPr>
@@ -3686,7 +3769,7 @@
           <w:shd w:fill="auto" w:val="clear"/>
           <w:lang w:val="bg-BG"/>
         </w:rPr>
-        <w:t xml:space="preserve">Таблицата </w:t>
+        <w:t xml:space="preserve">таблицата </w:t>
       </w:r>
       <w:r>
         <w:rPr>
@@ -3700,7 +3783,7 @@
           <w:shd w:fill="auto" w:val="clear"/>
           <w:lang w:val="bg-BG"/>
         </w:rPr>
-        <w:t>news</w:t>
+        <w:t>favorites</w:t>
       </w:r>
       <w:r>
         <w:rPr>
@@ -3710,34 +3793,100 @@
           <w:shd w:fill="auto" w:val="clear"/>
           <w:lang w:val="bg-BG"/>
         </w:rPr>
-        <w:t xml:space="preserve"> съхранява публикациите за новинарския модул. Тази структура е ясна, логична и лес</w:t>
-      </w:r>
-      <w:r>
-        <w:rPr>
-          <w:rFonts w:cs="Times New Roman"/>
-          <w:sz w:val="24"/>
-          <w:szCs w:val="24"/>
-          <w:lang w:val="bg-BG"/>
-        </w:rPr>
-        <w:t>на за обяснение.</w:t>
-      </w:r>
-    </w:p>
-    <w:p>
-      <w:pPr>
-        <w:pStyle w:val="Normal"/>
-        <w:spacing w:lineRule="auto" w:line="360" w:before="0" w:after="120"/>
-        <w:ind w:firstLine="709"/>
-        <w:jc w:val="both"/>
-        <w:rPr/>
-      </w:pPr>
-      <w:r>
-        <w:rPr>
-          <w:rFonts w:cs="Times New Roman"/>
-          <w:sz w:val="24"/>
-          <w:szCs w:val="24"/>
-          <w:lang w:val="bg-BG"/>
-        </w:rPr>
-        <w:t xml:space="preserve">Основно предимство на MariaDB/MySQL е възможността да се дефинират първични ключове, уникални ограничения и външни ключове. В </w:t>
+        <w:t xml:space="preserve"> н</w:t>
+      </w:r>
+      <w:r>
+        <w:rPr>
+          <w:rFonts w:cs="Times New Roman"/>
+          <w:sz w:val="24"/>
+          <w:szCs w:val="24"/>
+          <w:lang w:val="bg-BG"/>
+        </w:rPr>
+        <w:t>е трябва да допуска един и същ продукт да бъде добавян многократно за един и същ потребител. Чрез релационните ограничения тези правила се налагат директно на ниво база данни, което допринася за по-висока надеждност и намалява риска от грешки.</w:t>
+      </w:r>
+    </w:p>
+    <w:p>
+      <w:pPr>
+        <w:pStyle w:val="Normal"/>
+        <w:spacing w:lineRule="auto" w:line="360" w:before="0" w:after="120"/>
+        <w:ind w:firstLine="709"/>
+        <w:jc w:val="both"/>
+        <w:rPr/>
+      </w:pPr>
+      <w:r>
+        <w:rPr>
+          <w:rFonts w:cs="Times New Roman"/>
+          <w:sz w:val="24"/>
+          <w:szCs w:val="24"/>
+          <w:shd w:fill="auto" w:val="clear"/>
+          <w:lang w:val="bg-BG"/>
+        </w:rPr>
+        <w:t xml:space="preserve">Използването на InnoDB като механизъм за съхранение носи друго важно предимство: поддръжка на транзакции. </w:t>
+      </w:r>
+      <w:r>
+        <w:rPr>
+          <w:rFonts w:cs="Times New Roman"/>
+          <w:sz w:val="24"/>
+          <w:szCs w:val="24"/>
+          <w:lang w:val="bg-BG"/>
+        </w:rPr>
+        <w:t>Това е критично за модула за поръчки. Когато потребителят създава поръчка, системата не извършва само едно действие, а последователност от няколко операции. Първо се записват общите данни за поръчката, след това се добавят всички свързани артикули, а накрая се обновява крайната цена. Ако в някой момент възникне грешка, е важно всички предишни стъпки да бъдат отменени, за да не останат частично записани данни. Точно това се постига чрез транзакционния модел на релационната база данни.</w:t>
+      </w:r>
+    </w:p>
+    <w:p>
+      <w:pPr>
+        <w:pStyle w:val="Normal"/>
+        <w:spacing w:lineRule="auto" w:line="360" w:before="0" w:after="120"/>
+        <w:ind w:firstLine="709"/>
+        <w:jc w:val="both"/>
+        <w:rPr/>
+      </w:pPr>
+      <w:r>
+        <w:rPr>
+          <w:rFonts w:cs="Times New Roman"/>
+          <w:sz w:val="24"/>
+          <w:szCs w:val="24"/>
+          <w:lang w:val="bg-BG"/>
+        </w:rPr>
+        <w:t xml:space="preserve">MariaDB/MySQL е много подходяща и поради добрата си интеграция с PHP. В проекта връзката към базата е централизирана в отделен конфигурационен файл, който използва mysqli и задава кодировка </w:t>
+      </w:r>
+      <w:r>
+        <w:rPr>
+          <w:rFonts w:cs="Times New Roman"/>
+          <w:i/>
+          <w:iCs/>
+          <w:sz w:val="24"/>
+          <w:szCs w:val="24"/>
+          <w:lang w:val="bg-BG"/>
+        </w:rPr>
+        <w:t>utf8mb4</w:t>
+      </w:r>
+      <w:r>
+        <w:rPr>
+          <w:rFonts w:cs="Times New Roman"/>
+          <w:sz w:val="24"/>
+          <w:szCs w:val="24"/>
+          <w:lang w:val="bg-BG"/>
+        </w:rPr>
+        <w:t>. Това е важно, защото приложението трябва коректно да работи с текстове на кирилица, със специални символи и с разнообразно съдържание. Подобна конфигурация създава добра основа за правилна обработка на потребителски имена, описания на продукти, новини и адреси за доставка.</w:t>
+      </w:r>
+    </w:p>
+    <w:p>
+      <w:pPr>
+        <w:pStyle w:val="Normal"/>
+        <w:spacing w:lineRule="auto" w:line="360" w:before="0" w:after="120"/>
+        <w:ind w:firstLine="709"/>
+        <w:jc w:val="both"/>
+        <w:rPr/>
+      </w:pPr>
+      <w:r>
+        <w:rPr>
+          <w:rFonts w:cs="Times New Roman"/>
+          <w:sz w:val="24"/>
+          <w:szCs w:val="24"/>
+          <w:lang w:val="bg-BG"/>
+        </w:rPr>
+        <w:t xml:space="preserve">Друга важна причина за избора на релационна база данни е възможността за ефективни SQL заявки. </w:t>
       </w:r>
       <w:r>
         <w:rPr>
@@ -3760,7 +3909,107 @@
           <w:szCs w:val="24"/>
           <w:lang w:val="bg-BG"/>
         </w:rPr>
-        <w:t xml:space="preserve"> това е особено важно, защото системата работи с взаимно свързани данни. Например всеки </w:t>
+        <w:t xml:space="preserve"> трябва да поддържа извличане на продукти по категория, подкатегория, музикален жанр или текстово търсене, както и зареждане на поръчки за текущия потребител и обобщения за администраторския панел. SQL е много подходящ за подобни сценарии, защото позволява ясно формулиране на заявки, филтри, сортиране и join операции. Това прави работата с данните предвидима и сравнително лесна за оптимизиране.</w:t>
+      </w:r>
+    </w:p>
+    <w:p>
+      <w:pPr>
+        <w:pStyle w:val="Normal"/>
+        <w:spacing w:lineRule="auto" w:line="360" w:before="0" w:after="120"/>
+        <w:ind w:firstLine="709"/>
+        <w:jc w:val="both"/>
+        <w:rPr/>
+      </w:pPr>
+      <w:r>
+        <w:rPr>
+          <w:rFonts w:cs="Times New Roman"/>
+          <w:sz w:val="24"/>
+          <w:szCs w:val="24"/>
+          <w:lang w:val="bg-BG"/>
+        </w:rPr>
+        <w:t xml:space="preserve">В схемата на базата данни присъстват и индекси върху често използвани колони, както и full-text индекс за част от продуктовите полета. Това показва, че изборът на технология не е само теоретичен, а е свързан с реалната работа на приложението. При по-голям каталог индексирането е важно, за да останат заявките достатъчно бързи. За проект като </w:t>
+      </w:r>
+      <w:r>
+        <w:rPr>
+          <w:rFonts w:cs="Times New Roman"/>
+          <w:b/>
+          <w:bCs/>
+          <w:i/>
+          <w:iCs/>
+          <w:sz w:val="24"/>
+          <w:szCs w:val="24"/>
+          <w:u w:val="single"/>
+          <w:lang w:val="bg-BG"/>
+        </w:rPr>
+        <w:t>MusicShop</w:t>
+      </w:r>
+      <w:r>
+        <w:rPr>
+          <w:rFonts w:cs="Times New Roman"/>
+          <w:sz w:val="24"/>
+          <w:szCs w:val="24"/>
+          <w:lang w:val="bg-BG"/>
+        </w:rPr>
+        <w:t xml:space="preserve"> това е ценен елемент, защото демонстрира, че структурата на базата данни е съобразена не само с логиката на данните, но и с практическата страна на извличането им.</w:t>
+      </w:r>
+    </w:p>
+    <w:p>
+      <w:pPr>
+        <w:pStyle w:val="Normal"/>
+        <w:spacing w:lineRule="auto" w:line="360" w:before="0" w:after="120"/>
+        <w:ind w:firstLine="709"/>
+        <w:jc w:val="both"/>
+        <w:rPr/>
+      </w:pPr>
+      <w:r>
+        <w:rPr>
+          <w:rFonts w:cs="Times New Roman"/>
+          <w:sz w:val="24"/>
+          <w:szCs w:val="24"/>
+          <w:lang w:val="bg-BG"/>
+        </w:rPr>
+        <w:t xml:space="preserve">Възможна алтернатива би била нерелационна база данни, например документно ориентирана система. Подобно решение може да бъде полезно при по-слабо структурирани данни или при приложения с много голям мащаб и хоризонтално разпределение. </w:t>
+      </w:r>
+      <w:r>
+        <w:rPr>
+          <w:rFonts w:cs="Times New Roman"/>
+          <w:b/>
+          <w:bCs/>
+          <w:i/>
+          <w:iCs/>
+          <w:sz w:val="24"/>
+          <w:szCs w:val="24"/>
+          <w:u w:val="single"/>
+          <w:lang w:val="bg-BG"/>
+        </w:rPr>
+        <w:t>MusicShop</w:t>
+      </w:r>
+      <w:r>
+        <w:rPr>
+          <w:rFonts w:cs="Times New Roman"/>
+          <w:sz w:val="24"/>
+          <w:szCs w:val="24"/>
+          <w:lang w:val="bg-BG"/>
+        </w:rPr>
+        <w:t xml:space="preserve"> обаче няма такива изисквания. Тук отношенията между обектите са ясни и съществени: един потребител може да има много поръчки, една поръчка съдържа много артикули, а един продукт може да присъства в любими на много различни потребители. Релационната база описва този модел по-естествено и по-надеждно.</w:t>
+      </w:r>
+    </w:p>
+    <w:p>
+      <w:pPr>
+        <w:pStyle w:val="Normal"/>
+        <w:spacing w:lineRule="auto" w:line="360" w:before="0" w:after="120"/>
+        <w:ind w:firstLine="709"/>
+        <w:jc w:val="both"/>
+        <w:rPr/>
+      </w:pPr>
+      <w:r>
+        <w:rPr>
+          <w:rFonts w:cs="Times New Roman"/>
+          <w:sz w:val="24"/>
+          <w:szCs w:val="24"/>
+          <w:lang w:val="bg-BG"/>
+        </w:rPr>
+        <w:t xml:space="preserve">MariaDB/MySQL е удачен избор и от гледна точка на администрацията и поддръжката. Технологията е широко разпространена, добре документирана и лесна за инсталиране в стандартна локална среда. </w:t>
       </w:r>
       <w:r>
         <w:rPr>
@@ -3770,21 +4019,19 @@
           <w:shd w:fill="auto" w:val="clear"/>
           <w:lang w:val="bg-BG"/>
         </w:rPr>
-        <w:t xml:space="preserve">запис в </w:t>
-      </w:r>
-      <w:r>
-        <w:rPr>
-          <w:rFonts w:cs="Times New Roman"/>
-          <w:b/>
-          <w:bCs/>
-          <w:i/>
-          <w:iCs/>
+        <w:t xml:space="preserve">Наличието на </w:t>
+      </w:r>
+      <w:r>
+        <w:rPr>
+          <w:rFonts w:cs="Times New Roman"/>
+          <w:b/>
+          <w:bCs/>
           <w:sz w:val="24"/>
           <w:szCs w:val="24"/>
           <w:shd w:fill="auto" w:val="clear"/>
           <w:lang w:val="bg-BG"/>
         </w:rPr>
-        <w:t>order_items</w:t>
+        <w:t>SQL dump</w:t>
       </w:r>
       <w:r>
         <w:rPr>
@@ -3794,153 +4041,39 @@
           <w:shd w:fill="auto" w:val="clear"/>
           <w:lang w:val="bg-BG"/>
         </w:rPr>
-        <w:t xml:space="preserve"> т</w:t>
-      </w:r>
-      <w:r>
-        <w:rPr>
-          <w:rFonts w:cs="Times New Roman"/>
-          <w:sz w:val="24"/>
-          <w:szCs w:val="24"/>
-          <w:lang w:val="bg-BG"/>
-        </w:rPr>
-        <w:t xml:space="preserve">рябва да бъде свързан с валидна поръчка и валиден продукт, а </w:t>
-      </w:r>
-      <w:r>
-        <w:rPr>
-          <w:rFonts w:cs="Times New Roman"/>
-          <w:sz w:val="24"/>
-          <w:szCs w:val="24"/>
-          <w:shd w:fill="auto" w:val="clear"/>
-          <w:lang w:val="bg-BG"/>
-        </w:rPr>
-        <w:t xml:space="preserve">таблицата </w:t>
-      </w:r>
-      <w:r>
-        <w:rPr>
-          <w:rFonts w:cs="Times New Roman"/>
-          <w:b/>
-          <w:bCs/>
-          <w:i/>
-          <w:iCs/>
-          <w:sz w:val="24"/>
-          <w:szCs w:val="24"/>
-          <w:shd w:fill="auto" w:val="clear"/>
-          <w:lang w:val="bg-BG"/>
-        </w:rPr>
-        <w:t>favorites</w:t>
-      </w:r>
-      <w:r>
-        <w:rPr>
-          <w:rFonts w:cs="Times New Roman"/>
-          <w:sz w:val="24"/>
-          <w:szCs w:val="24"/>
-          <w:shd w:fill="auto" w:val="clear"/>
-          <w:lang w:val="bg-BG"/>
-        </w:rPr>
-        <w:t xml:space="preserve"> н</w:t>
-      </w:r>
-      <w:r>
-        <w:rPr>
-          <w:rFonts w:cs="Times New Roman"/>
-          <w:sz w:val="24"/>
-          <w:szCs w:val="24"/>
-          <w:lang w:val="bg-BG"/>
-        </w:rPr>
-        <w:t>е трябва да допуска един и същ продукт да бъде добавян многократно за един и същ потребител. Чрез релационните ограничения тези правила се налагат директно на ниво база данни, което допринася за по-висока надеждност и намалява риска от грешки.</w:t>
-      </w:r>
-    </w:p>
-    <w:p>
-      <w:pPr>
-        <w:pStyle w:val="Normal"/>
-        <w:spacing w:lineRule="auto" w:line="360" w:before="0" w:after="120"/>
-        <w:ind w:firstLine="709"/>
-        <w:jc w:val="both"/>
-        <w:rPr/>
-      </w:pPr>
-      <w:r>
-        <w:rPr>
-          <w:rFonts w:cs="Times New Roman"/>
-          <w:sz w:val="24"/>
-          <w:szCs w:val="24"/>
-          <w:shd w:fill="auto" w:val="clear"/>
-          <w:lang w:val="bg-BG"/>
-        </w:rPr>
-        <w:t>Използването на InnoDB като механизъм за съхранение носи друго важно предимство: поддръжка на транзакции.</w:t>
-      </w:r>
-      <w:r>
-        <w:rPr>
-          <w:rFonts w:cs="Times New Roman"/>
-          <w:sz w:val="24"/>
-          <w:szCs w:val="24"/>
-          <w:shd w:fill="auto" w:val="clear"/>
-          <w:lang w:val="bg-BG"/>
-        </w:rPr>
-        <w:t xml:space="preserve"> </w:t>
-      </w:r>
-      <w:r>
-        <w:rPr>
-          <w:rFonts w:cs="Times New Roman"/>
-          <w:sz w:val="24"/>
-          <w:szCs w:val="24"/>
-          <w:lang w:val="bg-BG"/>
-        </w:rPr>
-        <w:t>Това е критично за модула за поръчки. Когато потребителят създава поръчка, системата не извършва само едно действие, а последователност от няколко операции. Първо се записват общите данни за поръчката, след това се добавят всички свързани артикули, а накрая се обновява крайната цена. Ако в някой момент възникне грешка, е важно всички предишни стъпки да бъдат отменени, за да не останат частично записани данни. Точно това се постига чрез транзакционния модел на релационната база данни.</w:t>
-      </w:r>
-    </w:p>
-    <w:p>
-      <w:pPr>
-        <w:pStyle w:val="Normal"/>
-        <w:spacing w:lineRule="auto" w:line="360" w:before="0" w:after="120"/>
-        <w:ind w:firstLine="709"/>
-        <w:jc w:val="both"/>
-        <w:rPr/>
-      </w:pPr>
-      <w:r>
-        <w:rPr>
-          <w:rFonts w:cs="Times New Roman"/>
-          <w:sz w:val="24"/>
-          <w:szCs w:val="24"/>
-          <w:lang w:val="bg-BG"/>
-        </w:rPr>
-        <w:t xml:space="preserve">MariaDB/MySQL е много подходяща и поради добрата си интеграция с PHP. В проекта връзката към базата е централизирана в отделен конфигурационен файл, който използва mysqli и задава кодировка </w:t>
-      </w:r>
-      <w:r>
-        <w:rPr>
-          <w:rFonts w:cs="Times New Roman"/>
-          <w:i/>
-          <w:iCs/>
-          <w:sz w:val="24"/>
-          <w:szCs w:val="24"/>
-          <w:lang w:val="bg-BG"/>
-        </w:rPr>
-        <w:t>utf8mb4</w:t>
-      </w:r>
-      <w:r>
-        <w:rPr>
-          <w:rFonts w:cs="Times New Roman"/>
-          <w:sz w:val="24"/>
-          <w:szCs w:val="24"/>
-          <w:lang w:val="bg-BG"/>
-        </w:rPr>
-        <w:t>. Това е важно, защото приложението трябва коректно да работи с текстове на кирилица, със специални символи и с разнообразно съдържание. Подобна конфигурация създава добра основа за правилна обработка на потребителски имена, описания на продукти, новини и адреси за доставка.</w:t>
-      </w:r>
-    </w:p>
-    <w:p>
-      <w:pPr>
-        <w:pStyle w:val="Normal"/>
-        <w:spacing w:lineRule="auto" w:line="360" w:before="0" w:after="120"/>
-        <w:ind w:firstLine="709"/>
-        <w:jc w:val="both"/>
-        <w:rPr/>
-      </w:pPr>
-      <w:r>
-        <w:rPr>
-          <w:rFonts w:cs="Times New Roman"/>
-          <w:sz w:val="24"/>
-          <w:szCs w:val="24"/>
-          <w:lang w:val="bg-BG"/>
-        </w:rPr>
-        <w:t xml:space="preserve">Друга важна причина за избора на релационна база данни е възможността за ефективни SQL заявки. </w:t>
+        <w:t xml:space="preserve"> на проекта допълнително улеснява възстановяването и демонстрацията на системата.</w:t>
+      </w:r>
+      <w:r>
+        <w:rPr>
+          <w:rFonts w:cs="Times New Roman"/>
+          <w:sz w:val="24"/>
+          <w:szCs w:val="24"/>
+          <w:lang w:val="bg-BG"/>
+        </w:rPr>
+        <w:t xml:space="preserve"> Това е важно за дипломна работа, защото показва не само, че приложението работи, но и че данните му могат да бъдат организирани, прехвърляни и възстановявани по професионален начин.</w:t>
+      </w:r>
+    </w:p>
+    <w:p>
+      <w:pPr>
+        <w:pStyle w:val="Normal"/>
+        <w:spacing w:lineRule="auto" w:line="360" w:before="0" w:after="120"/>
+        <w:ind w:firstLine="709"/>
+        <w:jc w:val="both"/>
+        <w:rPr>
+          <w:rFonts w:ascii="Times New Roman" w:hAnsi="Times New Roman" w:cs="Times New Roman"/>
+          <w:sz w:val="24"/>
+          <w:szCs w:val="24"/>
+          <w:lang w:val="bg-BG"/>
+        </w:rPr>
+      </w:pPr>
+      <w:r>
+        <w:rPr>
+          <w:rFonts w:cs="Times New Roman"/>
+          <w:sz w:val="24"/>
+          <w:szCs w:val="24"/>
+          <w:lang w:val="bg-BG"/>
+        </w:rPr>
+        <w:t xml:space="preserve">В обобщение, изборът на MariaDB/MySQL е напълно обоснован от структурата на данните, нуждата от релационни връзки, необходимостта от транзакционност и добрата интеграция със сървърната технология. За </w:t>
       </w:r>
       <w:r>
         <w:rPr>
@@ -3963,197 +4096,20 @@
           <w:szCs w:val="24"/>
           <w:lang w:val="bg-BG"/>
         </w:rPr>
-        <w:t xml:space="preserve"> трябва да поддържа извличане на продукти по категория, подкатегория, музикален жанр или текстово търсене, както и зареждане на поръчки за текущия потребител и обобщения за администраторския панел. SQL е много подходящ за подобни сценарии, защото позволява ясно формулиране на заявки, филтри, сортиране и join операции. Това прави работата с данните предвидима и сравнително лесна за оптимизиране.</w:t>
-      </w:r>
-    </w:p>
-    <w:p>
-      <w:pPr>
-        <w:pStyle w:val="Normal"/>
-        <w:spacing w:lineRule="auto" w:line="360" w:before="0" w:after="120"/>
-        <w:ind w:firstLine="709"/>
-        <w:jc w:val="both"/>
-        <w:rPr/>
-      </w:pPr>
-      <w:r>
-        <w:rPr>
-          <w:rFonts w:cs="Times New Roman"/>
-          <w:sz w:val="24"/>
-          <w:szCs w:val="24"/>
-          <w:lang w:val="bg-BG"/>
-        </w:rPr>
-        <w:t xml:space="preserve">В схемата на базата данни присъстват и индекси върху често използвани колони, както и full-text индекс за част от продуктовите полета. Това показва, че изборът на технология не е само теоретичен, а е свързан с реалната работа на приложението. При по-голям каталог индексирането е важно, за да останат заявките достатъчно бързи. За проект като </w:t>
-      </w:r>
-      <w:r>
-        <w:rPr>
-          <w:rFonts w:cs="Times New Roman"/>
-          <w:b/>
-          <w:bCs/>
-          <w:i/>
-          <w:iCs/>
-          <w:sz w:val="24"/>
-          <w:szCs w:val="24"/>
-          <w:u w:val="single"/>
-          <w:lang w:val="bg-BG"/>
-        </w:rPr>
-        <w:t>MusicShop</w:t>
-      </w:r>
-      <w:r>
-        <w:rPr>
-          <w:rFonts w:cs="Times New Roman"/>
-          <w:sz w:val="24"/>
-          <w:szCs w:val="24"/>
-          <w:lang w:val="bg-BG"/>
-        </w:rPr>
-        <w:t xml:space="preserve"> това е ценен елемент, защото демонстрира, че структурата на базата данни е съобразена не само с логиката на данните, но и с практическата страна на извличането им.</w:t>
-      </w:r>
-    </w:p>
-    <w:p>
-      <w:pPr>
-        <w:pStyle w:val="Normal"/>
-        <w:spacing w:lineRule="auto" w:line="360" w:before="0" w:after="120"/>
-        <w:ind w:firstLine="709"/>
-        <w:jc w:val="both"/>
-        <w:rPr/>
-      </w:pPr>
-      <w:r>
-        <w:rPr>
-          <w:rFonts w:cs="Times New Roman"/>
-          <w:sz w:val="24"/>
-          <w:szCs w:val="24"/>
-          <w:lang w:val="bg-BG"/>
-        </w:rPr>
-        <w:t xml:space="preserve">Възможна алтернатива би била нерелационна база данни, например документно ориентирана система. Подобно решение може да бъде полезно при по-слабо структурирани данни или при приложения с много голям мащаб и хоризонтално разпределение. </w:t>
-      </w:r>
-      <w:r>
-        <w:rPr>
-          <w:rFonts w:cs="Times New Roman"/>
-          <w:b/>
-          <w:bCs/>
-          <w:i/>
-          <w:iCs/>
-          <w:sz w:val="24"/>
-          <w:szCs w:val="24"/>
-          <w:u w:val="single"/>
-          <w:lang w:val="bg-BG"/>
-        </w:rPr>
-        <w:t>MusicShop</w:t>
-      </w:r>
-      <w:r>
-        <w:rPr>
-          <w:rFonts w:cs="Times New Roman"/>
-          <w:sz w:val="24"/>
-          <w:szCs w:val="24"/>
-          <w:lang w:val="bg-BG"/>
-        </w:rPr>
-        <w:t xml:space="preserve"> обаче няма такива изисквания. Тук отношенията между обектите са ясни и съществени: един потребител може да има много поръчки, една поръчка съдържа много артикули, а един продукт може да присъства в любими на много различни потребители. Релационната база описва този модел по-естествено и по-надеждно.</w:t>
-      </w:r>
-    </w:p>
-    <w:p>
-      <w:pPr>
-        <w:pStyle w:val="Normal"/>
-        <w:spacing w:lineRule="auto" w:line="360" w:before="0" w:after="120"/>
-        <w:ind w:firstLine="709"/>
-        <w:jc w:val="both"/>
-        <w:rPr/>
-      </w:pPr>
-      <w:r>
-        <w:rPr>
-          <w:rFonts w:cs="Times New Roman"/>
-          <w:sz w:val="24"/>
-          <w:szCs w:val="24"/>
-          <w:lang w:val="bg-BG"/>
-        </w:rPr>
-        <w:t xml:space="preserve">MariaDB/MySQL е удачен избор и от гледна точка на администрацията и поддръжката. Технологията е широко разпространена, добре документирана и лесна за инсталиране в стандартна локална среда. </w:t>
-      </w:r>
-      <w:r>
-        <w:rPr>
-          <w:rFonts w:cs="Times New Roman"/>
-          <w:sz w:val="24"/>
-          <w:szCs w:val="24"/>
-          <w:shd w:fill="auto" w:val="clear"/>
-          <w:lang w:val="bg-BG"/>
-        </w:rPr>
-        <w:t xml:space="preserve">Наличието на </w:t>
-      </w:r>
-      <w:r>
-        <w:rPr>
-          <w:rFonts w:cs="Times New Roman"/>
-          <w:b/>
-          <w:bCs/>
-          <w:sz w:val="24"/>
-          <w:szCs w:val="24"/>
-          <w:shd w:fill="auto" w:val="clear"/>
-          <w:lang w:val="bg-BG"/>
-        </w:rPr>
-        <w:t>SQL dump</w:t>
-      </w:r>
-      <w:r>
-        <w:rPr>
-          <w:rFonts w:cs="Times New Roman"/>
-          <w:sz w:val="24"/>
-          <w:szCs w:val="24"/>
-          <w:shd w:fill="auto" w:val="clear"/>
-          <w:lang w:val="bg-BG"/>
-        </w:rPr>
-        <w:t xml:space="preserve"> на проекта допълнително улеснява възстановяването и демонстрацията на системата.</w:t>
-      </w:r>
-      <w:r>
-        <w:rPr>
-          <w:rFonts w:cs="Times New Roman"/>
-          <w:sz w:val="24"/>
-          <w:szCs w:val="24"/>
-          <w:lang w:val="bg-BG"/>
-        </w:rPr>
-        <w:t xml:space="preserve"> Това е важно за дипломна работа, защото показва не само, че приложението работи, но и че данните му могат да бъдат организирани, прехвърляни и възстановявани по професионален начин.</w:t>
-      </w:r>
-    </w:p>
-    <w:p>
-      <w:pPr>
-        <w:pStyle w:val="Normal"/>
-        <w:spacing w:lineRule="auto" w:line="360" w:before="0" w:after="120"/>
-        <w:ind w:firstLine="709"/>
-        <w:jc w:val="both"/>
-        <w:rPr>
-          <w:rFonts w:ascii="Times New Roman" w:hAnsi="Times New Roman" w:cs="Times New Roman"/>
-          <w:sz w:val="24"/>
-          <w:szCs w:val="24"/>
-          <w:lang w:val="bg-BG"/>
-        </w:rPr>
-      </w:pPr>
-      <w:r>
-        <w:rPr>
-          <w:rFonts w:cs="Times New Roman"/>
-          <w:sz w:val="24"/>
-          <w:szCs w:val="24"/>
-          <w:lang w:val="bg-BG"/>
-        </w:rPr>
-        <w:t xml:space="preserve">В обобщение, изборът на MariaDB/MySQL е напълно обоснован от структурата на данните, нуждата от релационни връзки, необходимостта от транзакционност и добрата интеграция със сървърната технология. За </w:t>
-      </w:r>
-      <w:r>
-        <w:rPr>
-          <w:rFonts w:cs="Times New Roman"/>
-          <w:b/>
-          <w:bCs/>
-          <w:i/>
-          <w:iCs/>
-          <w:sz w:val="24"/>
-          <w:szCs w:val="24"/>
-          <w:u w:val="single"/>
-          <w:lang w:val="bg-BG"/>
-        </w:rPr>
-        <w:t>MusicShop</w:t>
-      </w:r>
-      <w:r>
-        <w:rPr>
-          <w:rFonts w:cs="Times New Roman"/>
-          <w:sz w:val="24"/>
-          <w:szCs w:val="24"/>
-          <w:lang w:val="bg-BG"/>
-        </w:rPr>
         <w:t xml:space="preserve"> това решение осигурява стабилна и надеждна основа, върху която останалите модули на системата могат да функционират коректно. Релационната база данни не е просто място за съхранение, а важен компонент от цялостната архитектура на приложението.</w:t>
       </w:r>
       <w:r>
         <w:br w:type="page"/>
+      </w:r>
+    </w:p>
+    <w:p>
+      <w:pPr>
+        <w:pStyle w:val="Heading2"/>
+        <w:spacing w:before="0" w:after="0"/>
+        <w:rPr/>
+      </w:pPr>
+      <w:r>
+        <w:rPr/>
       </w:r>
     </w:p>
     <w:p>
@@ -6366,33 +6322,7 @@
           <w:szCs w:val="24"/>
           <w:lang w:val="bg-BG"/>
         </w:rPr>
-        <w:t>l</w:t>
-      </w:r>
-      <w:r>
-        <w:rPr>
-          <w:rFonts w:cs="Times New Roman"/>
-          <w:b/>
-          <w:bCs/>
-          <w:i/>
-          <w:iCs/>
-          <w:sz w:val="24"/>
-          <w:szCs w:val="24"/>
-          <w:lang w:val="bg-BG"/>
-        </w:rPr>
-        <w:t>ogin.php</w:t>
-      </w:r>
-      <w:r>
-        <w:rPr>
-          <w:rFonts w:cs="Times New Roman"/>
-          <w:b/>
-          <w:bCs/>
-          <w:i/>
-          <w:iCs/>
-          <w:sz w:val="24"/>
-          <w:szCs w:val="24"/>
-          <w:lang w:val="bg-BG"/>
-        </w:rPr>
-        <w:t xml:space="preserve"> </w:t>
+        <w:t xml:space="preserve">login.php </w:t>
       </w:r>
       <w:r>
         <w:rPr>
@@ -9064,38 +8994,22 @@
     <w:p>
       <w:pPr>
         <w:pStyle w:val="Normal"/>
-        <w:spacing w:before="120" w:after="120"/>
-        <w:jc w:val="center"/>
-        <w:rPr>
-          <w:rFonts w:ascii="Times New Roman" w:hAnsi="Times New Roman" w:cs="Times New Roman"/>
-          <w:b/>
-          <w:sz w:val="28"/>
-          <w:szCs w:val="28"/>
-          <w:lang w:val="bg-BG"/>
-        </w:rPr>
-      </w:pPr>
-      <w:r>
-        <w:rPr>
-          <w:rFonts w:cs="Times New Roman"/>
-          <w:b/>
-          <w:sz w:val="28"/>
-          <w:szCs w:val="28"/>
-          <w:lang w:val="bg-BG"/>
-        </w:rPr>
+        <w:rPr/>
+      </w:pPr>
+      <w:r>
+        <w:rPr/>
       </w:r>
     </w:p>
     <w:p>
       <w:pPr>
         <w:pStyle w:val="Heading3"/>
         <w:numPr>
-          <w:ilvl w:val="0"/>
-          <w:numId w:val="0"/>
+          <w:ilvl w:val="2"/>
+          <w:numId w:val="1"/>
         </w:numPr>
         <w:ind w:hanging="0" w:start="0"/>
         <w:rPr/>
       </w:pPr>
-      <w:bookmarkStart w:id="20" w:name="__RefHeading___Toc890_3859341482"/>
-      <w:bookmarkEnd w:id="20"/>
       <w:r>
         <w:rPr/>
         <w:t>2.2.6. Дизайн на базата данни</w:t>
@@ -9148,53 +9062,96 @@
           <w:szCs w:val="24"/>
           <w:lang w:val="bg-BG"/>
         </w:rPr>
-        <w:t xml:space="preserve"> е изградено върху релационна база данни с име </w:t>
-      </w:r>
-      <w:r>
-        <w:rPr>
-          <w:rFonts w:cs="Times New Roman"/>
-          <w:b/>
-          <w:bCs/>
-          <w:i/>
-          <w:iCs/>
-          <w:sz w:val="24"/>
-          <w:szCs w:val="24"/>
-          <w:u w:val="none"/>
-          <w:lang w:val="bg-BG"/>
-        </w:rPr>
-        <w:t>musicshop</w:t>
-      </w:r>
-      <w:r>
-        <w:rPr>
-          <w:rFonts w:cs="Times New Roman"/>
-          <w:sz w:val="24"/>
-          <w:szCs w:val="24"/>
-          <w:lang w:val="bg-BG"/>
-        </w:rPr>
-        <w:t xml:space="preserve">, която съхранява всички основни данни, необходими за работата на системата. Базата данни е проектирана така, че да обслужва както публичната клиентска част на магазина, така и административния панел. Тя трябва да осигурява надеждно съхранение на информация за потребители, продукти, любими артикули, поръчки и новини, като едновременно с това поддържа ясни връзки между отделните обекти и позволява изпълнение на коректни SQL заявки. Реалната структура на системата може да се види в SQL файла </w:t>
-      </w:r>
-      <w:r>
-        <w:rPr>
-          <w:rFonts w:cs="Times New Roman"/>
-          <w:b/>
-          <w:bCs/>
-          <w:i/>
-          <w:iCs/>
-          <w:sz w:val="24"/>
-          <w:szCs w:val="24"/>
-          <w:u w:val="none"/>
-          <w:lang w:val="bg-BG"/>
-        </w:rPr>
-        <w:t>musicshop.sql</w:t>
-      </w:r>
-      <w:r>
-        <w:rPr>
-          <w:rFonts w:cs="Times New Roman"/>
-          <w:sz w:val="24"/>
-          <w:szCs w:val="24"/>
-          <w:lang w:val="bg-BG"/>
-        </w:rPr>
-        <w:t>, който отразява актуалното състояние на базата данни на проекта.</w:t>
+        <w:t xml:space="preserve"> използва релационна база данни с име musicshop, която съхранява всички основни данни, необходими за работата на системата. Тя обслужва както публичната клиентска част, така и административния панел, поради което трябва да осигурява надеждно съхранение на информация за потребители, продукти, любими артикули, поръчки и новини. В текущото състояние на проекта именно базата данни обединява данните за акаунти, продуктов каталог, клиентски действия и съдържателния модул с новини.</w:t>
+      </w:r>
+    </w:p>
+    <w:p>
+      <w:pPr>
+        <w:pStyle w:val="Normal"/>
+        <w:spacing w:lineRule="auto" w:line="360" w:before="0" w:after="120"/>
+        <w:ind w:firstLine="709"/>
+        <w:jc w:val="both"/>
+        <w:rPr/>
+      </w:pPr>
+      <w:r>
+        <w:rPr>
+          <w:rFonts w:cs="Times New Roman"/>
+          <w:sz w:val="24"/>
+          <w:szCs w:val="24"/>
+          <w:lang w:val="bg-BG"/>
+        </w:rPr>
+        <w:t xml:space="preserve">Базата данни на </w:t>
+      </w:r>
+      <w:r>
+        <w:rPr>
+          <w:rFonts w:cs="Times New Roman"/>
+          <w:b/>
+          <w:bCs/>
+          <w:i/>
+          <w:iCs/>
+          <w:sz w:val="24"/>
+          <w:szCs w:val="24"/>
+          <w:u w:val="single"/>
+          <w:lang w:val="bg-BG"/>
+        </w:rPr>
+        <w:t>MusicShop</w:t>
+      </w:r>
+      <w:r>
+        <w:rPr>
+          <w:rFonts w:cs="Times New Roman"/>
+          <w:sz w:val="24"/>
+          <w:szCs w:val="24"/>
+          <w:lang w:val="bg-BG"/>
+        </w:rPr>
+        <w:t xml:space="preserve"> е изградена от шест основни таблици: </w:t>
+      </w:r>
+      <w:r>
+        <w:rPr>
+          <w:rFonts w:cs="Times New Roman"/>
+          <w:b/>
+          <w:bCs/>
+          <w:i/>
+          <w:iCs/>
+          <w:sz w:val="24"/>
+          <w:szCs w:val="24"/>
+          <w:lang w:val="bg-BG"/>
+        </w:rPr>
+        <w:t xml:space="preserve">users, products, favorites, orders, order_items </w:t>
+      </w:r>
+      <w:r>
+        <w:rPr>
+          <w:rFonts w:cs="Times New Roman"/>
+          <w:b w:val="false"/>
+          <w:bCs w:val="false"/>
+          <w:i w:val="false"/>
+          <w:iCs w:val="false"/>
+          <w:sz w:val="24"/>
+          <w:szCs w:val="24"/>
+          <w:lang w:val="bg-BG"/>
+        </w:rPr>
+        <w:t>и</w:t>
+      </w:r>
+      <w:r>
+        <w:rPr>
+          <w:rFonts w:cs="Times New Roman"/>
+          <w:b/>
+          <w:bCs/>
+          <w:i/>
+          <w:iCs/>
+          <w:sz w:val="24"/>
+          <w:szCs w:val="24"/>
+          <w:lang w:val="bg-BG"/>
+        </w:rPr>
+        <w:t xml:space="preserve"> news</w:t>
+      </w:r>
+      <w:r>
+        <w:rPr>
+          <w:rFonts w:cs="Times New Roman"/>
+          <w:sz w:val="24"/>
+          <w:szCs w:val="24"/>
+          <w:lang w:val="bg-BG"/>
+        </w:rPr>
+        <w:t>. Всяка от тях изпълнява конкретна роля, а заедно оформят ясен модел на работа на онлайн магазина. Релационният подход е подходящ тук, защото позволява ясно разграничаване между отделните типове данни, сигурно описване на връзките между тях и изпълнение на коректни SQL заявки при реалните сценарии на работа.</w:t>
       </w:r>
     </w:p>
     <w:p>
@@ -9217,7 +9174,7 @@
           <w:szCs w:val="24"/>
           <w:lang w:val="bg-BG"/>
         </w:rPr>
-        <w:t xml:space="preserve">Базата данни на </w:t>
+        <w:t xml:space="preserve">От практическа гледна точка базата данни не е само място за записване на стойности, а активна част от надеждността на приложението. Първичните ключове, външните ключове, уникалните ограничения и индексите подпомагат правилната работа на системата и ограничават риска от неконсистентни записи. Това е особено важно за проект като </w:t>
       </w:r>
       <w:r>
         <w:rPr>
@@ -9240,29 +9197,7 @@
           <w:szCs w:val="24"/>
           <w:lang w:val="bg-BG"/>
         </w:rPr>
-        <w:t xml:space="preserve"> е изградена от шест основни таблици: users, products, favorites, orders, order_items и news. Всяка от тях има отделна роля в общата логика на приложението и е проектирана така, че да поддържа конкретни функционалности. Релационният модел е избран, защото позволява ясна организация на структурирани данни и надеждно описване на връзките между потребители, продукти и поръчки. Това е особено важно за приложение от типа на онлайн магазин, в което една и съща информация се използва от различни модули и трябва да остане консистентна.</w:t>
-      </w:r>
-    </w:p>
-    <w:p>
-      <w:pPr>
-        <w:pStyle w:val="Normal"/>
-        <w:spacing w:lineRule="auto" w:line="360" w:before="0" w:after="120"/>
-        <w:ind w:firstLine="709"/>
-        <w:jc w:val="both"/>
-        <w:rPr>
-          <w:rFonts w:ascii="Times New Roman" w:hAnsi="Times New Roman" w:cs="Times New Roman"/>
-          <w:sz w:val="24"/>
-          <w:szCs w:val="24"/>
-          <w:lang w:val="bg-BG"/>
-        </w:rPr>
-      </w:pPr>
-      <w:r>
-        <w:rPr>
-          <w:rFonts w:cs="Times New Roman"/>
-          <w:sz w:val="24"/>
-          <w:szCs w:val="24"/>
-          <w:lang w:val="bg-BG"/>
-        </w:rPr>
+        <w:t>, в който една и съща информация се използва от повече от един модул.</w:t>
       </w:r>
     </w:p>
     <w:p>
@@ -9314,6 +9249,253 @@
     <w:p>
       <w:pPr>
         <w:pStyle w:val="Normal"/>
+        <w:spacing w:lineRule="auto" w:line="360" w:before="0" w:after="120"/>
+        <w:ind w:firstLine="709"/>
+        <w:jc w:val="both"/>
+        <w:rPr/>
+      </w:pPr>
+      <w:r>
+        <w:rPr>
+          <w:rFonts w:cs="Times New Roman"/>
+          <w:sz w:val="24"/>
+          <w:szCs w:val="24"/>
+          <w:lang w:val="bg-BG"/>
+        </w:rPr>
+        <w:t xml:space="preserve">Таблицата </w:t>
+      </w:r>
+      <w:r>
+        <w:rPr>
+          <w:rFonts w:cs="Times New Roman"/>
+          <w:b/>
+          <w:bCs/>
+          <w:i/>
+          <w:iCs/>
+          <w:sz w:val="24"/>
+          <w:szCs w:val="24"/>
+          <w:lang w:val="bg-BG"/>
+        </w:rPr>
+        <w:t>users</w:t>
+      </w:r>
+      <w:r>
+        <w:rPr>
+          <w:rFonts w:cs="Times New Roman"/>
+          <w:sz w:val="24"/>
+          <w:szCs w:val="24"/>
+          <w:lang w:val="bg-BG"/>
+        </w:rPr>
+        <w:t xml:space="preserve"> съхранява информация за всички регистрирани потребители на системата. Тя съдържа полетата </w:t>
+      </w:r>
+      <w:r>
+        <w:rPr>
+          <w:rFonts w:cs="Times New Roman"/>
+          <w:i/>
+          <w:iCs/>
+          <w:sz w:val="24"/>
+          <w:szCs w:val="24"/>
+          <w:lang w:val="bg-BG"/>
+        </w:rPr>
+        <w:t>id, username, email, password_hash, role, is_admin и created_at</w:t>
+      </w:r>
+      <w:r>
+        <w:rPr>
+          <w:rFonts w:cs="Times New Roman"/>
+          <w:sz w:val="24"/>
+          <w:szCs w:val="24"/>
+          <w:lang w:val="bg-BG"/>
+        </w:rPr>
+        <w:t xml:space="preserve">. Полето </w:t>
+      </w:r>
+      <w:r>
+        <w:rPr>
+          <w:rFonts w:cs="Times New Roman"/>
+          <w:i/>
+          <w:iCs/>
+          <w:sz w:val="24"/>
+          <w:szCs w:val="24"/>
+          <w:lang w:val="bg-BG"/>
+        </w:rPr>
+        <w:t>id</w:t>
+      </w:r>
+      <w:r>
+        <w:rPr>
+          <w:rFonts w:cs="Times New Roman"/>
+          <w:sz w:val="24"/>
+          <w:szCs w:val="24"/>
+          <w:lang w:val="bg-BG"/>
+        </w:rPr>
+        <w:t xml:space="preserve"> е първичен ключ с </w:t>
+      </w:r>
+      <w:r>
+        <w:rPr>
+          <w:rFonts w:cs="Times New Roman"/>
+          <w:i/>
+          <w:iCs/>
+          <w:sz w:val="24"/>
+          <w:szCs w:val="24"/>
+          <w:lang w:val="bg-BG"/>
+        </w:rPr>
+        <w:t>auto increment</w:t>
+      </w:r>
+      <w:r>
+        <w:rPr>
+          <w:rFonts w:cs="Times New Roman"/>
+          <w:sz w:val="24"/>
+          <w:szCs w:val="24"/>
+          <w:lang w:val="bg-BG"/>
+        </w:rPr>
+        <w:t xml:space="preserve">, а върху </w:t>
+      </w:r>
+      <w:r>
+        <w:rPr>
+          <w:rFonts w:cs="Times New Roman"/>
+          <w:i/>
+          <w:iCs/>
+          <w:sz w:val="24"/>
+          <w:szCs w:val="24"/>
+          <w:lang w:val="bg-BG"/>
+        </w:rPr>
+        <w:t>username и email</w:t>
+      </w:r>
+      <w:r>
+        <w:rPr>
+          <w:rFonts w:cs="Times New Roman"/>
+          <w:sz w:val="24"/>
+          <w:szCs w:val="24"/>
+          <w:lang w:val="bg-BG"/>
+        </w:rPr>
+        <w:t xml:space="preserve"> са поставени уникални ограничения. Това гарантира, че системата не допуска дублиране на акаунти и че всеки потребител може да бъде еднозначно идентифициран.</w:t>
+      </w:r>
+    </w:p>
+    <w:p>
+      <w:pPr>
+        <w:pStyle w:val="Normal"/>
+        <w:spacing w:lineRule="auto" w:line="360" w:before="0" w:after="120"/>
+        <w:ind w:firstLine="709"/>
+        <w:jc w:val="both"/>
+        <w:rPr>
+          <w:rFonts w:ascii="Times New Roman" w:hAnsi="Times New Roman" w:cs="Times New Roman"/>
+          <w:sz w:val="24"/>
+          <w:szCs w:val="24"/>
+          <w:lang w:val="bg-BG"/>
+        </w:rPr>
+      </w:pPr>
+      <w:r>
+        <w:rPr>
+          <w:rFonts w:cs="Times New Roman"/>
+          <w:sz w:val="24"/>
+          <w:szCs w:val="24"/>
+          <w:lang w:val="bg-BG"/>
+        </w:rPr>
+        <w:t xml:space="preserve">Полето </w:t>
+      </w:r>
+      <w:r>
+        <w:rPr>
+          <w:rFonts w:cs="Times New Roman"/>
+          <w:i/>
+          <w:iCs/>
+          <w:sz w:val="24"/>
+          <w:szCs w:val="24"/>
+          <w:lang w:val="bg-BG"/>
+        </w:rPr>
+        <w:t xml:space="preserve">password_hash </w:t>
+      </w:r>
+      <w:r>
+        <w:rPr>
+          <w:rFonts w:cs="Times New Roman"/>
+          <w:sz w:val="24"/>
+          <w:szCs w:val="24"/>
+          <w:lang w:val="bg-BG"/>
+        </w:rPr>
+        <w:t xml:space="preserve">пази хеширана стойност на паролата, което е правилен подход при работа с чувствителни данни. Полетата </w:t>
+      </w:r>
+      <w:r>
+        <w:rPr>
+          <w:rFonts w:cs="Times New Roman"/>
+          <w:i/>
+          <w:iCs/>
+          <w:sz w:val="24"/>
+          <w:szCs w:val="24"/>
+          <w:lang w:val="bg-BG"/>
+        </w:rPr>
+        <w:t>role</w:t>
+      </w:r>
+      <w:r>
+        <w:rPr>
+          <w:rFonts w:cs="Times New Roman"/>
+          <w:sz w:val="24"/>
+          <w:szCs w:val="24"/>
+          <w:lang w:val="bg-BG"/>
+        </w:rPr>
+        <w:t xml:space="preserve"> и </w:t>
+      </w:r>
+      <w:r>
+        <w:rPr>
+          <w:rFonts w:cs="Times New Roman"/>
+          <w:i/>
+          <w:iCs/>
+          <w:sz w:val="24"/>
+          <w:szCs w:val="24"/>
+          <w:lang w:val="bg-BG"/>
+        </w:rPr>
+        <w:t>is_admin</w:t>
+      </w:r>
+      <w:r>
+        <w:rPr>
+          <w:rFonts w:cs="Times New Roman"/>
+          <w:sz w:val="24"/>
+          <w:szCs w:val="24"/>
+          <w:lang w:val="bg-BG"/>
+        </w:rPr>
+        <w:t xml:space="preserve"> позволяват разграничение между обикновени потребители и администратори, което е необходимо за достъпа до административната част. Таблицата </w:t>
+      </w:r>
+      <w:r>
+        <w:rPr>
+          <w:rFonts w:cs="Times New Roman"/>
+          <w:b/>
+          <w:bCs/>
+          <w:i/>
+          <w:iCs/>
+          <w:sz w:val="24"/>
+          <w:szCs w:val="24"/>
+          <w:lang w:val="bg-BG"/>
+        </w:rPr>
+        <w:t>users</w:t>
+      </w:r>
+      <w:r>
+        <w:rPr>
+          <w:rFonts w:cs="Times New Roman"/>
+          <w:sz w:val="24"/>
+          <w:szCs w:val="24"/>
+          <w:lang w:val="bg-BG"/>
+        </w:rPr>
+        <w:t xml:space="preserve"> е основа на модула за регистрация, вход, поддържане на сесии, любими артикули и връзката с поръчките.</w:t>
+      </w:r>
+    </w:p>
+    <w:p>
+      <w:pPr>
+        <w:pStyle w:val="Normal"/>
+        <w:spacing w:lineRule="auto" w:line="360" w:before="0" w:after="120"/>
+        <w:ind w:firstLine="709"/>
+        <w:jc w:val="both"/>
+        <w:rPr>
+          <w:rFonts w:ascii="Times New Roman" w:hAnsi="Times New Roman" w:cs="Times New Roman"/>
+          <w:sz w:val="24"/>
+          <w:szCs w:val="24"/>
+          <w:lang w:val="bg-BG"/>
+        </w:rPr>
+      </w:pPr>
+      <w:r>
+        <w:rPr>
+          <w:rFonts w:cs="Times New Roman"/>
+          <w:sz w:val="24"/>
+          <w:szCs w:val="24"/>
+          <w:lang w:val="bg-BG"/>
+        </w:rPr>
+      </w:r>
+    </w:p>
+    <w:p>
+      <w:pPr>
+        <w:pStyle w:val="Normal"/>
         <w:spacing w:before="100" w:after="60"/>
         <w:jc w:val="start"/>
         <w:rPr>
@@ -9332,6 +9514,7 @@
           <w:szCs w:val="24"/>
           <w:lang w:val="bg-BG"/>
         </w:rPr>
+        <w:t>2. Таблица "products"</w:t>
       </w:r>
     </w:p>
     <w:p>
@@ -9362,96 +9545,94 @@
           <w:szCs w:val="24"/>
           <w:lang w:val="bg-BG"/>
         </w:rPr>
-        <w:t>users</w:t>
-      </w:r>
-      <w:r>
-        <w:rPr>
-          <w:rFonts w:cs="Times New Roman"/>
-          <w:sz w:val="24"/>
-          <w:szCs w:val="24"/>
-          <w:lang w:val="bg-BG"/>
-        </w:rPr>
-        <w:t xml:space="preserve"> съхранява информация за всички регистрирани потребители на системата. Тя е основата на модула за регистрация, вход и контрол на достъпа. В нея се пазят идентификаторът на потребителя, неговото потребителско име, имейл адрес, хеширана парола, роля, допълнително поле </w:t>
-      </w:r>
-      <w:r>
-        <w:rPr>
-          <w:rFonts w:cs="Times New Roman"/>
-          <w:i/>
-          <w:iCs/>
-          <w:sz w:val="24"/>
-          <w:szCs w:val="24"/>
-          <w:lang w:val="bg-BG"/>
-        </w:rPr>
-        <w:t>is_admin</w:t>
-      </w:r>
-      <w:r>
-        <w:rPr>
-          <w:rFonts w:cs="Times New Roman"/>
-          <w:sz w:val="24"/>
-          <w:szCs w:val="24"/>
-          <w:lang w:val="bg-BG"/>
-        </w:rPr>
-        <w:t xml:space="preserve"> и дата на създаване. Наличието на уникални ограничения върху полетата </w:t>
-      </w:r>
-      <w:r>
-        <w:rPr>
-          <w:rFonts w:cs="Times New Roman"/>
-          <w:i/>
-          <w:iCs/>
-          <w:sz w:val="24"/>
-          <w:szCs w:val="24"/>
-          <w:lang w:val="bg-BG"/>
-        </w:rPr>
-        <w:t>username</w:t>
-      </w:r>
-      <w:r>
-        <w:rPr>
-          <w:rFonts w:cs="Times New Roman"/>
-          <w:sz w:val="24"/>
-          <w:szCs w:val="24"/>
-          <w:lang w:val="bg-BG"/>
-        </w:rPr>
-        <w:t xml:space="preserve"> и </w:t>
-      </w:r>
-      <w:r>
-        <w:rPr>
-          <w:rFonts w:cs="Times New Roman"/>
-          <w:i/>
-          <w:iCs/>
-          <w:sz w:val="24"/>
-          <w:szCs w:val="24"/>
-          <w:lang w:val="bg-BG"/>
-        </w:rPr>
-        <w:t>email</w:t>
-      </w:r>
-      <w:r>
-        <w:rPr>
-          <w:rFonts w:cs="Times New Roman"/>
-          <w:sz w:val="24"/>
-          <w:szCs w:val="24"/>
-          <w:lang w:val="bg-BG"/>
-        </w:rPr>
-        <w:t xml:space="preserve"> гарантира, че системата няма да допуска дублиране на акаунти. Полето </w:t>
-      </w:r>
-      <w:r>
-        <w:rPr>
-          <w:rFonts w:cs="Times New Roman"/>
-          <w:i/>
-          <w:iCs/>
-          <w:sz w:val="24"/>
-          <w:szCs w:val="24"/>
-          <w:lang w:val="bg-BG"/>
-        </w:rPr>
-        <w:t>role</w:t>
-      </w:r>
-      <w:r>
-        <w:rPr>
-          <w:rFonts w:cs="Times New Roman"/>
-          <w:sz w:val="24"/>
-          <w:szCs w:val="24"/>
-          <w:lang w:val="bg-BG"/>
-        </w:rPr>
-        <w:t xml:space="preserve"> се използва за разграничаване между обикновен потребител и администратор, което е важно за достъпа до административната част на приложението.</w:t>
+        <w:t>products</w:t>
+      </w:r>
+      <w:r>
+        <w:rPr>
+          <w:rFonts w:cs="Times New Roman"/>
+          <w:sz w:val="24"/>
+          <w:szCs w:val="24"/>
+          <w:lang w:val="bg-BG"/>
+        </w:rPr>
+        <w:t xml:space="preserve"> е централната таблица в базата данни, защото в нея се съхранява целият продуктов каталог на магазина. В текущото си състояние тя съдържа колоните i</w:t>
+      </w:r>
+      <w:r>
+        <w:rPr>
+          <w:rFonts w:cs="Times New Roman"/>
+          <w:i/>
+          <w:iCs/>
+          <w:sz w:val="24"/>
+          <w:szCs w:val="24"/>
+          <w:lang w:val="bg-BG"/>
+        </w:rPr>
+        <w:t>d, name, artist, category, genre, price, stock, description, image_url, format, music_genre, size, color, merch_type, instrument_subtype, accessory_type, created_at и updated_at</w:t>
+      </w:r>
+      <w:r>
+        <w:rPr>
+          <w:rFonts w:cs="Times New Roman"/>
+          <w:sz w:val="24"/>
+          <w:szCs w:val="24"/>
+          <w:lang w:val="bg-BG"/>
+        </w:rPr>
+        <w:t>. Тази структура показва, че системата използва единен продуктов модел за различни типове артикули.</w:t>
+      </w:r>
+    </w:p>
+    <w:p>
+      <w:pPr>
+        <w:pStyle w:val="Normal"/>
+        <w:spacing w:lineRule="auto" w:line="360" w:before="0" w:after="120"/>
+        <w:ind w:firstLine="709"/>
+        <w:jc w:val="both"/>
+        <w:rPr/>
+      </w:pPr>
+      <w:r>
+        <w:rPr>
+          <w:rFonts w:cs="Times New Roman"/>
+          <w:sz w:val="24"/>
+          <w:szCs w:val="24"/>
+          <w:lang w:val="bg-BG"/>
+        </w:rPr>
+        <w:t xml:space="preserve">Основните полета като </w:t>
+      </w:r>
+      <w:r>
+        <w:rPr>
+          <w:rFonts w:cs="Times New Roman"/>
+          <w:i/>
+          <w:iCs/>
+          <w:sz w:val="24"/>
+          <w:szCs w:val="24"/>
+          <w:lang w:val="bg-BG"/>
+        </w:rPr>
+        <w:t>name, category, price, stock, description и image_url</w:t>
+      </w:r>
+      <w:r>
+        <w:rPr>
+          <w:rFonts w:cs="Times New Roman"/>
+          <w:sz w:val="24"/>
+          <w:szCs w:val="24"/>
+          <w:lang w:val="bg-BG"/>
+        </w:rPr>
+        <w:t xml:space="preserve"> описват всеки артикул по начин, подходящ за визуализация в клиентската част и за управление в администрацията. Допълнителните колони </w:t>
+      </w:r>
+      <w:r>
+        <w:rPr>
+          <w:rFonts w:cs="Times New Roman"/>
+          <w:i/>
+          <w:iCs/>
+          <w:sz w:val="24"/>
+          <w:szCs w:val="24"/>
+          <w:lang w:val="bg-BG"/>
+        </w:rPr>
+        <w:t>format, music_genre, size, color, merch_type, instrument_subtype и accessory_type</w:t>
+      </w:r>
+      <w:r>
+        <w:rPr>
+          <w:rFonts w:cs="Times New Roman"/>
+          <w:sz w:val="24"/>
+          <w:szCs w:val="24"/>
+          <w:lang w:val="bg-BG"/>
+        </w:rPr>
+        <w:t xml:space="preserve"> позволяват една и съща таблица да описва музикални издания, инструменти, мърч и аксесоари без нужда от отделни продуктови таблици. Това прави модела по-прост и улеснява общия каталог.</w:t>
       </w:r>
     </w:p>
     <w:p>
@@ -9474,29 +9655,69 @@
           <w:szCs w:val="24"/>
           <w:lang w:val="bg-BG"/>
         </w:rPr>
-        <w:t>Структурата на тази таблица е сравнително компактна, но е от критично значение за цялата система. Чрез нея се реализират автентикацията, сесиите, връзката с любимите артикули и връзката с поръчките. В актуалния SQL файл се вижда, че в системата присъстват както администраторски, така и стандартни потребителски акаунти. Това показва, че таблицата не е само теоретично проектирана, а се използва активно в работеща среда с реални записи.</w:t>
-      </w:r>
-    </w:p>
-    <w:p>
-      <w:pPr>
-        <w:pStyle w:val="Normal"/>
-        <w:spacing w:lineRule="auto" w:line="360" w:before="0" w:after="120"/>
-        <w:ind w:firstLine="709"/>
-        <w:jc w:val="both"/>
-        <w:rPr>
-          <w:rFonts w:ascii="Times New Roman" w:hAnsi="Times New Roman" w:cs="Times New Roman"/>
-          <w:sz w:val="24"/>
-          <w:szCs w:val="24"/>
-          <w:lang w:val="bg-BG"/>
-        </w:rPr>
-      </w:pPr>
-      <w:r>
-        <w:rPr>
-          <w:rFonts w:cs="Times New Roman"/>
-          <w:sz w:val="24"/>
-          <w:szCs w:val="24"/>
-          <w:lang w:val="bg-BG"/>
-        </w:rPr>
+        <w:t xml:space="preserve">В таблицата </w:t>
+      </w:r>
+      <w:r>
+        <w:rPr>
+          <w:rFonts w:cs="Times New Roman"/>
+          <w:b/>
+          <w:bCs/>
+          <w:i/>
+          <w:iCs/>
+          <w:sz w:val="24"/>
+          <w:szCs w:val="24"/>
+          <w:lang w:val="bg-BG"/>
+        </w:rPr>
+        <w:t>products</w:t>
+      </w:r>
+      <w:r>
+        <w:rPr>
+          <w:rFonts w:cs="Times New Roman"/>
+          <w:sz w:val="24"/>
+          <w:szCs w:val="24"/>
+          <w:lang w:val="bg-BG"/>
+        </w:rPr>
+        <w:t xml:space="preserve"> има индекси върху </w:t>
+      </w:r>
+      <w:r>
+        <w:rPr>
+          <w:rFonts w:cs="Times New Roman"/>
+          <w:i/>
+          <w:iCs/>
+          <w:sz w:val="24"/>
+          <w:szCs w:val="24"/>
+          <w:lang w:val="bg-BG"/>
+        </w:rPr>
+        <w:t>category, genre и music_genre, както и full-text</w:t>
+      </w:r>
+      <w:r>
+        <w:rPr>
+          <w:rFonts w:cs="Times New Roman"/>
+          <w:sz w:val="24"/>
+          <w:szCs w:val="24"/>
+          <w:lang w:val="bg-BG"/>
+        </w:rPr>
+        <w:t xml:space="preserve"> индекс върху </w:t>
+      </w:r>
+      <w:r>
+        <w:rPr>
+          <w:rFonts w:cs="Times New Roman"/>
+          <w:i/>
+          <w:iCs/>
+          <w:sz w:val="24"/>
+          <w:szCs w:val="24"/>
+          <w:lang w:val="bg-BG"/>
+        </w:rPr>
+        <w:t>name, artist и description</w:t>
+      </w:r>
+      <w:r>
+        <w:rPr>
+          <w:rFonts w:cs="Times New Roman"/>
+          <w:sz w:val="24"/>
+          <w:szCs w:val="24"/>
+          <w:lang w:val="bg-BG"/>
+        </w:rPr>
+        <w:t>. Те подпомагат филтрирането и текстовото търсене в каталога. В текущата база данни са налични различни категории продукти, което показва, че този модел работи не само на теория, а и в реална употреба с по-широк каталог.</w:t>
       </w:r>
     </w:p>
     <w:p>
@@ -9542,7 +9763,236 @@
           <w:szCs w:val="24"/>
           <w:lang w:val="bg-BG"/>
         </w:rPr>
-        <w:t>2. Таблица "products"</w:t>
+        <w:t>3. Таблица "favorites"</w:t>
+      </w:r>
+    </w:p>
+    <w:p>
+      <w:pPr>
+        <w:pStyle w:val="Normal"/>
+        <w:spacing w:lineRule="auto" w:line="360" w:before="0" w:after="120"/>
+        <w:ind w:firstLine="709"/>
+        <w:jc w:val="both"/>
+        <w:rPr/>
+      </w:pPr>
+      <w:r>
+        <w:rPr>
+          <w:rFonts w:cs="Times New Roman"/>
+          <w:sz w:val="24"/>
+          <w:szCs w:val="24"/>
+          <w:lang w:val="bg-BG"/>
+        </w:rPr>
+        <w:t xml:space="preserve">Таблицата </w:t>
+      </w:r>
+      <w:r>
+        <w:rPr>
+          <w:rFonts w:cs="Times New Roman"/>
+          <w:b/>
+          <w:bCs/>
+          <w:i/>
+          <w:iCs/>
+          <w:sz w:val="24"/>
+          <w:szCs w:val="24"/>
+          <w:lang w:val="bg-BG"/>
+        </w:rPr>
+        <w:t>favorites</w:t>
+      </w:r>
+      <w:r>
+        <w:rPr>
+          <w:rFonts w:cs="Times New Roman"/>
+          <w:sz w:val="24"/>
+          <w:szCs w:val="24"/>
+          <w:lang w:val="bg-BG"/>
+        </w:rPr>
+        <w:t xml:space="preserve"> реализира връзката между потребителите и предпочитаните от тях продукти. Тя съдържа колоните </w:t>
+      </w:r>
+      <w:r>
+        <w:rPr>
+          <w:rFonts w:cs="Times New Roman"/>
+          <w:i/>
+          <w:iCs/>
+          <w:sz w:val="24"/>
+          <w:szCs w:val="24"/>
+          <w:lang w:val="bg-BG"/>
+        </w:rPr>
+        <w:t>id, user_id, product_id и created_at</w:t>
+      </w:r>
+      <w:r>
+        <w:rPr>
+          <w:rFonts w:cs="Times New Roman"/>
+          <w:sz w:val="24"/>
+          <w:szCs w:val="24"/>
+          <w:lang w:val="bg-BG"/>
+        </w:rPr>
+        <w:t>. Всеки запис показва, че конкретен потребител е добавил конкретен продукт в любими. По този начин модулът за любими артикули в клиентската част има директна и ясна поддръжка на ниво база данни.</w:t>
+      </w:r>
+    </w:p>
+    <w:p>
+      <w:pPr>
+        <w:pStyle w:val="Normal"/>
+        <w:spacing w:lineRule="auto" w:line="360" w:before="0" w:after="120"/>
+        <w:ind w:firstLine="709"/>
+        <w:jc w:val="both"/>
+        <w:rPr>
+          <w:rFonts w:ascii="Times New Roman" w:hAnsi="Times New Roman" w:cs="Times New Roman"/>
+          <w:sz w:val="24"/>
+          <w:szCs w:val="24"/>
+          <w:lang w:val="bg-BG"/>
+        </w:rPr>
+      </w:pPr>
+      <w:r>
+        <w:rPr>
+          <w:rFonts w:cs="Times New Roman"/>
+          <w:sz w:val="24"/>
+          <w:szCs w:val="24"/>
+          <w:lang w:val="bg-BG"/>
+        </w:rPr>
+        <w:t xml:space="preserve">От релационна гледна точка favorites е междинна таблица между users и products и реализира зависимост много към много. Външните ключове към </w:t>
+      </w:r>
+      <w:r>
+        <w:rPr>
+          <w:rFonts w:cs="Times New Roman"/>
+          <w:b/>
+          <w:bCs/>
+          <w:i/>
+          <w:iCs/>
+          <w:sz w:val="24"/>
+          <w:szCs w:val="24"/>
+          <w:lang w:val="bg-BG"/>
+        </w:rPr>
+        <w:t>users</w:t>
+      </w:r>
+      <w:r>
+        <w:rPr>
+          <w:rFonts w:cs="Times New Roman"/>
+          <w:sz w:val="24"/>
+          <w:szCs w:val="24"/>
+          <w:lang w:val="bg-BG"/>
+        </w:rPr>
+        <w:t xml:space="preserve"> и </w:t>
+      </w:r>
+      <w:r>
+        <w:rPr>
+          <w:rFonts w:cs="Times New Roman"/>
+          <w:b/>
+          <w:bCs/>
+          <w:i/>
+          <w:iCs/>
+          <w:sz w:val="24"/>
+          <w:szCs w:val="24"/>
+          <w:lang w:val="bg-BG"/>
+        </w:rPr>
+        <w:t>products</w:t>
+      </w:r>
+      <w:r>
+        <w:rPr>
+          <w:rFonts w:cs="Times New Roman"/>
+          <w:sz w:val="24"/>
+          <w:szCs w:val="24"/>
+          <w:lang w:val="bg-BG"/>
+        </w:rPr>
+        <w:t xml:space="preserve"> са с </w:t>
+      </w:r>
+      <w:r>
+        <w:rPr>
+          <w:rFonts w:cs="Times New Roman"/>
+          <w:b/>
+          <w:bCs/>
+          <w:sz w:val="24"/>
+          <w:szCs w:val="24"/>
+          <w:lang w:val="bg-BG"/>
+        </w:rPr>
+        <w:t>ON DELETE CASCADE</w:t>
+      </w:r>
+      <w:r>
+        <w:rPr>
+          <w:rFonts w:cs="Times New Roman"/>
+          <w:sz w:val="24"/>
+          <w:szCs w:val="24"/>
+          <w:lang w:val="bg-BG"/>
+        </w:rPr>
+        <w:t>, което означава, че при изтриване на потребител или продукт съответните записи в</w:t>
+      </w:r>
+      <w:r>
+        <w:rPr>
+          <w:rFonts w:cs="Times New Roman"/>
+          <w:sz w:val="24"/>
+          <w:szCs w:val="24"/>
+          <w:lang w:val="bg-BG"/>
+        </w:rPr>
+        <w:t>ъв</w:t>
+      </w:r>
+      <w:r>
+        <w:rPr>
+          <w:rFonts w:cs="Times New Roman"/>
+          <w:sz w:val="24"/>
+          <w:szCs w:val="24"/>
+          <w:lang w:val="bg-BG"/>
+        </w:rPr>
+        <w:t xml:space="preserve"> </w:t>
+      </w:r>
+      <w:r>
+        <w:rPr>
+          <w:rFonts w:cs="Times New Roman"/>
+          <w:b/>
+          <w:bCs/>
+          <w:i/>
+          <w:iCs/>
+          <w:sz w:val="24"/>
+          <w:szCs w:val="24"/>
+          <w:lang w:val="bg-BG"/>
+        </w:rPr>
+        <w:t>favorites</w:t>
+      </w:r>
+      <w:r>
+        <w:rPr>
+          <w:rFonts w:cs="Times New Roman"/>
+          <w:sz w:val="24"/>
+          <w:szCs w:val="24"/>
+          <w:lang w:val="bg-BG"/>
+        </w:rPr>
+        <w:t xml:space="preserve"> се премахват автоматично. Върху комбинацията от </w:t>
+      </w:r>
+      <w:r>
+        <w:rPr>
+          <w:rFonts w:cs="Times New Roman"/>
+          <w:i/>
+          <w:iCs/>
+          <w:sz w:val="24"/>
+          <w:szCs w:val="24"/>
+          <w:lang w:val="bg-BG"/>
+        </w:rPr>
+        <w:t>user_id и product_id</w:t>
+      </w:r>
+      <w:r>
+        <w:rPr>
+          <w:rFonts w:cs="Times New Roman"/>
+          <w:sz w:val="24"/>
+          <w:szCs w:val="24"/>
+          <w:lang w:val="bg-BG"/>
+        </w:rPr>
+        <w:t xml:space="preserve"> е поставено уникално ограничение, което не допуска един и същ продукт да бъде добавен многократно в любими от един и същ потребител.</w:t>
+      </w:r>
+    </w:p>
+    <w:p>
+      <w:pPr>
+        <w:pStyle w:val="Normal"/>
+        <w:spacing w:lineRule="auto" w:line="360" w:before="0" w:after="120"/>
+        <w:ind w:firstLine="709"/>
+        <w:jc w:val="both"/>
+        <w:rPr>
+          <w:rFonts w:ascii="Times New Roman" w:hAnsi="Times New Roman" w:cs="Times New Roman"/>
+          <w:sz w:val="24"/>
+          <w:szCs w:val="24"/>
+          <w:lang w:val="bg-BG"/>
+        </w:rPr>
+      </w:pPr>
+      <w:r>
+        <w:rPr>
+          <w:rFonts w:cs="Times New Roman"/>
+          <w:sz w:val="24"/>
+          <w:szCs w:val="24"/>
+          <w:lang w:val="bg-BG"/>
+        </w:rPr>
       </w:r>
     </w:p>
     <w:p>
@@ -9550,22 +10000,202 @@
         <w:pStyle w:val="Normal"/>
         <w:spacing w:before="100" w:after="60"/>
         <w:jc w:val="start"/>
+        <w:rPr/>
+      </w:pPr>
+      <w:r>
+        <w:rPr>
+          <w:rFonts w:cs="Times New Roman"/>
+          <w:b/>
+          <w:sz w:val="24"/>
+          <w:szCs w:val="24"/>
+          <w:lang w:val="bg-BG"/>
+        </w:rPr>
+        <w:t>4. Таблица "orders"</w:t>
+      </w:r>
+    </w:p>
+    <w:p>
+      <w:pPr>
+        <w:pStyle w:val="Normal"/>
+        <w:spacing w:lineRule="auto" w:line="360" w:before="0" w:after="120"/>
+        <w:ind w:firstLine="709"/>
+        <w:jc w:val="both"/>
+        <w:rPr/>
+      </w:pPr>
+      <w:r>
+        <w:rPr>
+          <w:rFonts w:cs="Times New Roman"/>
+          <w:sz w:val="24"/>
+          <w:szCs w:val="24"/>
+          <w:lang w:val="bg-BG"/>
+        </w:rPr>
+        <w:t xml:space="preserve">Таблицата </w:t>
+      </w:r>
+      <w:r>
+        <w:rPr>
+          <w:rFonts w:cs="Times New Roman"/>
+          <w:b/>
+          <w:bCs/>
+          <w:i/>
+          <w:iCs/>
+          <w:sz w:val="24"/>
+          <w:szCs w:val="24"/>
+          <w:lang w:val="bg-BG"/>
+        </w:rPr>
+        <w:t>orders</w:t>
+      </w:r>
+      <w:r>
+        <w:rPr>
+          <w:rFonts w:cs="Times New Roman"/>
+          <w:sz w:val="24"/>
+          <w:szCs w:val="24"/>
+          <w:lang w:val="bg-BG"/>
+        </w:rPr>
+        <w:t xml:space="preserve"> съхранява основната информация за направените поръчки. Тя включва </w:t>
+      </w:r>
+      <w:r>
+        <w:rPr>
+          <w:rFonts w:cs="Times New Roman"/>
+          <w:i/>
+          <w:iCs/>
+          <w:sz w:val="24"/>
+          <w:szCs w:val="24"/>
+          <w:lang w:val="bg-BG"/>
+        </w:rPr>
+        <w:t>id, user_id, total_price, customer_name, customer_email, customer_phone, shipping_address, shipping_city, shipping_postcode, shipping_country, customer_note и created_at</w:t>
+      </w:r>
+      <w:r>
+        <w:rPr>
+          <w:rFonts w:cs="Times New Roman"/>
+          <w:sz w:val="24"/>
+          <w:szCs w:val="24"/>
+          <w:lang w:val="bg-BG"/>
+        </w:rPr>
+        <w:t>. Тази структура е достатъчно подробна, за да опише реална поръчка в онлайн магазин и да запази както връзката с потребителя, така и конкретните данни за доставка.</w:t>
+      </w:r>
+    </w:p>
+    <w:p>
+      <w:pPr>
+        <w:pStyle w:val="Normal"/>
+        <w:spacing w:lineRule="auto" w:line="360" w:before="0" w:after="120"/>
+        <w:ind w:firstLine="709"/>
+        <w:jc w:val="both"/>
         <w:rPr>
           <w:rFonts w:ascii="Times New Roman" w:hAnsi="Times New Roman" w:cs="Times New Roman"/>
-          <w:b/>
-          <w:sz w:val="24"/>
-          <w:szCs w:val="24"/>
-          <w:lang w:val="bg-BG"/>
-        </w:rPr>
-      </w:pPr>
-      <w:r>
-        <w:rPr>
-          <w:rFonts w:cs="Times New Roman"/>
-          <w:b/>
-          <w:sz w:val="24"/>
-          <w:szCs w:val="24"/>
-          <w:lang w:val="bg-BG"/>
-        </w:rPr>
+          <w:sz w:val="24"/>
+          <w:szCs w:val="24"/>
+          <w:lang w:val="bg-BG"/>
+        </w:rPr>
+      </w:pPr>
+      <w:r>
+        <w:rPr>
+          <w:rFonts w:cs="Times New Roman"/>
+          <w:sz w:val="24"/>
+          <w:szCs w:val="24"/>
+          <w:lang w:val="bg-BG"/>
+        </w:rPr>
+        <w:t xml:space="preserve">Полето user_id е nullable и е свързано с users чрез външен ключ с </w:t>
+      </w:r>
+      <w:r>
+        <w:rPr>
+          <w:rFonts w:cs="Times New Roman"/>
+          <w:b/>
+          <w:bCs/>
+          <w:sz w:val="24"/>
+          <w:szCs w:val="24"/>
+          <w:lang w:val="bg-BG"/>
+        </w:rPr>
+        <w:t>ON DELETE SET NULL</w:t>
+      </w:r>
+      <w:r>
+        <w:rPr>
+          <w:rFonts w:cs="Times New Roman"/>
+          <w:sz w:val="24"/>
+          <w:szCs w:val="24"/>
+          <w:lang w:val="bg-BG"/>
+        </w:rPr>
+        <w:t xml:space="preserve">. Това е разумно решение, защото позволява историята на поръчките да остане налична, дори ако даден потребителски профил бъде изтрит. Индексите върху </w:t>
+      </w:r>
+      <w:r>
+        <w:rPr>
+          <w:rFonts w:cs="Times New Roman"/>
+          <w:i/>
+          <w:iCs/>
+          <w:sz w:val="24"/>
+          <w:szCs w:val="24"/>
+          <w:lang w:val="bg-BG"/>
+        </w:rPr>
+        <w:t>user_id и created_at</w:t>
+      </w:r>
+      <w:r>
+        <w:rPr>
+          <w:rFonts w:cs="Times New Roman"/>
+          <w:sz w:val="24"/>
+          <w:szCs w:val="24"/>
+          <w:lang w:val="bg-BG"/>
+        </w:rPr>
+        <w:t xml:space="preserve"> подпомагат извличането на поръчки по потребител и по дата. Таблицата </w:t>
+      </w:r>
+      <w:r>
+        <w:rPr>
+          <w:rFonts w:cs="Times New Roman"/>
+          <w:b/>
+          <w:bCs/>
+          <w:i/>
+          <w:iCs/>
+          <w:sz w:val="24"/>
+          <w:szCs w:val="24"/>
+          <w:lang w:val="bg-BG"/>
+        </w:rPr>
+        <w:t>orders</w:t>
+      </w:r>
+      <w:r>
+        <w:rPr>
+          <w:rFonts w:cs="Times New Roman"/>
+          <w:sz w:val="24"/>
+          <w:szCs w:val="24"/>
+          <w:lang w:val="bg-BG"/>
+        </w:rPr>
+        <w:t xml:space="preserve"> пази общата рамка на поръчката, но не съдържа самите продуктови редове.</w:t>
+      </w:r>
+    </w:p>
+    <w:p>
+      <w:pPr>
+        <w:pStyle w:val="Normal"/>
+        <w:spacing w:lineRule="auto" w:line="360" w:before="0" w:after="120"/>
+        <w:ind w:firstLine="709"/>
+        <w:jc w:val="both"/>
+        <w:rPr>
+          <w:rFonts w:ascii="Times New Roman" w:hAnsi="Times New Roman" w:cs="Times New Roman"/>
+          <w:sz w:val="24"/>
+          <w:szCs w:val="24"/>
+          <w:lang w:val="bg-BG"/>
+        </w:rPr>
+      </w:pPr>
+      <w:r>
+        <w:rPr>
+          <w:rFonts w:cs="Times New Roman"/>
+          <w:sz w:val="24"/>
+          <w:szCs w:val="24"/>
+          <w:lang w:val="bg-BG"/>
+        </w:rPr>
+      </w:r>
+    </w:p>
+    <w:p>
+      <w:pPr>
+        <w:pStyle w:val="Normal"/>
+        <w:spacing w:before="100" w:after="60"/>
+        <w:jc w:val="start"/>
+        <w:rPr/>
+      </w:pPr>
+      <w:r>
+        <w:rPr>
+          <w:rFonts w:cs="Times New Roman"/>
+          <w:b/>
+          <w:sz w:val="24"/>
+          <w:szCs w:val="24"/>
+          <w:lang w:val="bg-BG"/>
+        </w:rPr>
+        <w:t>5. Таблица "order_items"</w:t>
       </w:r>
     </w:p>
     <w:p>
@@ -9596,6 +10226,452 @@
           <w:szCs w:val="24"/>
           <w:lang w:val="bg-BG"/>
         </w:rPr>
+        <w:t xml:space="preserve">order_items </w:t>
+      </w:r>
+      <w:r>
+        <w:rPr>
+          <w:rFonts w:cs="Times New Roman"/>
+          <w:sz w:val="24"/>
+          <w:szCs w:val="24"/>
+          <w:lang w:val="bg-BG"/>
+        </w:rPr>
+        <w:t xml:space="preserve">съдържа конкретните редове във всяка поръчка. В нея се пазят </w:t>
+      </w:r>
+      <w:r>
+        <w:rPr>
+          <w:rFonts w:cs="Times New Roman"/>
+          <w:i/>
+          <w:iCs/>
+          <w:sz w:val="24"/>
+          <w:szCs w:val="24"/>
+          <w:lang w:val="bg-BG"/>
+        </w:rPr>
+        <w:t>id, order_id, product_id, quantity и unit_price</w:t>
+      </w:r>
+      <w:r>
+        <w:rPr>
+          <w:rFonts w:cs="Times New Roman"/>
+          <w:sz w:val="24"/>
+          <w:szCs w:val="24"/>
+          <w:lang w:val="bg-BG"/>
+        </w:rPr>
+        <w:t>. Това е стандартен и правилен модел за електронна търговия, защото позволява една поръчка да съдържа повече от един продукт и всяка позиция да бъде описана като самостоятелен ред.</w:t>
+      </w:r>
+    </w:p>
+    <w:p>
+      <w:pPr>
+        <w:pStyle w:val="Normal"/>
+        <w:spacing w:lineRule="auto" w:line="360" w:before="0" w:after="120"/>
+        <w:ind w:firstLine="709"/>
+        <w:jc w:val="both"/>
+        <w:rPr>
+          <w:rFonts w:ascii="Times New Roman" w:hAnsi="Times New Roman" w:cs="Times New Roman"/>
+          <w:sz w:val="24"/>
+          <w:szCs w:val="24"/>
+          <w:lang w:val="bg-BG"/>
+        </w:rPr>
+      </w:pPr>
+      <w:r>
+        <w:rPr>
+          <w:rFonts w:cs="Times New Roman"/>
+          <w:sz w:val="24"/>
+          <w:szCs w:val="24"/>
+          <w:lang w:val="bg-BG"/>
+        </w:rPr>
+        <w:t xml:space="preserve">Полето </w:t>
+      </w:r>
+      <w:r>
+        <w:rPr>
+          <w:rFonts w:cs="Times New Roman"/>
+          <w:i/>
+          <w:iCs/>
+          <w:sz w:val="24"/>
+          <w:szCs w:val="24"/>
+          <w:lang w:val="bg-BG"/>
+        </w:rPr>
+        <w:t>quantity</w:t>
+      </w:r>
+      <w:r>
+        <w:rPr>
+          <w:rFonts w:cs="Times New Roman"/>
+          <w:sz w:val="24"/>
+          <w:szCs w:val="24"/>
+          <w:lang w:val="bg-BG"/>
+        </w:rPr>
+        <w:t xml:space="preserve"> показва броя на заявените бройки, а </w:t>
+      </w:r>
+      <w:r>
+        <w:rPr>
+          <w:rFonts w:cs="Times New Roman"/>
+          <w:i/>
+          <w:iCs/>
+          <w:sz w:val="24"/>
+          <w:szCs w:val="24"/>
+          <w:lang w:val="bg-BG"/>
+        </w:rPr>
+        <w:t>unit_price</w:t>
+      </w:r>
+      <w:r>
+        <w:rPr>
+          <w:rFonts w:cs="Times New Roman"/>
+          <w:sz w:val="24"/>
+          <w:szCs w:val="24"/>
+          <w:lang w:val="bg-BG"/>
+        </w:rPr>
+        <w:t xml:space="preserve"> пази цената към момента на поръчката. Това е важно, защото цените в каталога могат да се променят, но историята на поръчката трябва да остане коректна. Таблицата е свързана с orders и products чрез външни ключове, като връзката към </w:t>
+      </w:r>
+      <w:r>
+        <w:rPr>
+          <w:rFonts w:cs="Times New Roman"/>
+          <w:b/>
+          <w:bCs/>
+          <w:i/>
+          <w:iCs/>
+          <w:sz w:val="24"/>
+          <w:szCs w:val="24"/>
+          <w:lang w:val="bg-BG"/>
+        </w:rPr>
+        <w:t>orders</w:t>
+      </w:r>
+      <w:r>
+        <w:rPr>
+          <w:rFonts w:cs="Times New Roman"/>
+          <w:sz w:val="24"/>
+          <w:szCs w:val="24"/>
+          <w:lang w:val="bg-BG"/>
+        </w:rPr>
+        <w:t xml:space="preserve"> използва</w:t>
+      </w:r>
+      <w:r>
+        <w:rPr>
+          <w:rFonts w:cs="Times New Roman"/>
+          <w:b/>
+          <w:bCs/>
+          <w:sz w:val="24"/>
+          <w:szCs w:val="24"/>
+          <w:lang w:val="bg-BG"/>
+        </w:rPr>
+        <w:t xml:space="preserve"> ON DELETE CASCADE</w:t>
+      </w:r>
+      <w:r>
+        <w:rPr>
+          <w:rFonts w:cs="Times New Roman"/>
+          <w:sz w:val="24"/>
+          <w:szCs w:val="24"/>
+          <w:lang w:val="bg-BG"/>
+        </w:rPr>
+        <w:t>. Така се поддържа референтна цялост и се улеснява извличането на пълната информация за дадена поръчка.</w:t>
+      </w:r>
+    </w:p>
+    <w:p>
+      <w:pPr>
+        <w:pStyle w:val="Normal"/>
+        <w:spacing w:lineRule="auto" w:line="360" w:before="0" w:after="120"/>
+        <w:ind w:firstLine="709"/>
+        <w:jc w:val="both"/>
+        <w:rPr>
+          <w:rFonts w:ascii="Times New Roman" w:hAnsi="Times New Roman" w:cs="Times New Roman"/>
+          <w:sz w:val="24"/>
+          <w:szCs w:val="24"/>
+          <w:lang w:val="bg-BG"/>
+        </w:rPr>
+      </w:pPr>
+      <w:r>
+        <w:rPr>
+          <w:rFonts w:cs="Times New Roman"/>
+          <w:sz w:val="24"/>
+          <w:szCs w:val="24"/>
+          <w:lang w:val="bg-BG"/>
+        </w:rPr>
+      </w:r>
+    </w:p>
+    <w:p>
+      <w:pPr>
+        <w:pStyle w:val="Normal"/>
+        <w:spacing w:before="100" w:after="60"/>
+        <w:jc w:val="start"/>
+        <w:rPr/>
+      </w:pPr>
+      <w:r>
+        <w:rPr>
+          <w:rFonts w:cs="Times New Roman"/>
+          <w:b/>
+          <w:sz w:val="24"/>
+          <w:szCs w:val="24"/>
+          <w:lang w:val="bg-BG"/>
+        </w:rPr>
+        <w:t>6. Таблица "news"</w:t>
+      </w:r>
+    </w:p>
+    <w:p>
+      <w:pPr>
+        <w:pStyle w:val="Normal"/>
+        <w:spacing w:lineRule="auto" w:line="360" w:before="0" w:after="120"/>
+        <w:ind w:firstLine="709"/>
+        <w:jc w:val="both"/>
+        <w:rPr/>
+      </w:pPr>
+      <w:r>
+        <w:rPr>
+          <w:rFonts w:cs="Times New Roman"/>
+          <w:sz w:val="24"/>
+          <w:szCs w:val="24"/>
+          <w:lang w:val="bg-BG"/>
+        </w:rPr>
+        <w:t xml:space="preserve">Таблицата </w:t>
+      </w:r>
+      <w:r>
+        <w:rPr>
+          <w:rFonts w:cs="Times New Roman"/>
+          <w:b/>
+          <w:bCs/>
+          <w:i/>
+          <w:iCs/>
+          <w:sz w:val="24"/>
+          <w:szCs w:val="24"/>
+          <w:lang w:val="bg-BG"/>
+        </w:rPr>
+        <w:t>news</w:t>
+      </w:r>
+      <w:r>
+        <w:rPr>
+          <w:rFonts w:cs="Times New Roman"/>
+          <w:sz w:val="24"/>
+          <w:szCs w:val="24"/>
+          <w:lang w:val="bg-BG"/>
+        </w:rPr>
+        <w:t xml:space="preserve"> съхранява публикациите за новинарския модул на приложението. В текущото състояние тя включва </w:t>
+      </w:r>
+      <w:r>
+        <w:rPr>
+          <w:rFonts w:cs="Times New Roman"/>
+          <w:i/>
+          <w:iCs/>
+          <w:sz w:val="24"/>
+          <w:szCs w:val="24"/>
+          <w:lang w:val="bg-BG"/>
+        </w:rPr>
+        <w:t>id, title, subtitle, content, image_url и created_at.</w:t>
+      </w:r>
+      <w:r>
+        <w:rPr>
+          <w:rFonts w:cs="Times New Roman"/>
+          <w:sz w:val="24"/>
+          <w:szCs w:val="24"/>
+          <w:lang w:val="bg-BG"/>
+        </w:rPr>
+        <w:t xml:space="preserve"> Това показва, че новинарският модул вече има по-богата структура от минимален текстов списък. Освен основно заглавие и съдържание, системата поддържа и подзаглавие, както и път или URL към изображение за всяка публикация.</w:t>
+      </w:r>
+    </w:p>
+    <w:p>
+      <w:pPr>
+        <w:pStyle w:val="Normal"/>
+        <w:spacing w:lineRule="auto" w:line="360" w:before="0" w:after="120"/>
+        <w:ind w:firstLine="709"/>
+        <w:jc w:val="both"/>
+        <w:rPr>
+          <w:rFonts w:ascii="Times New Roman" w:hAnsi="Times New Roman" w:cs="Times New Roman"/>
+          <w:sz w:val="24"/>
+          <w:szCs w:val="24"/>
+          <w:lang w:val="bg-BG"/>
+        </w:rPr>
+      </w:pPr>
+      <w:r>
+        <w:rPr>
+          <w:rFonts w:cs="Times New Roman"/>
+          <w:sz w:val="24"/>
+          <w:szCs w:val="24"/>
+          <w:lang w:val="bg-BG"/>
+        </w:rPr>
+        <w:t xml:space="preserve">Колоната </w:t>
+      </w:r>
+      <w:r>
+        <w:rPr>
+          <w:rFonts w:cs="Times New Roman"/>
+          <w:i/>
+          <w:iCs/>
+          <w:sz w:val="24"/>
+          <w:szCs w:val="24"/>
+          <w:lang w:val="bg-BG"/>
+        </w:rPr>
+        <w:t>subtitle</w:t>
+      </w:r>
+      <w:r>
+        <w:rPr>
+          <w:rFonts w:cs="Times New Roman"/>
+          <w:sz w:val="24"/>
+          <w:szCs w:val="24"/>
+          <w:lang w:val="bg-BG"/>
+        </w:rPr>
+        <w:t xml:space="preserve"> позволява по-прецизно редакторско представяне на новините в списъчните изгледи и в детайлната страница. Колоната </w:t>
+      </w:r>
+      <w:r>
+        <w:rPr>
+          <w:rFonts w:cs="Times New Roman"/>
+          <w:i/>
+          <w:iCs/>
+          <w:sz w:val="24"/>
+          <w:szCs w:val="24"/>
+          <w:lang w:val="bg-BG"/>
+        </w:rPr>
+        <w:t>im</w:t>
+      </w:r>
+      <w:r>
+        <w:rPr>
+          <w:rFonts w:cs="Times New Roman"/>
+          <w:i/>
+          <w:iCs/>
+          <w:sz w:val="24"/>
+          <w:szCs w:val="24"/>
+          <w:lang w:val="bg-BG"/>
+        </w:rPr>
+        <w:t>age_url</w:t>
+      </w:r>
+      <w:r>
+        <w:rPr>
+          <w:rFonts w:cs="Times New Roman"/>
+          <w:sz w:val="24"/>
+          <w:szCs w:val="24"/>
+          <w:lang w:val="bg-BG"/>
+        </w:rPr>
+        <w:t xml:space="preserve"> пък дава възможност всяка новина да бъде визуално подкрепена с локално изображение или външен адрес. Макар news да няма външни ключове към останалите таблици, тя е важна част от цялостната структура на </w:t>
+      </w:r>
+      <w:r>
+        <w:rPr>
+          <w:rFonts w:cs="Times New Roman"/>
+          <w:b/>
+          <w:bCs/>
+          <w:i/>
+          <w:iCs/>
+          <w:sz w:val="24"/>
+          <w:szCs w:val="24"/>
+          <w:u w:val="single"/>
+          <w:lang w:val="bg-BG"/>
+        </w:rPr>
+        <w:t>MusicShop</w:t>
+      </w:r>
+      <w:r>
+        <w:rPr>
+          <w:rFonts w:cs="Times New Roman"/>
+          <w:sz w:val="24"/>
+          <w:szCs w:val="24"/>
+          <w:lang w:val="bg-BG"/>
+        </w:rPr>
+        <w:t>, защото добавя съдържателен модул, който се управлява от администратора и допълва търговската част на системата.</w:t>
+      </w:r>
+    </w:p>
+    <w:p>
+      <w:pPr>
+        <w:pStyle w:val="Normal"/>
+        <w:spacing w:lineRule="auto" w:line="360" w:before="0" w:after="120"/>
+        <w:ind w:firstLine="709"/>
+        <w:jc w:val="both"/>
+        <w:rPr>
+          <w:rFonts w:ascii="Times New Roman" w:hAnsi="Times New Roman" w:cs="Times New Roman"/>
+          <w:sz w:val="24"/>
+          <w:szCs w:val="24"/>
+          <w:lang w:val="bg-BG"/>
+        </w:rPr>
+      </w:pPr>
+      <w:r>
+        <w:rPr>
+          <w:rFonts w:cs="Times New Roman"/>
+          <w:sz w:val="24"/>
+          <w:szCs w:val="24"/>
+          <w:lang w:val="bg-BG"/>
+        </w:rPr>
+      </w:r>
+    </w:p>
+    <w:p>
+      <w:pPr>
+        <w:pStyle w:val="Normal"/>
+        <w:spacing w:before="100" w:after="60"/>
+        <w:jc w:val="start"/>
+        <w:rPr/>
+      </w:pPr>
+      <w:r>
+        <w:rPr>
+          <w:rFonts w:cs="Times New Roman"/>
+          <w:b/>
+          <w:sz w:val="24"/>
+          <w:szCs w:val="24"/>
+          <w:lang w:val="bg-BG"/>
+        </w:rPr>
+        <w:t>Връзки между таблиците</w:t>
+      </w:r>
+    </w:p>
+    <w:p>
+      <w:pPr>
+        <w:pStyle w:val="Normal"/>
+        <w:spacing w:lineRule="auto" w:line="360" w:before="0" w:after="120"/>
+        <w:ind w:firstLine="709"/>
+        <w:jc w:val="both"/>
+        <w:rPr/>
+      </w:pPr>
+      <w:r>
+        <w:rPr>
+          <w:rFonts w:cs="Times New Roman"/>
+          <w:sz w:val="24"/>
+          <w:szCs w:val="24"/>
+          <w:lang w:val="bg-BG"/>
+        </w:rPr>
+        <w:t xml:space="preserve">Основните връзки в базата данни са </w:t>
+      </w:r>
+      <w:r>
+        <w:rPr>
+          <w:rFonts w:cs="Times New Roman"/>
+          <w:b/>
+          <w:bCs/>
+          <w:i/>
+          <w:iCs/>
+          <w:sz w:val="24"/>
+          <w:szCs w:val="24"/>
+          <w:lang w:val="bg-BG"/>
+        </w:rPr>
+        <w:t>users</w:t>
+      </w:r>
+      <w:r>
+        <w:rPr>
+          <w:rFonts w:cs="Times New Roman"/>
+          <w:sz w:val="24"/>
+          <w:szCs w:val="24"/>
+          <w:lang w:val="bg-BG"/>
+        </w:rPr>
+        <w:t xml:space="preserve"> към </w:t>
+      </w:r>
+      <w:r>
+        <w:rPr>
+          <w:rFonts w:cs="Times New Roman"/>
+          <w:b/>
+          <w:bCs/>
+          <w:i/>
+          <w:iCs/>
+          <w:sz w:val="24"/>
+          <w:szCs w:val="24"/>
+          <w:lang w:val="bg-BG"/>
+        </w:rPr>
+        <w:t>favorites</w:t>
+      </w:r>
+      <w:r>
+        <w:rPr>
+          <w:rFonts w:cs="Times New Roman"/>
+          <w:sz w:val="24"/>
+          <w:szCs w:val="24"/>
+          <w:lang w:val="bg-BG"/>
+        </w:rPr>
+        <w:t xml:space="preserve">, </w:t>
+      </w:r>
+      <w:r>
+        <w:rPr>
+          <w:rFonts w:cs="Times New Roman"/>
+          <w:b/>
+          <w:bCs/>
+          <w:i/>
+          <w:iCs/>
+          <w:sz w:val="24"/>
+          <w:szCs w:val="24"/>
+          <w:lang w:val="bg-BG"/>
+        </w:rPr>
         <w:t>products</w:t>
       </w:r>
       <w:r>
@@ -9605,18 +10681,20 @@
           <w:szCs w:val="24"/>
           <w:lang w:val="bg-BG"/>
         </w:rPr>
-        <w:t xml:space="preserve"> е централната таблица в базата данни, тъй като в нея се съхранява информацията за всички продукти в магазина. Тя съдържа основни атрибути като име, изпълнител, категория, подкатегория, цена, наличност, описание и изображение. Освен това са добавени и допълнителни полета като </w:t>
-      </w:r>
-      <w:r>
-        <w:rPr>
-          <w:rFonts w:cs="Times New Roman"/>
-          <w:i/>
-          <w:iCs/>
-          <w:sz w:val="24"/>
-          <w:szCs w:val="24"/>
-          <w:lang w:val="bg-BG"/>
-        </w:rPr>
-        <w:t>format, music_genre</w:t>
+        <w:t xml:space="preserve"> към </w:t>
+      </w:r>
+      <w:r>
+        <w:rPr>
+          <w:rFonts w:cs="Times New Roman"/>
+          <w:b/>
+          <w:bCs/>
+          <w:i/>
+          <w:iCs/>
+          <w:sz w:val="24"/>
+          <w:szCs w:val="24"/>
+          <w:lang w:val="bg-BG"/>
+        </w:rPr>
+        <w:t>favorites</w:t>
       </w:r>
       <w:r>
         <w:rPr>
@@ -9630,22 +10708,177 @@
       <w:r>
         <w:rPr>
           <w:rFonts w:cs="Times New Roman"/>
-          <w:i/>
-          <w:iCs/>
-          <w:sz w:val="24"/>
-          <w:szCs w:val="24"/>
-          <w:lang w:val="bg-BG"/>
-        </w:rPr>
-        <w:t>size, color, merch_type, instrument_subtype и accessory_type</w:t>
-      </w:r>
-      <w:r>
-        <w:rPr>
-          <w:rFonts w:cs="Times New Roman"/>
-          <w:sz w:val="24"/>
-          <w:szCs w:val="24"/>
-          <w:lang w:val="bg-BG"/>
-        </w:rPr>
-        <w:t xml:space="preserve">. Причината за това е, че </w:t>
+          <w:b/>
+          <w:bCs/>
+          <w:i/>
+          <w:iCs/>
+          <w:sz w:val="24"/>
+          <w:szCs w:val="24"/>
+          <w:lang w:val="bg-BG"/>
+        </w:rPr>
+        <w:t>users</w:t>
+      </w:r>
+      <w:r>
+        <w:rPr>
+          <w:rFonts w:cs="Times New Roman"/>
+          <w:sz w:val="24"/>
+          <w:szCs w:val="24"/>
+          <w:lang w:val="bg-BG"/>
+        </w:rPr>
+        <w:t xml:space="preserve"> към </w:t>
+      </w:r>
+      <w:r>
+        <w:rPr>
+          <w:rFonts w:cs="Times New Roman"/>
+          <w:b/>
+          <w:bCs/>
+          <w:i/>
+          <w:iCs/>
+          <w:sz w:val="24"/>
+          <w:szCs w:val="24"/>
+          <w:lang w:val="bg-BG"/>
+        </w:rPr>
+        <w:t>orders</w:t>
+      </w:r>
+      <w:r>
+        <w:rPr>
+          <w:rFonts w:cs="Times New Roman"/>
+          <w:sz w:val="24"/>
+          <w:szCs w:val="24"/>
+          <w:lang w:val="bg-BG"/>
+        </w:rPr>
+        <w:t xml:space="preserve">, </w:t>
+      </w:r>
+      <w:r>
+        <w:rPr>
+          <w:rFonts w:cs="Times New Roman"/>
+          <w:b/>
+          <w:bCs/>
+          <w:i/>
+          <w:iCs/>
+          <w:sz w:val="24"/>
+          <w:szCs w:val="24"/>
+          <w:lang w:val="bg-BG"/>
+        </w:rPr>
+        <w:t>orders</w:t>
+      </w:r>
+      <w:r>
+        <w:rPr>
+          <w:rFonts w:cs="Times New Roman"/>
+          <w:sz w:val="24"/>
+          <w:szCs w:val="24"/>
+          <w:lang w:val="bg-BG"/>
+        </w:rPr>
+        <w:t xml:space="preserve"> към </w:t>
+      </w:r>
+      <w:r>
+        <w:rPr>
+          <w:rFonts w:cs="Times New Roman"/>
+          <w:b/>
+          <w:bCs/>
+          <w:sz w:val="24"/>
+          <w:szCs w:val="24"/>
+          <w:lang w:val="bg-BG"/>
+        </w:rPr>
+        <w:t>order_items</w:t>
+      </w:r>
+      <w:r>
+        <w:rPr>
+          <w:rFonts w:cs="Times New Roman"/>
+          <w:sz w:val="24"/>
+          <w:szCs w:val="24"/>
+          <w:lang w:val="bg-BG"/>
+        </w:rPr>
+        <w:t xml:space="preserve"> и </w:t>
+      </w:r>
+      <w:r>
+        <w:rPr>
+          <w:rFonts w:cs="Times New Roman"/>
+          <w:b/>
+          <w:bCs/>
+          <w:i/>
+          <w:iCs/>
+          <w:sz w:val="24"/>
+          <w:szCs w:val="24"/>
+          <w:lang w:val="bg-BG"/>
+        </w:rPr>
+        <w:t>products</w:t>
+      </w:r>
+      <w:r>
+        <w:rPr>
+          <w:rFonts w:cs="Times New Roman"/>
+          <w:sz w:val="24"/>
+          <w:szCs w:val="24"/>
+          <w:lang w:val="bg-BG"/>
+        </w:rPr>
+        <w:t xml:space="preserve"> към </w:t>
+      </w:r>
+      <w:r>
+        <w:rPr>
+          <w:rFonts w:cs="Times New Roman"/>
+          <w:b/>
+          <w:bCs/>
+          <w:i/>
+          <w:iCs/>
+          <w:sz w:val="24"/>
+          <w:szCs w:val="24"/>
+          <w:lang w:val="bg-BG"/>
+        </w:rPr>
+        <w:t>order_items</w:t>
+      </w:r>
+      <w:r>
+        <w:rPr>
+          <w:rFonts w:cs="Times New Roman"/>
+          <w:sz w:val="24"/>
+          <w:szCs w:val="24"/>
+          <w:lang w:val="bg-BG"/>
+        </w:rPr>
+        <w:t xml:space="preserve">. Чрез тях се описват ключовите процеси в онлайн магазина: запазване на любими артикули и създаване на поръчки с множество продуктови редове. Таблицата </w:t>
+      </w:r>
+      <w:r>
+        <w:rPr>
+          <w:rFonts w:cs="Times New Roman"/>
+          <w:b/>
+          <w:bCs/>
+          <w:i/>
+          <w:iCs/>
+          <w:sz w:val="24"/>
+          <w:szCs w:val="24"/>
+          <w:lang w:val="bg-BG"/>
+        </w:rPr>
+        <w:t>news</w:t>
+      </w:r>
+      <w:r>
+        <w:rPr>
+          <w:rFonts w:cs="Times New Roman"/>
+          <w:sz w:val="24"/>
+          <w:szCs w:val="24"/>
+          <w:lang w:val="bg-BG"/>
+        </w:rPr>
+        <w:t xml:space="preserve"> остава независима, защото обслужва отделен информационен модул.</w:t>
+      </w:r>
+    </w:p>
+    <w:p>
+      <w:pPr>
+        <w:pStyle w:val="Normal"/>
+        <w:spacing w:lineRule="auto" w:line="360" w:before="0" w:after="120"/>
+        <w:ind w:firstLine="709"/>
+        <w:jc w:val="both"/>
+        <w:rPr>
+          <w:rFonts w:ascii="Times New Roman" w:hAnsi="Times New Roman" w:cs="Times New Roman"/>
+          <w:sz w:val="24"/>
+          <w:szCs w:val="24"/>
+          <w:lang w:val="bg-BG"/>
+        </w:rPr>
+      </w:pPr>
+      <w:r>
+        <w:rPr>
+          <w:rFonts w:cs="Times New Roman"/>
+          <w:sz w:val="24"/>
+          <w:szCs w:val="24"/>
+          <w:lang w:val="bg-BG"/>
+        </w:rPr>
+        <w:t xml:space="preserve">Тези зависимости създават ядрото на релационния модел в </w:t>
       </w:r>
       <w:r>
         <w:rPr>
@@ -9668,53 +10901,256 @@
           <w:szCs w:val="24"/>
           <w:lang w:val="bg-BG"/>
         </w:rPr>
-        <w:t xml:space="preserve"> работи с различни типове артикули и една обща продуктова таблица трябва да може да описва както музикални албуми, така и инструменти, мърч и аксесоари.</w:t>
-      </w:r>
-    </w:p>
-    <w:p>
-      <w:pPr>
-        <w:pStyle w:val="Normal"/>
-        <w:spacing w:lineRule="auto" w:line="360" w:before="0" w:after="120"/>
-        <w:ind w:firstLine="709"/>
-        <w:jc w:val="both"/>
+        <w:t xml:space="preserve">. Те позволяват информацията да бъде извличана чрез </w:t>
+      </w:r>
+      <w:r>
+        <w:rPr>
+          <w:rFonts w:cs="Times New Roman"/>
+          <w:b/>
+          <w:bCs/>
+          <w:sz w:val="24"/>
+          <w:szCs w:val="24"/>
+          <w:lang w:val="bg-BG"/>
+        </w:rPr>
+        <w:t>JOIN</w:t>
+      </w:r>
+      <w:r>
+        <w:rPr>
+          <w:rFonts w:cs="Times New Roman"/>
+          <w:sz w:val="24"/>
+          <w:szCs w:val="24"/>
+          <w:lang w:val="bg-BG"/>
+        </w:rPr>
+        <w:t xml:space="preserve"> заявки, без да се губи логическата връзка между потребител, продукт и поръчка. Подобен модел е едновременно ясен и достатъчно практичен за реалната функционалност на системата.</w:t>
+      </w:r>
+    </w:p>
+    <w:p>
+      <w:pPr>
+        <w:pStyle w:val="Normal"/>
+        <w:spacing w:before="100" w:after="60"/>
+        <w:jc w:val="start"/>
         <w:rPr>
           <w:rFonts w:ascii="Times New Roman" w:hAnsi="Times New Roman" w:cs="Times New Roman"/>
-          <w:sz w:val="24"/>
-          <w:szCs w:val="24"/>
-          <w:lang w:val="bg-BG"/>
-        </w:rPr>
-      </w:pPr>
-      <w:r>
-        <w:rPr>
-          <w:rFonts w:cs="Times New Roman"/>
-          <w:sz w:val="24"/>
-          <w:szCs w:val="24"/>
-          <w:lang w:val="bg-BG"/>
-        </w:rPr>
-        <w:t xml:space="preserve">SQL файлът </w:t>
-      </w:r>
-      <w:r>
-        <w:rPr>
-          <w:rFonts w:cs="Times New Roman"/>
-          <w:b/>
-          <w:bCs/>
+          <w:b/>
+          <w:sz w:val="24"/>
+          <w:szCs w:val="24"/>
+          <w:lang w:val="bg-BG"/>
+        </w:rPr>
+      </w:pPr>
+      <w:r>
+        <w:rPr>
+          <w:rFonts w:cs="Times New Roman"/>
+          <w:b/>
+          <w:sz w:val="24"/>
+          <w:szCs w:val="24"/>
+          <w:lang w:val="bg-BG"/>
+        </w:rPr>
+      </w:r>
+    </w:p>
+    <w:p>
+      <w:pPr>
+        <w:pStyle w:val="Normal"/>
+        <w:spacing w:before="100" w:after="60"/>
+        <w:jc w:val="start"/>
+        <w:rPr>
+          <w:rFonts w:ascii="Times New Roman" w:hAnsi="Times New Roman" w:cs="Times New Roman"/>
+          <w:b/>
+          <w:sz w:val="24"/>
+          <w:szCs w:val="24"/>
+          <w:lang w:val="bg-BG"/>
+        </w:rPr>
+      </w:pPr>
+      <w:r>
+        <w:rPr>
+          <w:rFonts w:cs="Times New Roman"/>
+          <w:b/>
+          <w:sz w:val="24"/>
+          <w:szCs w:val="24"/>
+          <w:lang w:val="bg-BG"/>
+        </w:rPr>
+        <w:t>Особености на дизайна</w:t>
+      </w:r>
+    </w:p>
+    <w:p>
+      <w:pPr>
+        <w:pStyle w:val="Normal"/>
+        <w:spacing w:lineRule="auto" w:line="360" w:before="0" w:after="120"/>
+        <w:ind w:firstLine="709"/>
+        <w:jc w:val="both"/>
+        <w:rPr/>
+      </w:pPr>
+      <w:r>
+        <w:rPr>
+          <w:rFonts w:cs="Times New Roman"/>
+          <w:sz w:val="24"/>
+          <w:szCs w:val="24"/>
+          <w:lang w:val="bg-BG"/>
+        </w:rPr>
+        <w:t xml:space="preserve">Една от основните особености на дизайна е използването на обща таблица </w:t>
+      </w:r>
+      <w:r>
+        <w:rPr>
+          <w:rFonts w:cs="Times New Roman"/>
+          <w:b/>
+          <w:bCs/>
+          <w:i/>
+          <w:iCs/>
+          <w:sz w:val="24"/>
+          <w:szCs w:val="24"/>
+          <w:lang w:val="bg-BG"/>
+        </w:rPr>
+        <w:t>products</w:t>
+      </w:r>
+      <w:r>
+        <w:rPr>
+          <w:rFonts w:cs="Times New Roman"/>
+          <w:sz w:val="24"/>
+          <w:szCs w:val="24"/>
+          <w:lang w:val="bg-BG"/>
+        </w:rPr>
+        <w:t xml:space="preserve"> за различни типове артикули. Това решение намалява сложността на проекта и улеснява изграждането на общ каталог и административен панел. Вместо отделни таблици за музика, инструменти и мърч, всички продукти се управляват през един и същи модел, а специфичните характеристики се записват в допълнителни полета.</w:t>
+      </w:r>
+    </w:p>
+    <w:p>
+      <w:pPr>
+        <w:pStyle w:val="Normal"/>
+        <w:spacing w:lineRule="auto" w:line="360" w:before="0" w:after="120"/>
+        <w:ind w:firstLine="709"/>
+        <w:jc w:val="both"/>
+        <w:rPr/>
+      </w:pPr>
+      <w:r>
+        <w:rPr>
+          <w:rFonts w:cs="Times New Roman"/>
+          <w:sz w:val="24"/>
+          <w:szCs w:val="24"/>
+          <w:lang w:val="bg-BG"/>
+        </w:rPr>
+        <w:t xml:space="preserve">Друга важна особеност е вниманието към ограниченията и индексите. Уникалният ключ в </w:t>
+      </w:r>
+      <w:r>
+        <w:rPr>
+          <w:rFonts w:cs="Times New Roman"/>
+          <w:b/>
+          <w:bCs/>
+          <w:i/>
+          <w:iCs/>
+          <w:sz w:val="24"/>
+          <w:szCs w:val="24"/>
+          <w:lang w:val="bg-BG"/>
+        </w:rPr>
+        <w:t>favorites</w:t>
+      </w:r>
+      <w:r>
+        <w:rPr>
+          <w:rFonts w:cs="Times New Roman"/>
+          <w:sz w:val="24"/>
+          <w:szCs w:val="24"/>
+          <w:lang w:val="bg-BG"/>
+        </w:rPr>
+        <w:t xml:space="preserve"> предотвратява дублиране на любими артикули, външните ключове поддържат референтна цялост, а индексите и full-text търсенето правят каталога по-ефективен при реална употреба. Това показва, че базата данни е съобразена не само с логиката на данните, но и с начина, по който приложението ги използва.</w:t>
+      </w:r>
+    </w:p>
+    <w:p>
+      <w:pPr>
+        <w:pStyle w:val="Normal"/>
+        <w:spacing w:lineRule="auto" w:line="360" w:before="0" w:after="120"/>
+        <w:ind w:firstLine="709"/>
+        <w:jc w:val="both"/>
+        <w:rPr/>
+      </w:pPr>
+      <w:r>
+        <w:rPr>
+          <w:rFonts w:cs="Times New Roman"/>
+          <w:sz w:val="24"/>
+          <w:szCs w:val="24"/>
+          <w:lang w:val="bg-BG"/>
+        </w:rPr>
+        <w:t xml:space="preserve">В заключение дизайнът на базата данни на </w:t>
+      </w:r>
+      <w:r>
+        <w:rPr>
+          <w:rFonts w:cs="Times New Roman"/>
+          <w:b/>
+          <w:bCs/>
+          <w:i/>
+          <w:iCs/>
+          <w:sz w:val="24"/>
+          <w:szCs w:val="24"/>
+          <w:u w:val="single"/>
+          <w:lang w:val="bg-BG"/>
+        </w:rPr>
+        <w:t>MusicShop</w:t>
+      </w:r>
+      <w:r>
+        <w:rPr>
+          <w:rFonts w:cs="Times New Roman"/>
+          <w:sz w:val="24"/>
+          <w:szCs w:val="24"/>
+          <w:lang w:val="bg-BG"/>
+        </w:rPr>
+        <w:t xml:space="preserve"> е изграден така, че да бъде ясен, логически последователен и достатъчно гъвкав за нуждите на проекта. Таблиците </w:t>
+      </w:r>
+      <w:r>
+        <w:rPr>
+          <w:rFonts w:cs="Times New Roman"/>
+          <w:b/>
+          <w:bCs/>
+          <w:i/>
+          <w:iCs/>
+          <w:sz w:val="24"/>
+          <w:szCs w:val="24"/>
+          <w:lang w:val="bg-BG"/>
+        </w:rPr>
+        <w:t>users, products, favorites, orders, order_items</w:t>
+      </w:r>
+      <w:r>
+        <w:rPr>
+          <w:rFonts w:cs="Times New Roman"/>
+          <w:b w:val="false"/>
+          <w:bCs w:val="false"/>
           <w:i w:val="false"/>
           <w:iCs w:val="false"/>
           <w:sz w:val="24"/>
           <w:szCs w:val="24"/>
-          <w:u w:val="none"/>
-          <w:lang w:val="bg-BG"/>
-        </w:rPr>
-        <w:t>musicshop.sql</w:t>
-      </w:r>
-      <w:r>
-        <w:rPr>
-          <w:rFonts w:cs="Times New Roman"/>
-          <w:sz w:val="24"/>
-          <w:szCs w:val="24"/>
-          <w:lang w:val="bg-BG"/>
-        </w:rPr>
-        <w:t xml:space="preserve"> ясно показва практическото приложение на този модел. В таблицата products присъстват записи за електрически и акустични китари, пиано, барабани, музикални албуми, мърч продукти и аксесоари. Вижда се също, че някои продукти използват локални изображения от проекта, а други външни URL адреси. Това потвърждава, че дизайнът на таблицата е достатъчно гъвкав да работи с различни типове данни и различни източници на съдържание, без да е необходимо разделяне на каталога в множество отделни продуктови таблици.</w:t>
+          <w:lang w:val="bg-BG"/>
+        </w:rPr>
+        <w:t xml:space="preserve"> </w:t>
+      </w:r>
+      <w:r>
+        <w:rPr>
+          <w:rFonts w:cs="Times New Roman"/>
+          <w:b w:val="false"/>
+          <w:bCs w:val="false"/>
+          <w:i w:val="false"/>
+          <w:iCs w:val="false"/>
+          <w:sz w:val="24"/>
+          <w:szCs w:val="24"/>
+          <w:lang w:val="bg-BG"/>
+        </w:rPr>
+        <w:t xml:space="preserve">и </w:t>
+      </w:r>
+      <w:r>
+        <w:rPr>
+          <w:rFonts w:cs="Times New Roman"/>
+          <w:b/>
+          <w:bCs/>
+          <w:i/>
+          <w:iCs/>
+          <w:sz w:val="24"/>
+          <w:szCs w:val="24"/>
+          <w:lang w:val="bg-BG"/>
+        </w:rPr>
+        <w:t>news</w:t>
+      </w:r>
+      <w:r>
+        <w:rPr>
+          <w:rFonts w:cs="Times New Roman"/>
+          <w:sz w:val="24"/>
+          <w:szCs w:val="24"/>
+          <w:lang w:val="bg-BG"/>
+        </w:rPr>
+        <w:t xml:space="preserve"> покриват основните процеси в системата, а ключовете, ограниченията и индексите създават стабилна основа за надеждна работа. Благодарение на този модел приложението може коректно да съхранява, извлича и обработва информацията както за клиентската, така и за административната част на магазина.</w:t>
       </w:r>
     </w:p>
     <w:p>
@@ -9737,6 +11173,153 @@
           <w:szCs w:val="24"/>
           <w:lang w:val="bg-BG"/>
         </w:rPr>
+      </w:r>
+    </w:p>
+    <w:p>
+      <w:pPr>
+        <w:pStyle w:val="Normal"/>
+        <w:rPr/>
+      </w:pPr>
+      <w:r>
+        <w:rPr/>
+      </w:r>
+    </w:p>
+    <w:p>
+      <w:pPr>
+        <w:pStyle w:val="Normal"/>
+        <w:rPr/>
+      </w:pPr>
+      <w:r>
+        <w:rPr/>
+      </w:r>
+    </w:p>
+    <w:p>
+      <w:pPr>
+        <w:pStyle w:val="Normal"/>
+        <w:rPr/>
+      </w:pPr>
+      <w:r>
+        <w:rPr/>
+      </w:r>
+    </w:p>
+    <w:p>
+      <w:pPr>
+        <w:pStyle w:val="Normal"/>
+        <w:rPr/>
+      </w:pPr>
+      <w:r>
+        <w:rPr/>
+      </w:r>
+    </w:p>
+    <w:p>
+      <w:pPr>
+        <w:pStyle w:val="Normal"/>
+        <w:spacing w:before="120" w:after="80"/>
+        <w:jc w:val="start"/>
+        <w:rPr>
+          <w:rFonts w:cs="Times New Roman"/>
+          <w:b/>
+          <w:sz w:val="26"/>
+          <w:szCs w:val="26"/>
+          <w:lang w:val="bg-BG"/>
+        </w:rPr>
+      </w:pPr>
+      <w:r>
+        <w:rPr>
+          <w:rFonts w:cs="Times New Roman"/>
+          <w:b/>
+          <w:sz w:val="26"/>
+          <w:szCs w:val="26"/>
+          <w:lang w:val="bg-BG"/>
+        </w:rPr>
+        <w:t>2.2.7. CRUD заявки</w:t>
+      </w:r>
+    </w:p>
+    <w:p>
+      <w:pPr>
+        <w:pStyle w:val="Normal"/>
+        <w:spacing w:before="120" w:after="80"/>
+        <w:jc w:val="start"/>
+        <w:rPr>
+          <w:rFonts w:cs="Times New Roman"/>
+          <w:b/>
+          <w:sz w:val="26"/>
+          <w:szCs w:val="26"/>
+          <w:lang w:val="bg-BG"/>
+        </w:rPr>
+      </w:pPr>
+      <w:r>
+        <w:rPr>
+          <w:rFonts w:cs="Times New Roman"/>
+          <w:b/>
+          <w:sz w:val="26"/>
+          <w:szCs w:val="26"/>
+          <w:lang w:val="bg-BG"/>
+        </w:rPr>
+      </w:r>
+    </w:p>
+    <w:p>
+      <w:pPr>
+        <w:pStyle w:val="Normal"/>
+        <w:spacing w:lineRule="auto" w:line="360" w:before="0" w:after="120"/>
+        <w:ind w:firstLine="709"/>
+        <w:jc w:val="both"/>
+        <w:rPr/>
+      </w:pPr>
+      <w:r>
+        <w:rPr>
+          <w:rFonts w:cs="Times New Roman"/>
+          <w:sz w:val="24"/>
+          <w:szCs w:val="24"/>
+          <w:lang w:val="bg-BG"/>
+        </w:rPr>
+        <w:t xml:space="preserve">В тази точка ще бъдат разгледани основните CRUD операции, които се използват в </w:t>
+      </w:r>
+      <w:r>
+        <w:rPr>
+          <w:rFonts w:cs="Times New Roman"/>
+          <w:b/>
+          <w:bCs/>
+          <w:i/>
+          <w:iCs/>
+          <w:sz w:val="24"/>
+          <w:szCs w:val="24"/>
+          <w:u w:val="single"/>
+          <w:lang w:val="bg-BG"/>
+        </w:rPr>
+        <w:t>MusicShop</w:t>
+      </w:r>
+      <w:r>
+        <w:rPr>
+          <w:rFonts w:cs="Times New Roman"/>
+          <w:sz w:val="24"/>
+          <w:szCs w:val="24"/>
+          <w:lang w:val="bg-BG"/>
+        </w:rPr>
+        <w:t>. Съкращението CRUD идва от CREATE, READ, UPDATE и DELETE и описва четирите основни действия върху данните в една информационна система. В проекта тези операции са реализирани в различни модули, но най-ясно и пълно могат да бъдат проследени при управлението на продукти в административната част. Именно затова тук ще бъдат представени примери за създаване, четене, редактиране и изтриване на продуктови записи в базата данни.</w:t>
+      </w:r>
+    </w:p>
+    <w:p>
+      <w:pPr>
+        <w:pStyle w:val="Normal"/>
+        <w:spacing w:lineRule="auto" w:line="360" w:before="0" w:after="120"/>
+        <w:ind w:firstLine="709"/>
+        <w:jc w:val="both"/>
+        <w:rPr>
+          <w:rFonts w:ascii="Times New Roman" w:hAnsi="Times New Roman" w:cs="Times New Roman"/>
+          <w:sz w:val="24"/>
+          <w:szCs w:val="24"/>
+          <w:lang w:val="bg-BG"/>
+        </w:rPr>
+      </w:pPr>
+      <w:r>
+        <w:rPr>
+          <w:rFonts w:cs="Times New Roman"/>
+          <w:sz w:val="24"/>
+          <w:szCs w:val="24"/>
+          <w:lang w:val="bg-BG"/>
+        </w:rPr>
+        <w:t>Изборът на продуктовия модул не е случаен. Той дава възможност да се покаже цялостен път на една операция: от въвеждане на данни в административната форма, през изпращане на заявка от клиентската част, до обработка на данните в PHP сървъра и записването им в базата данни. По този начин CRUD операциите не се разглеждат само като SQL команди, а като завършен процес, в който участват интерфейсът, API слоят и релационният модел на системата.</w:t>
       </w:r>
     </w:p>
     <w:p>
@@ -9766,128 +11349,98 @@
         <w:pStyle w:val="Normal"/>
         <w:spacing w:before="100" w:after="60"/>
         <w:jc w:val="start"/>
-        <w:rPr>
-          <w:rFonts w:ascii="Times New Roman" w:hAnsi="Times New Roman" w:cs="Times New Roman"/>
-          <w:b/>
-          <w:sz w:val="24"/>
-          <w:szCs w:val="24"/>
-          <w:lang w:val="bg-BG"/>
-        </w:rPr>
-      </w:pPr>
-      <w:r>
-        <w:rPr>
-          <w:rFonts w:cs="Times New Roman"/>
-          <w:b/>
-          <w:sz w:val="24"/>
-          <w:szCs w:val="24"/>
-          <w:lang w:val="bg-BG"/>
-        </w:rPr>
-        <w:t>3. Таблица "favorites"</w:t>
-      </w:r>
-    </w:p>
-    <w:p>
-      <w:pPr>
-        <w:pStyle w:val="Normal"/>
-        <w:spacing w:before="100" w:after="60"/>
-        <w:jc w:val="start"/>
-        <w:rPr>
-          <w:rFonts w:ascii="Times New Roman" w:hAnsi="Times New Roman" w:cs="Times New Roman"/>
-          <w:b/>
-          <w:sz w:val="24"/>
-          <w:szCs w:val="24"/>
-          <w:lang w:val="bg-BG"/>
-        </w:rPr>
-      </w:pPr>
-      <w:r>
-        <w:rPr>
-          <w:rFonts w:cs="Times New Roman"/>
-          <w:b/>
-          <w:sz w:val="24"/>
-          <w:szCs w:val="24"/>
-          <w:lang w:val="bg-BG"/>
-        </w:rPr>
-      </w:r>
-    </w:p>
-    <w:p>
-      <w:pPr>
-        <w:pStyle w:val="Normal"/>
-        <w:spacing w:lineRule="auto" w:line="360" w:before="0" w:after="120"/>
-        <w:ind w:firstLine="709"/>
-        <w:jc w:val="both"/>
-        <w:rPr/>
-      </w:pPr>
-      <w:r>
-        <w:rPr>
-          <w:rFonts w:cs="Times New Roman"/>
-          <w:sz w:val="24"/>
-          <w:szCs w:val="24"/>
-          <w:lang w:val="bg-BG"/>
-        </w:rPr>
-        <w:t xml:space="preserve">Таблицата </w:t>
-      </w:r>
-      <w:r>
-        <w:rPr>
-          <w:rFonts w:cs="Times New Roman"/>
-          <w:b/>
-          <w:bCs/>
-          <w:i/>
-          <w:iCs/>
-          <w:sz w:val="24"/>
-          <w:szCs w:val="24"/>
-          <w:lang w:val="bg-BG"/>
-        </w:rPr>
-        <w:t>favorites</w:t>
-      </w:r>
-      <w:r>
-        <w:rPr>
-          <w:rFonts w:cs="Times New Roman"/>
-          <w:sz w:val="24"/>
-          <w:szCs w:val="24"/>
-          <w:lang w:val="bg-BG"/>
-        </w:rPr>
-        <w:t xml:space="preserve"> реализира връзката между потребителите и предпочитаните от тях продукти. Тя съдържа идентификатор на записа,</w:t>
-      </w:r>
-      <w:r>
-        <w:rPr>
-          <w:rFonts w:cs="Times New Roman"/>
-          <w:i/>
-          <w:iCs/>
-          <w:sz w:val="24"/>
-          <w:szCs w:val="24"/>
-          <w:lang w:val="bg-BG"/>
-        </w:rPr>
-        <w:t xml:space="preserve"> user_id, product_id</w:t>
-      </w:r>
-      <w:r>
-        <w:rPr>
-          <w:rFonts w:cs="Times New Roman"/>
-          <w:sz w:val="24"/>
-          <w:szCs w:val="24"/>
-          <w:lang w:val="bg-BG"/>
-        </w:rPr>
-        <w:t xml:space="preserve"> и дата на създаване. Това е междинна таблица, която реализира връзка много към много между </w:t>
-      </w:r>
-      <w:r>
-        <w:rPr>
-          <w:rFonts w:cs="Times New Roman"/>
-          <w:b/>
-          <w:bCs/>
-          <w:i/>
-          <w:iCs/>
-          <w:sz w:val="24"/>
-          <w:szCs w:val="24"/>
-          <w:lang w:val="bg-BG"/>
-        </w:rPr>
-        <w:t>users</w:t>
-      </w:r>
-      <w:r>
-        <w:rPr>
-          <w:rFonts w:cs="Times New Roman"/>
-          <w:sz w:val="24"/>
-          <w:szCs w:val="24"/>
-          <w:lang w:val="bg-BG"/>
-        </w:rPr>
-        <w:t xml:space="preserve"> и </w:t>
+        <w:rPr/>
+      </w:pPr>
+      <w:r>
+        <w:rPr>
+          <w:rFonts w:cs="Times New Roman"/>
+          <w:b/>
+          <w:sz w:val="24"/>
+          <w:szCs w:val="24"/>
+          <w:lang w:val="bg-BG"/>
+        </w:rPr>
+        <w:t>CREATE заявка</w:t>
+      </w:r>
+    </w:p>
+    <w:p>
+      <w:pPr>
+        <w:pStyle w:val="Normal"/>
+        <w:spacing w:lineRule="auto" w:line="360" w:before="0" w:after="120"/>
+        <w:ind w:firstLine="709"/>
+        <w:jc w:val="both"/>
+        <w:rPr/>
+      </w:pPr>
+      <w:r>
+        <w:rPr>
+          <w:rFonts w:cs="Times New Roman"/>
+          <w:sz w:val="24"/>
+          <w:szCs w:val="24"/>
+          <w:lang w:val="bg-BG"/>
+        </w:rPr>
+        <w:t xml:space="preserve">Create операцията в </w:t>
+      </w:r>
+      <w:r>
+        <w:rPr>
+          <w:rFonts w:cs="Times New Roman"/>
+          <w:b/>
+          <w:bCs/>
+          <w:i/>
+          <w:iCs/>
+          <w:sz w:val="24"/>
+          <w:szCs w:val="24"/>
+          <w:u w:val="single"/>
+          <w:lang w:val="bg-BG"/>
+        </w:rPr>
+        <w:t>MusicShop</w:t>
+      </w:r>
+      <w:r>
+        <w:rPr>
+          <w:rFonts w:cs="Times New Roman"/>
+          <w:sz w:val="24"/>
+          <w:szCs w:val="24"/>
+          <w:lang w:val="bg-BG"/>
+        </w:rPr>
+        <w:t xml:space="preserve"> се използва за създаване на нов запис в базата данни. Най-показателният пример е добавянето на продукт през административната форма в admin.html, където администраторът попълва име, изпълнител, категория, подкатегория, цена, наличност, описание и URL на изображение. При нужда се подават и допълнителни атрибути като формат, музикален жанр, размер, цвят, подтип на инструмент или тип аксесоар. След това JavaScript събира тези стойности в payload обект и ги изпраща към сървъра като JSON.</w:t>
+      </w:r>
+    </w:p>
+    <w:p>
+      <w:pPr>
+        <w:pStyle w:val="Normal"/>
+        <w:spacing w:lineRule="auto" w:line="360" w:before="0" w:after="120"/>
+        <w:ind w:firstLine="709"/>
+        <w:jc w:val="both"/>
+        <w:rPr/>
+      </w:pPr>
+      <w:r>
+        <w:rPr>
+          <w:rFonts w:cs="Times New Roman"/>
+          <w:sz w:val="24"/>
+          <w:szCs w:val="24"/>
+          <w:lang w:val="bg-BG"/>
+        </w:rPr>
+        <w:t xml:space="preserve">От страна на сървъра заявката се обработва от файла </w:t>
+      </w:r>
+      <w:r>
+        <w:rPr>
+          <w:rFonts w:cs="Times New Roman"/>
+          <w:b/>
+          <w:bCs/>
+          <w:i/>
+          <w:iCs/>
+          <w:sz w:val="24"/>
+          <w:szCs w:val="24"/>
+          <w:lang w:val="bg-BG"/>
+        </w:rPr>
+        <w:t>admin_add_product.php</w:t>
+      </w:r>
+      <w:r>
+        <w:rPr>
+          <w:rFonts w:cs="Times New Roman"/>
+          <w:sz w:val="24"/>
+          <w:szCs w:val="24"/>
+          <w:lang w:val="bg-BG"/>
+        </w:rPr>
+        <w:t xml:space="preserve">. Там първо се валидират задължителните полета, след което се подготвя INSERT заявка към таблицата </w:t>
       </w:r>
       <w:r>
         <w:rPr>
@@ -9909,1858 +11462,6 @@
           <w:szCs w:val="24"/>
           <w:lang w:val="bg-BG"/>
         </w:rPr>
-        <w:t>. Един потребител може да има много любими артикули, а един продукт може да бъде любим на много различни потребители. В актуалния SQL файл се вижда, че таблицата действително съдържа записи за повече от един потребител, което потвърждава реалната употреба на този модул в системата.</w:t>
-      </w:r>
-    </w:p>
-    <w:p>
-      <w:pPr>
-        <w:pStyle w:val="Normal"/>
-        <w:spacing w:lineRule="auto" w:line="360" w:before="0" w:after="120"/>
-        <w:ind w:firstLine="709"/>
-        <w:jc w:val="both"/>
-        <w:rPr>
-          <w:rFonts w:ascii="Times New Roman" w:hAnsi="Times New Roman" w:cs="Times New Roman"/>
-          <w:sz w:val="24"/>
-          <w:szCs w:val="24"/>
-          <w:lang w:val="bg-BG"/>
-        </w:rPr>
-      </w:pPr>
-      <w:r>
-        <w:rPr>
-          <w:rFonts w:cs="Times New Roman"/>
-          <w:sz w:val="24"/>
-          <w:szCs w:val="24"/>
-          <w:lang w:val="bg-BG"/>
-        </w:rPr>
-        <w:t xml:space="preserve">Особено важно в дизайна на тази таблица е наличието на уникално ограничение върху комбинацията от </w:t>
-      </w:r>
-      <w:r>
-        <w:rPr>
-          <w:rFonts w:cs="Times New Roman"/>
-          <w:i/>
-          <w:iCs/>
-          <w:sz w:val="24"/>
-          <w:szCs w:val="24"/>
-          <w:lang w:val="bg-BG"/>
-        </w:rPr>
-        <w:t>user_id и product_id.</w:t>
-      </w:r>
-      <w:r>
-        <w:rPr>
-          <w:rFonts w:cs="Times New Roman"/>
-          <w:sz w:val="24"/>
-          <w:szCs w:val="24"/>
-          <w:lang w:val="bg-BG"/>
-        </w:rPr>
-        <w:t xml:space="preserve"> Благодарение на него системата не допуска един и същ продукт да бъде добавен многократно в любими от един и същ потребител. Това е пример как ограничение на ниво база данни директно подпомага правилната работа на приложението и предотвратява дублиране на записи още преди да се достигне до логическа грешка в интерфейса или в сървърния код.</w:t>
-      </w:r>
-    </w:p>
-    <w:p>
-      <w:pPr>
-        <w:pStyle w:val="Normal"/>
-        <w:spacing w:lineRule="auto" w:line="360" w:before="0" w:after="120"/>
-        <w:ind w:firstLine="709"/>
-        <w:jc w:val="both"/>
-        <w:rPr>
-          <w:rFonts w:ascii="Times New Roman" w:hAnsi="Times New Roman" w:cs="Times New Roman"/>
-          <w:sz w:val="24"/>
-          <w:szCs w:val="24"/>
-          <w:lang w:val="bg-BG"/>
-        </w:rPr>
-      </w:pPr>
-      <w:r>
-        <w:rPr>
-          <w:rFonts w:cs="Times New Roman"/>
-          <w:sz w:val="24"/>
-          <w:szCs w:val="24"/>
-          <w:lang w:val="bg-BG"/>
-        </w:rPr>
-      </w:r>
-    </w:p>
-    <w:p>
-      <w:pPr>
-        <w:pStyle w:val="Normal"/>
-        <w:spacing w:lineRule="auto" w:line="360" w:before="0" w:after="120"/>
-        <w:ind w:firstLine="709"/>
-        <w:jc w:val="both"/>
-        <w:rPr>
-          <w:rFonts w:ascii="Times New Roman" w:hAnsi="Times New Roman" w:cs="Times New Roman"/>
-          <w:sz w:val="24"/>
-          <w:szCs w:val="24"/>
-          <w:lang w:val="bg-BG"/>
-        </w:rPr>
-      </w:pPr>
-      <w:r>
-        <w:rPr>
-          <w:rFonts w:cs="Times New Roman"/>
-          <w:sz w:val="24"/>
-          <w:szCs w:val="24"/>
-          <w:lang w:val="bg-BG"/>
-        </w:rPr>
-      </w:r>
-    </w:p>
-    <w:p>
-      <w:pPr>
-        <w:pStyle w:val="Normal"/>
-        <w:spacing w:before="100" w:after="60"/>
-        <w:jc w:val="start"/>
-        <w:rPr>
-          <w:rFonts w:ascii="Times New Roman" w:hAnsi="Times New Roman" w:cs="Times New Roman"/>
-          <w:b/>
-          <w:sz w:val="24"/>
-          <w:szCs w:val="24"/>
-          <w:lang w:val="bg-BG"/>
-        </w:rPr>
-      </w:pPr>
-      <w:r>
-        <w:rPr>
-          <w:rFonts w:cs="Times New Roman"/>
-          <w:b/>
-          <w:sz w:val="24"/>
-          <w:szCs w:val="24"/>
-          <w:lang w:val="bg-BG"/>
-        </w:rPr>
-        <w:t>4. Таблица "orders"</w:t>
-      </w:r>
-    </w:p>
-    <w:p>
-      <w:pPr>
-        <w:pStyle w:val="Normal"/>
-        <w:spacing w:before="100" w:after="60"/>
-        <w:jc w:val="start"/>
-        <w:rPr>
-          <w:rFonts w:ascii="Times New Roman" w:hAnsi="Times New Roman" w:cs="Times New Roman"/>
-          <w:b/>
-          <w:sz w:val="24"/>
-          <w:szCs w:val="24"/>
-          <w:lang w:val="bg-BG"/>
-        </w:rPr>
-      </w:pPr>
-      <w:r>
-        <w:rPr>
-          <w:rFonts w:cs="Times New Roman"/>
-          <w:b/>
-          <w:sz w:val="24"/>
-          <w:szCs w:val="24"/>
-          <w:lang w:val="bg-BG"/>
-        </w:rPr>
-      </w:r>
-    </w:p>
-    <w:p>
-      <w:pPr>
-        <w:pStyle w:val="Normal"/>
-        <w:spacing w:lineRule="auto" w:line="360" w:before="0" w:after="120"/>
-        <w:ind w:firstLine="709"/>
-        <w:jc w:val="both"/>
-        <w:rPr/>
-      </w:pPr>
-      <w:r>
-        <w:rPr>
-          <w:rFonts w:cs="Times New Roman"/>
-          <w:sz w:val="24"/>
-          <w:szCs w:val="24"/>
-          <w:lang w:val="bg-BG"/>
-        </w:rPr>
-        <w:t xml:space="preserve">Таблицата </w:t>
-      </w:r>
-      <w:r>
-        <w:rPr>
-          <w:rFonts w:cs="Times New Roman"/>
-          <w:b/>
-          <w:bCs/>
-          <w:i/>
-          <w:iCs/>
-          <w:sz w:val="24"/>
-          <w:szCs w:val="24"/>
-          <w:lang w:val="bg-BG"/>
-        </w:rPr>
-        <w:t>orders</w:t>
-      </w:r>
-      <w:r>
-        <w:rPr>
-          <w:rFonts w:cs="Times New Roman"/>
-          <w:sz w:val="24"/>
-          <w:szCs w:val="24"/>
-          <w:lang w:val="bg-BG"/>
-        </w:rPr>
-        <w:t xml:space="preserve"> съхранява основната информация за направените поръчки. В нея се пазят идентификатор на поръчката, идентификатор на потребителя, крайна стойност, име на клиента, имейл, телефон, адрес за доставка, град, пощенски код, държава, бележка и дата на създаване. Тази структура е достатъчно подробна, за да покрие реален процес на създаване на поръчка, като позволява да се запази както връзката с регистриран потребител, така и цялата необходима информация за доставка. В актуалния dump се вижда, че таблицата съдържа реални тестови поръчки с попълнени данни за различни клиенти и адреси.</w:t>
-      </w:r>
-    </w:p>
-    <w:p>
-      <w:pPr>
-        <w:pStyle w:val="Normal"/>
-        <w:spacing w:lineRule="auto" w:line="360" w:before="0" w:after="120"/>
-        <w:ind w:firstLine="709"/>
-        <w:jc w:val="both"/>
-        <w:rPr>
-          <w:rFonts w:ascii="Times New Roman" w:hAnsi="Times New Roman" w:cs="Times New Roman"/>
-          <w:sz w:val="24"/>
-          <w:szCs w:val="24"/>
-          <w:lang w:val="bg-BG"/>
-        </w:rPr>
-      </w:pPr>
-      <w:r>
-        <w:rPr>
-          <w:rFonts w:cs="Times New Roman"/>
-          <w:sz w:val="24"/>
-          <w:szCs w:val="24"/>
-          <w:lang w:val="bg-BG"/>
-        </w:rPr>
-        <w:t xml:space="preserve">Връзката между orders и users е реализирана чрез външен ключ </w:t>
-      </w:r>
-      <w:r>
-        <w:rPr>
-          <w:rFonts w:cs="Times New Roman"/>
-          <w:i/>
-          <w:iCs/>
-          <w:sz w:val="24"/>
-          <w:szCs w:val="24"/>
-          <w:lang w:val="bg-BG"/>
-        </w:rPr>
-        <w:t>user_id</w:t>
-      </w:r>
-      <w:r>
-        <w:rPr>
-          <w:rFonts w:cs="Times New Roman"/>
-          <w:sz w:val="24"/>
-          <w:szCs w:val="24"/>
-          <w:lang w:val="bg-BG"/>
-        </w:rPr>
-        <w:t xml:space="preserve">. Той е конфигуриран така, че при изтриване на потребител стойността в поръчките да може да остане NULL, което е разумно решение, тъй като историята на поръчките не трябва да се губи. Таблицата </w:t>
-      </w:r>
-      <w:r>
-        <w:rPr>
-          <w:rFonts w:cs="Times New Roman"/>
-          <w:b/>
-          <w:bCs/>
-          <w:i/>
-          <w:iCs/>
-          <w:sz w:val="24"/>
-          <w:szCs w:val="24"/>
-          <w:lang w:val="bg-BG"/>
-        </w:rPr>
-        <w:t>orders</w:t>
-      </w:r>
-      <w:r>
-        <w:rPr>
-          <w:rFonts w:cs="Times New Roman"/>
-          <w:sz w:val="24"/>
-          <w:szCs w:val="24"/>
-          <w:lang w:val="bg-BG"/>
-        </w:rPr>
-        <w:t xml:space="preserve"> не пази списъка с артикулите в поръчката, а само общата информация, което е правилен релационен подход и позволява по-добра нормализация на данните.</w:t>
-      </w:r>
-    </w:p>
-    <w:p>
-      <w:pPr>
-        <w:pStyle w:val="Normal"/>
-        <w:spacing w:lineRule="auto" w:line="360" w:before="0" w:after="120"/>
-        <w:ind w:firstLine="709"/>
-        <w:jc w:val="both"/>
-        <w:rPr>
-          <w:rFonts w:ascii="Times New Roman" w:hAnsi="Times New Roman" w:cs="Times New Roman"/>
-          <w:sz w:val="24"/>
-          <w:szCs w:val="24"/>
-          <w:lang w:val="bg-BG"/>
-        </w:rPr>
-      </w:pPr>
-      <w:r>
-        <w:rPr>
-          <w:rFonts w:cs="Times New Roman"/>
-          <w:sz w:val="24"/>
-          <w:szCs w:val="24"/>
-          <w:lang w:val="bg-BG"/>
-        </w:rPr>
-      </w:r>
-    </w:p>
-    <w:p>
-      <w:pPr>
-        <w:pStyle w:val="Normal"/>
-        <w:spacing w:lineRule="auto" w:line="360" w:before="0" w:after="120"/>
-        <w:ind w:firstLine="709"/>
-        <w:jc w:val="both"/>
-        <w:rPr>
-          <w:rFonts w:ascii="Times New Roman" w:hAnsi="Times New Roman" w:cs="Times New Roman"/>
-          <w:sz w:val="24"/>
-          <w:szCs w:val="24"/>
-          <w:lang w:val="bg-BG"/>
-        </w:rPr>
-      </w:pPr>
-      <w:r>
-        <w:rPr>
-          <w:rFonts w:cs="Times New Roman"/>
-          <w:sz w:val="24"/>
-          <w:szCs w:val="24"/>
-          <w:lang w:val="bg-BG"/>
-        </w:rPr>
-      </w:r>
-    </w:p>
-    <w:p>
-      <w:pPr>
-        <w:pStyle w:val="Normal"/>
-        <w:spacing w:lineRule="auto" w:line="360" w:before="0" w:after="120"/>
-        <w:ind w:firstLine="709"/>
-        <w:jc w:val="both"/>
-        <w:rPr>
-          <w:rFonts w:ascii="Times New Roman" w:hAnsi="Times New Roman" w:cs="Times New Roman"/>
-          <w:sz w:val="24"/>
-          <w:szCs w:val="24"/>
-          <w:lang w:val="bg-BG"/>
-        </w:rPr>
-      </w:pPr>
-      <w:r>
-        <w:rPr>
-          <w:rFonts w:cs="Times New Roman"/>
-          <w:sz w:val="24"/>
-          <w:szCs w:val="24"/>
-          <w:lang w:val="bg-BG"/>
-        </w:rPr>
-      </w:r>
-    </w:p>
-    <w:p>
-      <w:pPr>
-        <w:pStyle w:val="Normal"/>
-        <w:spacing w:lineRule="auto" w:line="360" w:before="0" w:after="120"/>
-        <w:ind w:firstLine="709"/>
-        <w:jc w:val="both"/>
-        <w:rPr>
-          <w:rFonts w:ascii="Times New Roman" w:hAnsi="Times New Roman" w:cs="Times New Roman"/>
-          <w:sz w:val="24"/>
-          <w:szCs w:val="24"/>
-          <w:lang w:val="bg-BG"/>
-        </w:rPr>
-      </w:pPr>
-      <w:r>
-        <w:rPr>
-          <w:rFonts w:cs="Times New Roman"/>
-          <w:sz w:val="24"/>
-          <w:szCs w:val="24"/>
-          <w:lang w:val="bg-BG"/>
-        </w:rPr>
-      </w:r>
-    </w:p>
-    <w:p>
-      <w:pPr>
-        <w:pStyle w:val="Normal"/>
-        <w:spacing w:lineRule="auto" w:line="360" w:before="0" w:after="120"/>
-        <w:ind w:firstLine="709"/>
-        <w:jc w:val="both"/>
-        <w:rPr>
-          <w:rFonts w:ascii="Times New Roman" w:hAnsi="Times New Roman" w:cs="Times New Roman"/>
-          <w:sz w:val="24"/>
-          <w:szCs w:val="24"/>
-          <w:lang w:val="bg-BG"/>
-        </w:rPr>
-      </w:pPr>
-      <w:r>
-        <w:rPr>
-          <w:rFonts w:cs="Times New Roman"/>
-          <w:sz w:val="24"/>
-          <w:szCs w:val="24"/>
-          <w:lang w:val="bg-BG"/>
-        </w:rPr>
-      </w:r>
-    </w:p>
-    <w:p>
-      <w:pPr>
-        <w:pStyle w:val="Normal"/>
-        <w:spacing w:before="100" w:after="60"/>
-        <w:jc w:val="start"/>
-        <w:rPr>
-          <w:rFonts w:ascii="Times New Roman" w:hAnsi="Times New Roman" w:cs="Times New Roman"/>
-          <w:b/>
-          <w:sz w:val="24"/>
-          <w:szCs w:val="24"/>
-          <w:lang w:val="bg-BG"/>
-        </w:rPr>
-      </w:pPr>
-      <w:r>
-        <w:rPr>
-          <w:rFonts w:cs="Times New Roman"/>
-          <w:b/>
-          <w:sz w:val="24"/>
-          <w:szCs w:val="24"/>
-          <w:lang w:val="bg-BG"/>
-        </w:rPr>
-        <w:t>5. Таблица "order_items"</w:t>
-      </w:r>
-    </w:p>
-    <w:p>
-      <w:pPr>
-        <w:pStyle w:val="Normal"/>
-        <w:spacing w:before="100" w:after="60"/>
-        <w:jc w:val="start"/>
-        <w:rPr>
-          <w:rFonts w:ascii="Times New Roman" w:hAnsi="Times New Roman" w:cs="Times New Roman"/>
-          <w:b/>
-          <w:sz w:val="24"/>
-          <w:szCs w:val="24"/>
-          <w:lang w:val="bg-BG"/>
-        </w:rPr>
-      </w:pPr>
-      <w:r>
-        <w:rPr>
-          <w:rFonts w:cs="Times New Roman"/>
-          <w:b/>
-          <w:sz w:val="24"/>
-          <w:szCs w:val="24"/>
-          <w:lang w:val="bg-BG"/>
-        </w:rPr>
-      </w:r>
-    </w:p>
-    <w:p>
-      <w:pPr>
-        <w:pStyle w:val="Normal"/>
-        <w:spacing w:lineRule="auto" w:line="360" w:before="0" w:after="120"/>
-        <w:ind w:firstLine="709"/>
-        <w:jc w:val="both"/>
-        <w:rPr/>
-      </w:pPr>
-      <w:r>
-        <w:rPr>
-          <w:rFonts w:cs="Times New Roman"/>
-          <w:sz w:val="24"/>
-          <w:szCs w:val="24"/>
-          <w:lang w:val="bg-BG"/>
-        </w:rPr>
-        <w:t xml:space="preserve">Таблицата </w:t>
-      </w:r>
-      <w:r>
-        <w:rPr>
-          <w:rFonts w:cs="Times New Roman"/>
-          <w:b/>
-          <w:bCs/>
-          <w:i/>
-          <w:iCs/>
-          <w:sz w:val="24"/>
-          <w:szCs w:val="24"/>
-          <w:lang w:val="bg-BG"/>
-        </w:rPr>
-        <w:t>order_items</w:t>
-      </w:r>
-      <w:r>
-        <w:rPr>
-          <w:rFonts w:cs="Times New Roman"/>
-          <w:sz w:val="24"/>
-          <w:szCs w:val="24"/>
-          <w:lang w:val="bg-BG"/>
-        </w:rPr>
-        <w:t xml:space="preserve"> съдържа конкретните редове във всяка поръчка. В нея се пазят идентификатор на записа, идентификатор на поръчката, идентификатор на продукта, количество и единична цена. Това е стандартен модел за системи за електронна търговия, защото позволява една поръчка да съдържа повече от един продукт и всеки артикул да бъде описан като отделен ред. Чрез този подход общата информация за поръчката остава в </w:t>
-      </w:r>
-      <w:r>
-        <w:rPr>
-          <w:rFonts w:cs="Times New Roman"/>
-          <w:b/>
-          <w:bCs/>
-          <w:i/>
-          <w:iCs/>
-          <w:sz w:val="24"/>
-          <w:szCs w:val="24"/>
-          <w:lang w:val="bg-BG"/>
-        </w:rPr>
-        <w:t>orders</w:t>
-      </w:r>
-      <w:r>
-        <w:rPr>
-          <w:rFonts w:cs="Times New Roman"/>
-          <w:sz w:val="24"/>
-          <w:szCs w:val="24"/>
-          <w:lang w:val="bg-BG"/>
-        </w:rPr>
-        <w:t xml:space="preserve">, а конкретното съдържание се пази в </w:t>
-      </w:r>
-      <w:r>
-        <w:rPr>
-          <w:rFonts w:cs="Times New Roman"/>
-          <w:b/>
-          <w:bCs/>
-          <w:i/>
-          <w:iCs/>
-          <w:sz w:val="24"/>
-          <w:szCs w:val="24"/>
-          <w:lang w:val="bg-BG"/>
-        </w:rPr>
-        <w:t>order_items</w:t>
-      </w:r>
-      <w:r>
-        <w:rPr>
-          <w:rFonts w:cs="Times New Roman"/>
-          <w:sz w:val="24"/>
-          <w:szCs w:val="24"/>
-          <w:lang w:val="bg-BG"/>
-        </w:rPr>
-        <w:t>.</w:t>
-      </w:r>
-    </w:p>
-    <w:p>
-      <w:pPr>
-        <w:pStyle w:val="Normal"/>
-        <w:spacing w:lineRule="auto" w:line="360" w:before="0" w:after="120"/>
-        <w:ind w:firstLine="709"/>
-        <w:jc w:val="both"/>
-        <w:rPr>
-          <w:rFonts w:ascii="Times New Roman" w:hAnsi="Times New Roman" w:cs="Times New Roman"/>
-          <w:sz w:val="24"/>
-          <w:szCs w:val="24"/>
-          <w:lang w:val="bg-BG"/>
-        </w:rPr>
-      </w:pPr>
-      <w:r>
-        <w:rPr>
-          <w:rFonts w:cs="Times New Roman"/>
-          <w:sz w:val="24"/>
-          <w:szCs w:val="24"/>
-          <w:lang w:val="bg-BG"/>
-        </w:rPr>
-        <w:t xml:space="preserve">Таблицата е свързана едновременно с </w:t>
-      </w:r>
-      <w:r>
-        <w:rPr>
-          <w:rFonts w:cs="Times New Roman"/>
-          <w:b/>
-          <w:bCs/>
-          <w:i/>
-          <w:iCs/>
-          <w:sz w:val="24"/>
-          <w:szCs w:val="24"/>
-          <w:lang w:val="bg-BG"/>
-        </w:rPr>
-        <w:t>orders</w:t>
-      </w:r>
-      <w:r>
-        <w:rPr>
-          <w:rFonts w:cs="Times New Roman"/>
-          <w:sz w:val="24"/>
-          <w:szCs w:val="24"/>
-          <w:lang w:val="bg-BG"/>
-        </w:rPr>
-        <w:t xml:space="preserve"> и </w:t>
-      </w:r>
-      <w:r>
-        <w:rPr>
-          <w:rFonts w:cs="Times New Roman"/>
-          <w:b/>
-          <w:bCs/>
-          <w:i/>
-          <w:iCs/>
-          <w:sz w:val="24"/>
-          <w:szCs w:val="24"/>
-          <w:lang w:val="bg-BG"/>
-        </w:rPr>
-        <w:t>products</w:t>
-      </w:r>
-      <w:r>
-        <w:rPr>
-          <w:rFonts w:cs="Times New Roman"/>
-          <w:sz w:val="24"/>
-          <w:szCs w:val="24"/>
-          <w:lang w:val="bg-BG"/>
-        </w:rPr>
-        <w:t xml:space="preserve"> чрез външни ключове. Това гарантира, че всеки ред в </w:t>
-      </w:r>
-      <w:r>
-        <w:rPr>
-          <w:rFonts w:cs="Times New Roman"/>
-          <w:b/>
-          <w:bCs/>
-          <w:i/>
-          <w:iCs/>
-          <w:sz w:val="24"/>
-          <w:szCs w:val="24"/>
-          <w:lang w:val="bg-BG"/>
-        </w:rPr>
-        <w:t>order_items</w:t>
-      </w:r>
-      <w:r>
-        <w:rPr>
-          <w:rFonts w:cs="Times New Roman"/>
-          <w:sz w:val="24"/>
-          <w:szCs w:val="24"/>
-          <w:lang w:val="bg-BG"/>
-        </w:rPr>
-        <w:t xml:space="preserve"> ще сочи към валидна поръчка и към валиден продукт. От гледна точка на дизайна това е изключително важно, защото поддържа консистентност на данните и позволява лесно извличане на цялата информация за дадена поръчка чрез JOIN заявки. Наличието на редове с различни количества и различни единични цени в актуалния SQL файл показва, че моделът работи коректно в реални сценарии на поръчка с повече от един артикул.</w:t>
-      </w:r>
-    </w:p>
-    <w:p>
-      <w:pPr>
-        <w:pStyle w:val="Normal"/>
-        <w:spacing w:lineRule="auto" w:line="360" w:before="0" w:after="120"/>
-        <w:ind w:firstLine="709"/>
-        <w:jc w:val="both"/>
-        <w:rPr>
-          <w:rFonts w:ascii="Times New Roman" w:hAnsi="Times New Roman" w:cs="Times New Roman"/>
-          <w:sz w:val="24"/>
-          <w:szCs w:val="24"/>
-          <w:lang w:val="bg-BG"/>
-        </w:rPr>
-      </w:pPr>
-      <w:r>
-        <w:rPr>
-          <w:rFonts w:cs="Times New Roman"/>
-          <w:sz w:val="24"/>
-          <w:szCs w:val="24"/>
-          <w:lang w:val="bg-BG"/>
-        </w:rPr>
-      </w:r>
-    </w:p>
-    <w:p>
-      <w:pPr>
-        <w:pStyle w:val="Normal"/>
-        <w:spacing w:lineRule="auto" w:line="360" w:before="0" w:after="120"/>
-        <w:ind w:firstLine="709"/>
-        <w:jc w:val="both"/>
-        <w:rPr>
-          <w:rFonts w:ascii="Times New Roman" w:hAnsi="Times New Roman" w:cs="Times New Roman"/>
-          <w:sz w:val="24"/>
-          <w:szCs w:val="24"/>
-          <w:lang w:val="bg-BG"/>
-        </w:rPr>
-      </w:pPr>
-      <w:r>
-        <w:rPr>
-          <w:rFonts w:cs="Times New Roman"/>
-          <w:sz w:val="24"/>
-          <w:szCs w:val="24"/>
-          <w:lang w:val="bg-BG"/>
-        </w:rPr>
-      </w:r>
-    </w:p>
-    <w:p>
-      <w:pPr>
-        <w:pStyle w:val="Normal"/>
-        <w:spacing w:before="100" w:after="60"/>
-        <w:jc w:val="start"/>
-        <w:rPr>
-          <w:rFonts w:ascii="Times New Roman" w:hAnsi="Times New Roman" w:cs="Times New Roman"/>
-          <w:b/>
-          <w:sz w:val="24"/>
-          <w:szCs w:val="24"/>
-          <w:lang w:val="bg-BG"/>
-        </w:rPr>
-      </w:pPr>
-      <w:r>
-        <w:rPr>
-          <w:rFonts w:cs="Times New Roman"/>
-          <w:b/>
-          <w:sz w:val="24"/>
-          <w:szCs w:val="24"/>
-          <w:lang w:val="bg-BG"/>
-        </w:rPr>
-        <w:t>6. Таблица "news"</w:t>
-      </w:r>
-    </w:p>
-    <w:p>
-      <w:pPr>
-        <w:pStyle w:val="Normal"/>
-        <w:spacing w:before="100" w:after="60"/>
-        <w:jc w:val="start"/>
-        <w:rPr>
-          <w:rFonts w:ascii="Times New Roman" w:hAnsi="Times New Roman" w:cs="Times New Roman"/>
-          <w:b/>
-          <w:sz w:val="24"/>
-          <w:szCs w:val="24"/>
-          <w:lang w:val="bg-BG"/>
-        </w:rPr>
-      </w:pPr>
-      <w:r>
-        <w:rPr>
-          <w:rFonts w:cs="Times New Roman"/>
-          <w:b/>
-          <w:sz w:val="24"/>
-          <w:szCs w:val="24"/>
-          <w:lang w:val="bg-BG"/>
-        </w:rPr>
-      </w:r>
-    </w:p>
-    <w:p>
-      <w:pPr>
-        <w:pStyle w:val="Normal"/>
-        <w:spacing w:lineRule="auto" w:line="360" w:before="0" w:after="120"/>
-        <w:ind w:firstLine="709"/>
-        <w:jc w:val="both"/>
-        <w:rPr>
-          <w:rFonts w:ascii="Times New Roman" w:hAnsi="Times New Roman" w:cs="Times New Roman"/>
-          <w:sz w:val="24"/>
-          <w:szCs w:val="24"/>
-          <w:lang w:val="bg-BG"/>
-        </w:rPr>
-      </w:pPr>
-      <w:r>
-        <w:rPr>
-          <w:rFonts w:cs="Times New Roman"/>
-          <w:sz w:val="24"/>
-          <w:szCs w:val="24"/>
-          <w:lang w:val="bg-BG"/>
-        </w:rPr>
-        <w:t xml:space="preserve">Таблицата </w:t>
-      </w:r>
-      <w:r>
-        <w:rPr>
-          <w:rFonts w:cs="Times New Roman"/>
-          <w:b/>
-          <w:bCs/>
-          <w:i/>
-          <w:iCs/>
-          <w:sz w:val="24"/>
-          <w:szCs w:val="24"/>
-          <w:lang w:val="bg-BG"/>
-        </w:rPr>
-        <w:t>news</w:t>
-      </w:r>
-      <w:r>
-        <w:rPr>
-          <w:rFonts w:cs="Times New Roman"/>
-          <w:sz w:val="24"/>
-          <w:szCs w:val="24"/>
-          <w:lang w:val="bg-BG"/>
-        </w:rPr>
-        <w:t xml:space="preserve"> съхранява новините, които се публикуват в публичната част на магазина. Тя съдържа идентификатор, заглавие, съдържание и дата на създаване. Макар тази таблица да е значително по-проста от останалите, тя има важна роля за допълващото съдържание на приложението. Благодарение на нея </w:t>
-      </w:r>
-      <w:r>
-        <w:rPr>
-          <w:rFonts w:cs="Times New Roman"/>
-          <w:b/>
-          <w:bCs/>
-          <w:i/>
-          <w:iCs/>
-          <w:sz w:val="24"/>
-          <w:szCs w:val="24"/>
-          <w:u w:val="single"/>
-          <w:lang w:val="bg-BG"/>
-        </w:rPr>
-        <w:t>MusicShop</w:t>
-      </w:r>
-      <w:r>
-        <w:rPr>
-          <w:rFonts w:cs="Times New Roman"/>
-          <w:sz w:val="24"/>
-          <w:szCs w:val="24"/>
-          <w:lang w:val="bg-BG"/>
-        </w:rPr>
-        <w:t xml:space="preserve"> не е ограничен само до каталог и поръчки, а включва и отделен информационен модул, който може да се управлява от администратора. В актуалния SQL файл се вижда, че системата вече съдържа реални новинарски записи, което потвърждава, че този модул е използван на практика.</w:t>
-      </w:r>
-    </w:p>
-    <w:p>
-      <w:pPr>
-        <w:pStyle w:val="Normal"/>
-        <w:spacing w:lineRule="auto" w:line="360" w:before="0" w:after="120"/>
-        <w:ind w:firstLine="709"/>
-        <w:jc w:val="both"/>
-        <w:rPr>
-          <w:rFonts w:ascii="Times New Roman" w:hAnsi="Times New Roman" w:cs="Times New Roman"/>
-          <w:sz w:val="24"/>
-          <w:szCs w:val="24"/>
-          <w:lang w:val="bg-BG"/>
-        </w:rPr>
-      </w:pPr>
-      <w:r>
-        <w:rPr>
-          <w:rFonts w:cs="Times New Roman"/>
-          <w:sz w:val="24"/>
-          <w:szCs w:val="24"/>
-          <w:lang w:val="bg-BG"/>
-        </w:rPr>
-      </w:r>
-    </w:p>
-    <w:p>
-      <w:pPr>
-        <w:pStyle w:val="Normal"/>
-        <w:spacing w:lineRule="auto" w:line="360" w:before="0" w:after="120"/>
-        <w:ind w:firstLine="709"/>
-        <w:jc w:val="both"/>
-        <w:rPr>
-          <w:rFonts w:ascii="Times New Roman" w:hAnsi="Times New Roman" w:cs="Times New Roman"/>
-          <w:sz w:val="24"/>
-          <w:szCs w:val="24"/>
-          <w:lang w:val="bg-BG"/>
-        </w:rPr>
-      </w:pPr>
-      <w:r>
-        <w:rPr>
-          <w:rFonts w:cs="Times New Roman"/>
-          <w:sz w:val="24"/>
-          <w:szCs w:val="24"/>
-          <w:lang w:val="bg-BG"/>
-        </w:rPr>
-      </w:r>
-    </w:p>
-    <w:p>
-      <w:pPr>
-        <w:pStyle w:val="Normal"/>
-        <w:spacing w:lineRule="auto" w:line="360" w:before="0" w:after="120"/>
-        <w:ind w:firstLine="709"/>
-        <w:jc w:val="both"/>
-        <w:rPr>
-          <w:rFonts w:ascii="Times New Roman" w:hAnsi="Times New Roman" w:cs="Times New Roman"/>
-          <w:sz w:val="24"/>
-          <w:szCs w:val="24"/>
-          <w:lang w:val="bg-BG"/>
-        </w:rPr>
-      </w:pPr>
-      <w:r>
-        <w:rPr>
-          <w:rFonts w:cs="Times New Roman"/>
-          <w:sz w:val="24"/>
-          <w:szCs w:val="24"/>
-          <w:lang w:val="bg-BG"/>
-        </w:rPr>
-      </w:r>
-    </w:p>
-    <w:p>
-      <w:pPr>
-        <w:pStyle w:val="Normal"/>
-        <w:spacing w:before="100" w:after="60"/>
-        <w:jc w:val="start"/>
-        <w:rPr/>
-      </w:pPr>
-      <w:r>
-        <w:rPr>
-          <w:rFonts w:cs="Times New Roman"/>
-          <w:b/>
-          <w:sz w:val="24"/>
-          <w:szCs w:val="24"/>
-          <w:lang w:val="bg-BG"/>
-        </w:rPr>
-        <w:t>Връзки между таблиците</w:t>
-      </w:r>
-    </w:p>
-    <w:p>
-      <w:pPr>
-        <w:pStyle w:val="Normal"/>
-        <w:spacing w:lineRule="auto" w:line="360" w:before="0" w:after="120"/>
-        <w:ind w:firstLine="709"/>
-        <w:jc w:val="both"/>
-        <w:rPr/>
-      </w:pPr>
-      <w:r>
-        <w:rPr>
-          <w:rFonts w:cs="Times New Roman"/>
-          <w:sz w:val="24"/>
-          <w:szCs w:val="24"/>
-          <w:lang w:val="bg-BG"/>
-        </w:rPr>
-        <w:t xml:space="preserve">Базата данни на </w:t>
-      </w:r>
-      <w:r>
-        <w:rPr>
-          <w:rFonts w:cs="Times New Roman"/>
-          <w:b/>
-          <w:bCs/>
-          <w:i/>
-          <w:iCs/>
-          <w:sz w:val="24"/>
-          <w:szCs w:val="24"/>
-          <w:u w:val="single"/>
-          <w:lang w:val="bg-BG"/>
-        </w:rPr>
-        <w:t>MusicShop</w:t>
-      </w:r>
-      <w:r>
-        <w:rPr>
-          <w:rFonts w:cs="Times New Roman"/>
-          <w:sz w:val="24"/>
-          <w:szCs w:val="24"/>
-          <w:lang w:val="bg-BG"/>
-        </w:rPr>
-        <w:t xml:space="preserve"> съдържа няколко основни връзки между таблиците. Първата е </w:t>
-      </w:r>
-      <w:r>
-        <w:rPr>
-          <w:rFonts w:cs="Times New Roman"/>
-          <w:b/>
-          <w:bCs/>
-          <w:i/>
-          <w:iCs/>
-          <w:sz w:val="24"/>
-          <w:szCs w:val="24"/>
-          <w:lang w:val="bg-BG"/>
-        </w:rPr>
-        <w:t>users -&gt; favorites</w:t>
-      </w:r>
-      <w:r>
-        <w:rPr>
-          <w:rFonts w:cs="Times New Roman"/>
-          <w:sz w:val="24"/>
-          <w:szCs w:val="24"/>
-          <w:lang w:val="bg-BG"/>
-        </w:rPr>
-        <w:t xml:space="preserve">, която е връзка от тип едно към много, тъй като един потребител може да има повече от един любим продукт. От страната на products също съществува връзка едно към много към </w:t>
-      </w:r>
-      <w:r>
-        <w:rPr>
-          <w:rFonts w:cs="Times New Roman"/>
-          <w:b/>
-          <w:bCs/>
-          <w:i/>
-          <w:iCs/>
-          <w:sz w:val="24"/>
-          <w:szCs w:val="24"/>
-          <w:lang w:val="bg-BG"/>
-        </w:rPr>
-        <w:t>favorites</w:t>
-      </w:r>
-      <w:r>
-        <w:rPr>
-          <w:rFonts w:cs="Times New Roman"/>
-          <w:sz w:val="24"/>
-          <w:szCs w:val="24"/>
-          <w:lang w:val="bg-BG"/>
-        </w:rPr>
-        <w:t xml:space="preserve">, защото един продукт може да участва в много записи за любими. Заедно тези две връзки формират много към много зависимост между потребители и продукти, реализирана чрез междинната таблица </w:t>
-      </w:r>
-      <w:r>
-        <w:rPr>
-          <w:rFonts w:cs="Times New Roman"/>
-          <w:b/>
-          <w:bCs/>
-          <w:i/>
-          <w:iCs/>
-          <w:sz w:val="24"/>
-          <w:szCs w:val="24"/>
-          <w:lang w:val="bg-BG"/>
-        </w:rPr>
-        <w:t>favorites</w:t>
-      </w:r>
-      <w:r>
-        <w:rPr>
-          <w:rFonts w:cs="Times New Roman"/>
-          <w:sz w:val="24"/>
-          <w:szCs w:val="24"/>
-          <w:lang w:val="bg-BG"/>
-        </w:rPr>
-        <w:t>.</w:t>
-      </w:r>
-    </w:p>
-    <w:p>
-      <w:pPr>
-        <w:pStyle w:val="Normal"/>
-        <w:spacing w:lineRule="auto" w:line="360" w:before="0" w:after="120"/>
-        <w:ind w:firstLine="709"/>
-        <w:jc w:val="both"/>
-        <w:rPr>
-          <w:rFonts w:ascii="Times New Roman" w:hAnsi="Times New Roman" w:cs="Times New Roman"/>
-          <w:sz w:val="24"/>
-          <w:szCs w:val="24"/>
-          <w:lang w:val="bg-BG"/>
-        </w:rPr>
-      </w:pPr>
-      <w:r>
-        <w:rPr>
-          <w:rFonts w:cs="Times New Roman"/>
-          <w:sz w:val="24"/>
-          <w:szCs w:val="24"/>
-          <w:lang w:val="bg-BG"/>
-        </w:rPr>
-        <w:t xml:space="preserve">Следващата важна връзка е </w:t>
-      </w:r>
-      <w:r>
-        <w:rPr>
-          <w:rFonts w:cs="Times New Roman"/>
-          <w:b/>
-          <w:bCs/>
-          <w:i/>
-          <w:iCs/>
-          <w:sz w:val="24"/>
-          <w:szCs w:val="24"/>
-          <w:lang w:val="bg-BG"/>
-        </w:rPr>
-        <w:t>users -&gt; orders</w:t>
-      </w:r>
-      <w:r>
-        <w:rPr>
-          <w:rFonts w:cs="Times New Roman"/>
-          <w:sz w:val="24"/>
-          <w:szCs w:val="24"/>
-          <w:lang w:val="bg-BG"/>
-        </w:rPr>
-        <w:t xml:space="preserve">. Един потребител може да има повече от една поръчка, което прави тази зависимост връзка едно към много. </w:t>
-      </w:r>
-      <w:r>
-        <w:rPr>
-          <w:rFonts w:cs="Times New Roman"/>
-          <w:b/>
-          <w:bCs/>
-          <w:i/>
-          <w:iCs/>
-          <w:sz w:val="24"/>
-          <w:szCs w:val="24"/>
-          <w:lang w:val="bg-BG"/>
-        </w:rPr>
-        <w:t>Orders</w:t>
-      </w:r>
-      <w:r>
-        <w:rPr>
-          <w:rFonts w:cs="Times New Roman"/>
-          <w:sz w:val="24"/>
-          <w:szCs w:val="24"/>
-          <w:lang w:val="bg-BG"/>
-        </w:rPr>
-        <w:t xml:space="preserve"> от своя страна е свързана с </w:t>
-      </w:r>
-      <w:r>
-        <w:rPr>
-          <w:rFonts w:cs="Times New Roman"/>
-          <w:b/>
-          <w:bCs/>
-          <w:i/>
-          <w:iCs/>
-          <w:sz w:val="24"/>
-          <w:szCs w:val="24"/>
-          <w:lang w:val="bg-BG"/>
-        </w:rPr>
-        <w:t>order_items</w:t>
-      </w:r>
-      <w:r>
-        <w:rPr>
-          <w:rFonts w:cs="Times New Roman"/>
-          <w:sz w:val="24"/>
-          <w:szCs w:val="24"/>
-          <w:lang w:val="bg-BG"/>
-        </w:rPr>
-        <w:t xml:space="preserve">, където връзката също е едно към много, защото една поръчка може да съдържа много редове с продукти. Таблицата </w:t>
-      </w:r>
-      <w:r>
-        <w:rPr>
-          <w:rFonts w:cs="Times New Roman"/>
-          <w:b/>
-          <w:bCs/>
-          <w:i/>
-          <w:iCs/>
-          <w:sz w:val="24"/>
-          <w:szCs w:val="24"/>
-          <w:lang w:val="bg-BG"/>
-        </w:rPr>
-        <w:t>products</w:t>
-      </w:r>
-      <w:r>
-        <w:rPr>
-          <w:rFonts w:cs="Times New Roman"/>
-          <w:sz w:val="24"/>
-          <w:szCs w:val="24"/>
-          <w:lang w:val="bg-BG"/>
-        </w:rPr>
-        <w:t xml:space="preserve"> също има връзка към </w:t>
-      </w:r>
-      <w:r>
-        <w:rPr>
-          <w:rFonts w:cs="Times New Roman"/>
-          <w:b/>
-          <w:bCs/>
-          <w:i/>
-          <w:iCs/>
-          <w:sz w:val="24"/>
-          <w:szCs w:val="24"/>
-          <w:lang w:val="bg-BG"/>
-        </w:rPr>
-        <w:t>order_items</w:t>
-      </w:r>
-      <w:r>
-        <w:rPr>
-          <w:rFonts w:cs="Times New Roman"/>
-          <w:sz w:val="24"/>
-          <w:szCs w:val="24"/>
-          <w:lang w:val="bg-BG"/>
-        </w:rPr>
-        <w:t>, тъй като един продукт може да присъства в много различни поръчки. Именно тези връзки формират сърцевината на търговската логика на приложението. Таблицата news остава логически независима от останалите, тъй като обслужва отделен информационен модул.</w:t>
-      </w:r>
-    </w:p>
-    <w:p>
-      <w:pPr>
-        <w:pStyle w:val="Normal"/>
-        <w:spacing w:lineRule="auto" w:line="360" w:before="0" w:after="120"/>
-        <w:ind w:firstLine="709"/>
-        <w:jc w:val="both"/>
-        <w:rPr>
-          <w:rFonts w:ascii="Times New Roman" w:hAnsi="Times New Roman" w:cs="Times New Roman"/>
-          <w:sz w:val="24"/>
-          <w:szCs w:val="24"/>
-          <w:lang w:val="bg-BG"/>
-        </w:rPr>
-      </w:pPr>
-      <w:r>
-        <w:rPr>
-          <w:rFonts w:cs="Times New Roman"/>
-          <w:sz w:val="24"/>
-          <w:szCs w:val="24"/>
-          <w:lang w:val="bg-BG"/>
-        </w:rPr>
-      </w:r>
-    </w:p>
-    <w:p>
-      <w:pPr>
-        <w:pStyle w:val="Normal"/>
-        <w:spacing w:lineRule="auto" w:line="360" w:before="0" w:after="120"/>
-        <w:ind w:firstLine="709"/>
-        <w:jc w:val="both"/>
-        <w:rPr>
-          <w:rFonts w:ascii="Times New Roman" w:hAnsi="Times New Roman" w:cs="Times New Roman"/>
-          <w:sz w:val="24"/>
-          <w:szCs w:val="24"/>
-          <w:lang w:val="bg-BG"/>
-        </w:rPr>
-      </w:pPr>
-      <w:r>
-        <w:rPr>
-          <w:rFonts w:cs="Times New Roman"/>
-          <w:sz w:val="24"/>
-          <w:szCs w:val="24"/>
-          <w:lang w:val="bg-BG"/>
-        </w:rPr>
-      </w:r>
-    </w:p>
-    <w:p>
-      <w:pPr>
-        <w:pStyle w:val="Normal"/>
-        <w:spacing w:before="100" w:after="60"/>
-        <w:jc w:val="start"/>
-        <w:rPr>
-          <w:rFonts w:ascii="Times New Roman" w:hAnsi="Times New Roman" w:cs="Times New Roman"/>
-          <w:b/>
-          <w:sz w:val="24"/>
-          <w:szCs w:val="24"/>
-          <w:lang w:val="bg-BG"/>
-        </w:rPr>
-      </w:pPr>
-      <w:r>
-        <w:rPr>
-          <w:rFonts w:cs="Times New Roman"/>
-          <w:b/>
-          <w:sz w:val="24"/>
-          <w:szCs w:val="24"/>
-          <w:lang w:val="bg-BG"/>
-        </w:rPr>
-        <w:t>Особености на дизайна</w:t>
-      </w:r>
-    </w:p>
-    <w:p>
-      <w:pPr>
-        <w:pStyle w:val="Normal"/>
-        <w:spacing w:lineRule="auto" w:line="360" w:before="0" w:after="120"/>
-        <w:ind w:firstLine="709"/>
-        <w:jc w:val="both"/>
-        <w:rPr/>
-      </w:pPr>
-      <w:r>
-        <w:rPr>
-          <w:rFonts w:cs="Times New Roman"/>
-          <w:sz w:val="24"/>
-          <w:szCs w:val="24"/>
-          <w:lang w:val="bg-BG"/>
-        </w:rPr>
-        <w:t xml:space="preserve">Една от основните особености на дизайна на базата данни е използването на обща таблица </w:t>
-      </w:r>
-      <w:r>
-        <w:rPr>
-          <w:rFonts w:cs="Times New Roman"/>
-          <w:b/>
-          <w:bCs/>
-          <w:i/>
-          <w:iCs/>
-          <w:sz w:val="24"/>
-          <w:szCs w:val="24"/>
-          <w:lang w:val="bg-BG"/>
-        </w:rPr>
-        <w:t>products</w:t>
-      </w:r>
-      <w:r>
-        <w:rPr>
-          <w:rFonts w:cs="Times New Roman"/>
-          <w:sz w:val="24"/>
-          <w:szCs w:val="24"/>
-          <w:lang w:val="bg-BG"/>
-        </w:rPr>
-        <w:t xml:space="preserve"> за различни типове артикули. Това решение намалява сложността на системата и улеснява изграждането на общ каталог и административен панел. Вместо отделни таблици за музика, инструменти и мърч, всички продукти се управляват през един и същи модел, а специфичните характеристики се записват в допълнителни полета. Това е много практично решение за проект с учебна и демонстрационна цел и се потвърждава от съдържанието на </w:t>
-      </w:r>
-      <w:r>
-        <w:rPr>
-          <w:rFonts w:cs="Times New Roman"/>
-          <w:b w:val="false"/>
-          <w:bCs w:val="false"/>
-          <w:i/>
-          <w:iCs/>
-          <w:sz w:val="24"/>
-          <w:szCs w:val="24"/>
-          <w:u w:val="none"/>
-          <w:lang w:val="bg-BG"/>
-        </w:rPr>
-        <w:t>musicshop.sql,</w:t>
-      </w:r>
-      <w:r>
-        <w:rPr>
-          <w:rFonts w:cs="Times New Roman"/>
-          <w:sz w:val="24"/>
-          <w:szCs w:val="24"/>
-          <w:lang w:val="bg-BG"/>
-        </w:rPr>
-        <w:t xml:space="preserve"> където реално съществуват продукти от различни категории в рамките на една и съща таблица.</w:t>
-      </w:r>
-    </w:p>
-    <w:p>
-      <w:pPr>
-        <w:pStyle w:val="Normal"/>
-        <w:spacing w:lineRule="auto" w:line="360" w:before="0" w:after="120"/>
-        <w:ind w:firstLine="709"/>
-        <w:jc w:val="both"/>
-        <w:rPr/>
-      </w:pPr>
-      <w:r>
-        <w:rPr>
-          <w:rFonts w:cs="Times New Roman"/>
-          <w:sz w:val="24"/>
-          <w:szCs w:val="24"/>
-          <w:lang w:val="bg-BG"/>
-        </w:rPr>
-        <w:t xml:space="preserve">Друга важна особеност е наличието на индекси върху често използвани колони. В </w:t>
-      </w:r>
-      <w:r>
-        <w:rPr>
-          <w:rFonts w:cs="Times New Roman"/>
-          <w:b/>
-          <w:bCs/>
-          <w:i/>
-          <w:iCs/>
-          <w:sz w:val="24"/>
-          <w:szCs w:val="24"/>
-          <w:lang w:val="bg-BG"/>
-        </w:rPr>
-        <w:t>products</w:t>
-      </w:r>
-      <w:r>
-        <w:rPr>
-          <w:rFonts w:cs="Times New Roman"/>
-          <w:sz w:val="24"/>
-          <w:szCs w:val="24"/>
-          <w:lang w:val="bg-BG"/>
-        </w:rPr>
-        <w:t xml:space="preserve"> има индекси върху </w:t>
-      </w:r>
-      <w:r>
-        <w:rPr>
-          <w:rFonts w:cs="Times New Roman"/>
-          <w:i/>
-          <w:iCs/>
-          <w:sz w:val="24"/>
-          <w:szCs w:val="24"/>
-          <w:lang w:val="bg-BG"/>
-        </w:rPr>
-        <w:t>category</w:t>
-      </w:r>
-      <w:r>
-        <w:rPr>
-          <w:rFonts w:cs="Times New Roman"/>
-          <w:sz w:val="24"/>
-          <w:szCs w:val="24"/>
-          <w:lang w:val="bg-BG"/>
-        </w:rPr>
-        <w:t xml:space="preserve">, </w:t>
-      </w:r>
-      <w:r>
-        <w:rPr>
-          <w:rFonts w:cs="Times New Roman"/>
-          <w:i/>
-          <w:iCs/>
-          <w:sz w:val="24"/>
-          <w:szCs w:val="24"/>
-          <w:lang w:val="bg-BG"/>
-        </w:rPr>
-        <w:t>genre</w:t>
-      </w:r>
-      <w:r>
-        <w:rPr>
-          <w:rFonts w:cs="Times New Roman"/>
-          <w:sz w:val="24"/>
-          <w:szCs w:val="24"/>
-          <w:lang w:val="bg-BG"/>
-        </w:rPr>
-        <w:t xml:space="preserve"> и </w:t>
-      </w:r>
-      <w:r>
-        <w:rPr>
-          <w:rFonts w:cs="Times New Roman"/>
-          <w:i/>
-          <w:iCs/>
-          <w:sz w:val="24"/>
-          <w:szCs w:val="24"/>
-          <w:lang w:val="bg-BG"/>
-        </w:rPr>
-        <w:t>music_genre</w:t>
-      </w:r>
-      <w:r>
-        <w:rPr>
-          <w:rFonts w:cs="Times New Roman"/>
-          <w:sz w:val="24"/>
-          <w:szCs w:val="24"/>
-          <w:lang w:val="bg-BG"/>
-        </w:rPr>
-        <w:t xml:space="preserve">, а в </w:t>
-      </w:r>
-      <w:r>
-        <w:rPr>
-          <w:rFonts w:cs="Times New Roman"/>
-          <w:b/>
-          <w:bCs/>
-          <w:i/>
-          <w:iCs/>
-          <w:sz w:val="24"/>
-          <w:szCs w:val="24"/>
-          <w:lang w:val="bg-BG"/>
-        </w:rPr>
-        <w:t>orders</w:t>
-      </w:r>
-      <w:r>
-        <w:rPr>
-          <w:rFonts w:cs="Times New Roman"/>
-          <w:sz w:val="24"/>
-          <w:szCs w:val="24"/>
-          <w:lang w:val="bg-BG"/>
-        </w:rPr>
-        <w:t xml:space="preserve"> и </w:t>
-      </w:r>
-      <w:r>
-        <w:rPr>
-          <w:rFonts w:cs="Times New Roman"/>
-          <w:b/>
-          <w:bCs/>
-          <w:i/>
-          <w:iCs/>
-          <w:sz w:val="24"/>
-          <w:szCs w:val="24"/>
-          <w:lang w:val="bg-BG"/>
-        </w:rPr>
-        <w:t>favorites</w:t>
-      </w:r>
-      <w:r>
-        <w:rPr>
-          <w:rFonts w:cs="Times New Roman"/>
-          <w:sz w:val="24"/>
-          <w:szCs w:val="24"/>
-          <w:lang w:val="bg-BG"/>
-        </w:rPr>
-        <w:t xml:space="preserve"> има индекси върху </w:t>
-      </w:r>
-      <w:r>
-        <w:rPr>
-          <w:rFonts w:cs="Times New Roman"/>
-          <w:i/>
-          <w:iCs/>
-          <w:sz w:val="24"/>
-          <w:szCs w:val="24"/>
-          <w:lang w:val="bg-BG"/>
-        </w:rPr>
-        <w:t>user_id</w:t>
-      </w:r>
-      <w:r>
-        <w:rPr>
-          <w:rFonts w:cs="Times New Roman"/>
-          <w:sz w:val="24"/>
-          <w:szCs w:val="24"/>
-          <w:lang w:val="bg-BG"/>
-        </w:rPr>
-        <w:t xml:space="preserve">. Добавен е и full-text индекс върху </w:t>
-      </w:r>
-      <w:r>
-        <w:rPr>
-          <w:rFonts w:cs="Times New Roman"/>
-          <w:i/>
-          <w:iCs/>
-          <w:sz w:val="24"/>
-          <w:szCs w:val="24"/>
-          <w:lang w:val="bg-BG"/>
-        </w:rPr>
-        <w:t>name</w:t>
-      </w:r>
-      <w:r>
-        <w:rPr>
-          <w:rFonts w:cs="Times New Roman"/>
-          <w:sz w:val="24"/>
-          <w:szCs w:val="24"/>
-          <w:lang w:val="bg-BG"/>
-        </w:rPr>
-        <w:t xml:space="preserve">, </w:t>
-      </w:r>
-      <w:r>
-        <w:rPr>
-          <w:rFonts w:cs="Times New Roman"/>
-          <w:i/>
-          <w:iCs/>
-          <w:sz w:val="24"/>
-          <w:szCs w:val="24"/>
-          <w:lang w:val="bg-BG"/>
-        </w:rPr>
-        <w:t>artist</w:t>
-      </w:r>
-      <w:r>
-        <w:rPr>
-          <w:rFonts w:cs="Times New Roman"/>
-          <w:sz w:val="24"/>
-          <w:szCs w:val="24"/>
-          <w:lang w:val="bg-BG"/>
-        </w:rPr>
-        <w:t xml:space="preserve"> и </w:t>
-      </w:r>
-      <w:r>
-        <w:rPr>
-          <w:rFonts w:cs="Times New Roman"/>
-          <w:i/>
-          <w:iCs/>
-          <w:sz w:val="24"/>
-          <w:szCs w:val="24"/>
-          <w:lang w:val="bg-BG"/>
-        </w:rPr>
-        <w:t>description</w:t>
-      </w:r>
-      <w:r>
-        <w:rPr>
-          <w:rFonts w:cs="Times New Roman"/>
-          <w:sz w:val="24"/>
-          <w:szCs w:val="24"/>
-          <w:lang w:val="bg-BG"/>
-        </w:rPr>
-        <w:t xml:space="preserve"> в </w:t>
-      </w:r>
-      <w:r>
-        <w:rPr>
-          <w:rFonts w:cs="Times New Roman"/>
-          <w:b/>
-          <w:bCs/>
-          <w:i/>
-          <w:iCs/>
-          <w:sz w:val="24"/>
-          <w:szCs w:val="24"/>
-          <w:lang w:val="bg-BG"/>
-        </w:rPr>
-        <w:t>products</w:t>
-      </w:r>
-      <w:r>
-        <w:rPr>
-          <w:rFonts w:cs="Times New Roman"/>
-          <w:sz w:val="24"/>
-          <w:szCs w:val="24"/>
-          <w:lang w:val="bg-BG"/>
-        </w:rPr>
-        <w:t>, което подпомага текстовото търсене в каталога. Това показва, че базата данни не е проектирана само за съхранение на информация, а и за по-ефективно извличане на данни, което е особено важно за страница като каталога, където се комбинират филтриране, сортиране и търсене.</w:t>
-      </w:r>
-    </w:p>
-    <w:p>
-      <w:pPr>
-        <w:pStyle w:val="Normal"/>
-        <w:spacing w:lineRule="auto" w:line="360" w:before="0" w:after="120"/>
-        <w:ind w:firstLine="709"/>
-        <w:jc w:val="both"/>
-        <w:rPr/>
-      </w:pPr>
-      <w:r>
-        <w:rPr>
-          <w:rFonts w:cs="Times New Roman"/>
-          <w:sz w:val="24"/>
-          <w:szCs w:val="24"/>
-          <w:lang w:val="bg-BG"/>
-        </w:rPr>
-        <w:t xml:space="preserve">Системата е проектирана и с мисъл за сигурност и консистентност. Външните ключове гарантират референтна цялост, а използването на транзакции при създаване и изтриване на поръчки защитава данните от частично записване. Това е особено важно при операции, които засягат едновременно повече от една таблица. Така базата данни на </w:t>
-      </w:r>
-      <w:r>
-        <w:rPr>
-          <w:rFonts w:cs="Times New Roman"/>
-          <w:b/>
-          <w:bCs/>
-          <w:i/>
-          <w:iCs/>
-          <w:sz w:val="24"/>
-          <w:szCs w:val="24"/>
-          <w:u w:val="single"/>
-          <w:lang w:val="bg-BG"/>
-        </w:rPr>
-        <w:t>MusicShop</w:t>
-      </w:r>
-      <w:r>
-        <w:rPr>
-          <w:rFonts w:cs="Times New Roman"/>
-          <w:sz w:val="24"/>
-          <w:szCs w:val="24"/>
-          <w:lang w:val="bg-BG"/>
-        </w:rPr>
-        <w:t xml:space="preserve"> не е просто пасивно хранилище, а активна част от надеждната работа на приложението.</w:t>
-      </w:r>
-    </w:p>
-    <w:p>
-      <w:pPr>
-        <w:pStyle w:val="Normal"/>
-        <w:spacing w:lineRule="auto" w:line="360" w:before="0" w:after="120"/>
-        <w:ind w:firstLine="709"/>
-        <w:jc w:val="both"/>
-        <w:rPr/>
-      </w:pPr>
-      <w:r>
-        <w:rPr>
-          <w:rFonts w:cs="Times New Roman"/>
-          <w:sz w:val="24"/>
-          <w:szCs w:val="24"/>
-          <w:lang w:val="bg-BG"/>
-        </w:rPr>
-        <w:t xml:space="preserve">В заключение дизайнът на базата данни на </w:t>
-      </w:r>
-      <w:r>
-        <w:rPr>
-          <w:rFonts w:cs="Times New Roman"/>
-          <w:b/>
-          <w:bCs/>
-          <w:i/>
-          <w:iCs/>
-          <w:sz w:val="24"/>
-          <w:szCs w:val="24"/>
-          <w:u w:val="single"/>
-          <w:lang w:val="bg-BG"/>
-        </w:rPr>
-        <w:t>MusicShop</w:t>
-      </w:r>
-      <w:r>
-        <w:rPr>
-          <w:rFonts w:cs="Times New Roman"/>
-          <w:sz w:val="24"/>
-          <w:szCs w:val="24"/>
-          <w:lang w:val="bg-BG"/>
-        </w:rPr>
-        <w:t xml:space="preserve">, разгледан през структурата в </w:t>
-      </w:r>
-      <w:r>
-        <w:rPr>
-          <w:rFonts w:cs="Times New Roman"/>
-          <w:b w:val="false"/>
-          <w:bCs w:val="false"/>
-          <w:i/>
-          <w:iCs/>
-          <w:sz w:val="24"/>
-          <w:szCs w:val="24"/>
-          <w:u w:val="none"/>
-          <w:lang w:val="bg-BG"/>
-        </w:rPr>
-        <w:t>musicshop.sql</w:t>
-      </w:r>
-      <w:r>
-        <w:rPr>
-          <w:rFonts w:cs="Times New Roman"/>
-          <w:sz w:val="24"/>
-          <w:szCs w:val="24"/>
-          <w:lang w:val="bg-BG"/>
-        </w:rPr>
-        <w:t>, е изграден така, че да бъде едновременно ясен, логически последователен и достатъчно гъвкав за нуждите на проекта. Таблиците и връзките между тях отразяват основните процеси в онлайн магазина, а ограниченията, индексите и релационните зависимости създават стабилна основа за цялата система. Благодарение на този модел приложението може надеждно да съхранява, извлича и обработва информацията, необходима както за клиентската, така и за административната част на магазина.</w:t>
-      </w:r>
-    </w:p>
-    <w:p>
-      <w:pPr>
-        <w:pStyle w:val="Normal"/>
-        <w:rPr>
-          <w:rFonts w:ascii="Times New Roman" w:hAnsi="Times New Roman" w:cs="Times New Roman"/>
-          <w:b/>
-          <w:sz w:val="28"/>
-          <w:szCs w:val="28"/>
-          <w:lang w:val="bg-BG"/>
-        </w:rPr>
-      </w:pPr>
-      <w:r>
-        <w:rPr>
-          <w:rFonts w:cs="Times New Roman"/>
-          <w:b/>
-          <w:sz w:val="28"/>
-          <w:szCs w:val="28"/>
-          <w:lang w:val="bg-BG"/>
-        </w:rPr>
-      </w:r>
-    </w:p>
-    <w:p>
-      <w:pPr>
-        <w:pStyle w:val="Normal"/>
-        <w:spacing w:before="120" w:after="80"/>
-        <w:jc w:val="start"/>
-        <w:rPr/>
-      </w:pPr>
-      <w:r>
-        <w:rPr>
-          <w:rFonts w:cs="Times New Roman"/>
-          <w:b/>
-          <w:sz w:val="26"/>
-          <w:szCs w:val="26"/>
-          <w:lang w:val="bg-BG"/>
-        </w:rPr>
-        <w:t>2.2.7. CRUD заявки</w:t>
-      </w:r>
-    </w:p>
-    <w:p>
-      <w:pPr>
-        <w:pStyle w:val="Normal"/>
-        <w:spacing w:lineRule="auto" w:line="360" w:before="0" w:after="120"/>
-        <w:ind w:firstLine="709"/>
-        <w:jc w:val="both"/>
-        <w:rPr/>
-      </w:pPr>
-      <w:r>
-        <w:rPr>
-          <w:rFonts w:cs="Times New Roman"/>
-          <w:sz w:val="24"/>
-          <w:szCs w:val="24"/>
-          <w:lang w:val="bg-BG"/>
-        </w:rPr>
-        <w:t xml:space="preserve">В тази точка ще бъдат разгледани основните CRUD операции, които се използват в </w:t>
-      </w:r>
-      <w:r>
-        <w:rPr>
-          <w:rFonts w:cs="Times New Roman"/>
-          <w:b/>
-          <w:bCs/>
-          <w:i/>
-          <w:iCs/>
-          <w:sz w:val="24"/>
-          <w:szCs w:val="24"/>
-          <w:u w:val="single"/>
-          <w:lang w:val="bg-BG"/>
-        </w:rPr>
-        <w:t>MusicShop</w:t>
-      </w:r>
-      <w:r>
-        <w:rPr>
-          <w:rFonts w:cs="Times New Roman"/>
-          <w:sz w:val="24"/>
-          <w:szCs w:val="24"/>
-          <w:lang w:val="bg-BG"/>
-        </w:rPr>
-        <w:t xml:space="preserve">. Съкращението CRUD идва от </w:t>
-      </w:r>
-      <w:r>
-        <w:rPr>
-          <w:rFonts w:cs="Times New Roman"/>
-          <w:sz w:val="24"/>
-          <w:szCs w:val="24"/>
-          <w:lang w:val="bg-BG"/>
-        </w:rPr>
-        <w:t>CREATE</w:t>
-      </w:r>
-      <w:r>
-        <w:rPr>
-          <w:rFonts w:cs="Times New Roman"/>
-          <w:sz w:val="24"/>
-          <w:szCs w:val="24"/>
-          <w:lang w:val="bg-BG"/>
-        </w:rPr>
-        <w:t xml:space="preserve">, </w:t>
-      </w:r>
-      <w:r>
-        <w:rPr>
-          <w:rFonts w:cs="Times New Roman"/>
-          <w:sz w:val="24"/>
-          <w:szCs w:val="24"/>
-          <w:lang w:val="bg-BG"/>
-        </w:rPr>
-        <w:t>READ</w:t>
-      </w:r>
-      <w:r>
-        <w:rPr>
-          <w:rFonts w:cs="Times New Roman"/>
-          <w:sz w:val="24"/>
-          <w:szCs w:val="24"/>
-          <w:lang w:val="bg-BG"/>
-        </w:rPr>
-        <w:t xml:space="preserve">, </w:t>
-      </w:r>
-      <w:r>
-        <w:rPr>
-          <w:rFonts w:cs="Times New Roman"/>
-          <w:sz w:val="24"/>
-          <w:szCs w:val="24"/>
-          <w:lang w:val="bg-BG"/>
-        </w:rPr>
-        <w:t>UPDATE</w:t>
-      </w:r>
-      <w:r>
-        <w:rPr>
-          <w:rFonts w:cs="Times New Roman"/>
-          <w:sz w:val="24"/>
-          <w:szCs w:val="24"/>
-          <w:lang w:val="bg-BG"/>
-        </w:rPr>
-        <w:t xml:space="preserve"> и </w:t>
-      </w:r>
-      <w:r>
-        <w:rPr>
-          <w:rFonts w:cs="Times New Roman"/>
-          <w:sz w:val="24"/>
-          <w:szCs w:val="24"/>
-          <w:lang w:val="bg-BG"/>
-        </w:rPr>
-        <w:t>DELETE</w:t>
-      </w:r>
-      <w:r>
-        <w:rPr>
-          <w:rFonts w:cs="Times New Roman"/>
-          <w:sz w:val="24"/>
-          <w:szCs w:val="24"/>
-          <w:lang w:val="bg-BG"/>
-        </w:rPr>
-        <w:t xml:space="preserve"> и описва четирите основни действия върху данните в една информационна система. В проекта тези операции са реализирани в различни модули, но най-ясно и пълно могат да бъдат проследени при управлението на продукти в административната част. Именно затова тук ще бъдат представени примери за създаване, четене, редактиране и изтриване на продуктови записи в базата данни.</w:t>
-      </w:r>
-    </w:p>
-    <w:p>
-      <w:pPr>
-        <w:pStyle w:val="Normal"/>
-        <w:spacing w:lineRule="auto" w:line="360" w:before="0" w:after="120"/>
-        <w:ind w:firstLine="709"/>
-        <w:jc w:val="both"/>
-        <w:rPr>
-          <w:rFonts w:ascii="Times New Roman" w:hAnsi="Times New Roman" w:cs="Times New Roman"/>
-          <w:sz w:val="24"/>
-          <w:szCs w:val="24"/>
-          <w:lang w:val="bg-BG"/>
-        </w:rPr>
-      </w:pPr>
-      <w:r>
-        <w:rPr>
-          <w:rFonts w:cs="Times New Roman"/>
-          <w:sz w:val="24"/>
-          <w:szCs w:val="24"/>
-          <w:lang w:val="bg-BG"/>
-        </w:rPr>
-        <w:t>Изборът на продуктовия модул не е случаен. Той дава възможност да се покаже цялостен път на една операция: от въвеждане на данни в административната форма, през изпращане на заявка от клиентската част, до обработка на данните в PHP сървъра и записването им в базата данни. По този начин CRUD операциите не се разглеждат само като SQL команди, а като завършен процес, в който участват интерфейсът, API слоят и релационният модел на системата.</w:t>
-      </w:r>
-    </w:p>
-    <w:p>
-      <w:pPr>
-        <w:pStyle w:val="Normal"/>
-        <w:spacing w:lineRule="auto" w:line="360" w:before="0" w:after="120"/>
-        <w:ind w:firstLine="709"/>
-        <w:jc w:val="both"/>
-        <w:rPr>
-          <w:rFonts w:ascii="Times New Roman" w:hAnsi="Times New Roman" w:cs="Times New Roman"/>
-          <w:sz w:val="24"/>
-          <w:szCs w:val="24"/>
-          <w:lang w:val="bg-BG"/>
-        </w:rPr>
-      </w:pPr>
-      <w:r>
-        <w:rPr>
-          <w:rFonts w:cs="Times New Roman"/>
-          <w:sz w:val="24"/>
-          <w:szCs w:val="24"/>
-          <w:lang w:val="bg-BG"/>
-        </w:rPr>
-      </w:r>
-    </w:p>
-    <w:p>
-      <w:pPr>
-        <w:pStyle w:val="Normal"/>
-        <w:spacing w:before="100" w:after="60"/>
-        <w:jc w:val="start"/>
-        <w:rPr/>
-      </w:pPr>
-      <w:r>
-        <w:rPr>
-          <w:rFonts w:cs="Times New Roman"/>
-          <w:b/>
-          <w:sz w:val="24"/>
-          <w:szCs w:val="24"/>
-          <w:lang w:val="bg-BG"/>
-        </w:rPr>
-        <w:t>CREATE заявка</w:t>
-      </w:r>
-    </w:p>
-    <w:p>
-      <w:pPr>
-        <w:pStyle w:val="Normal"/>
-        <w:spacing w:lineRule="auto" w:line="360" w:before="0" w:after="120"/>
-        <w:ind w:firstLine="709"/>
-        <w:jc w:val="both"/>
-        <w:rPr/>
-      </w:pPr>
-      <w:r>
-        <w:rPr>
-          <w:rFonts w:cs="Times New Roman"/>
-          <w:sz w:val="24"/>
-          <w:szCs w:val="24"/>
-          <w:lang w:val="bg-BG"/>
-        </w:rPr>
-        <w:t xml:space="preserve">Create операцията в </w:t>
-      </w:r>
-      <w:r>
-        <w:rPr>
-          <w:rFonts w:cs="Times New Roman"/>
-          <w:b/>
-          <w:bCs/>
-          <w:i/>
-          <w:iCs/>
-          <w:sz w:val="24"/>
-          <w:szCs w:val="24"/>
-          <w:u w:val="single"/>
-          <w:lang w:val="bg-BG"/>
-        </w:rPr>
-        <w:t>MusicShop</w:t>
-      </w:r>
-      <w:r>
-        <w:rPr>
-          <w:rFonts w:cs="Times New Roman"/>
-          <w:sz w:val="24"/>
-          <w:szCs w:val="24"/>
-          <w:lang w:val="bg-BG"/>
-        </w:rPr>
-        <w:t xml:space="preserve"> се използва за създаване на нов запис в базата данни. Най-показателният пример е добавянето на продукт през административната форма в admin.html, където администраторът попълва име, изпълнител, категория, подкатегория, цена, наличност, описание и URL на изображение. При нужда се подават и допълнителни атрибути като формат, музикален жанр, размер, цвят, подтип на инструмент или тип аксесоар. След това JavaScript събира тези стойности в payload обект и ги изпраща към сървъра като JSON.</w:t>
-      </w:r>
-    </w:p>
-    <w:p>
-      <w:pPr>
-        <w:pStyle w:val="Normal"/>
-        <w:spacing w:lineRule="auto" w:line="360" w:before="0" w:after="120"/>
-        <w:ind w:firstLine="709"/>
-        <w:jc w:val="both"/>
-        <w:rPr/>
-      </w:pPr>
-      <w:r>
-        <w:rPr>
-          <w:rFonts w:cs="Times New Roman"/>
-          <w:sz w:val="24"/>
-          <w:szCs w:val="24"/>
-          <w:lang w:val="bg-BG"/>
-        </w:rPr>
-        <w:t xml:space="preserve">От страна на сървъра заявката се обработва от файла </w:t>
-      </w:r>
-      <w:r>
-        <w:rPr>
-          <w:rFonts w:cs="Times New Roman"/>
-          <w:b/>
-          <w:bCs/>
-          <w:i/>
-          <w:iCs/>
-          <w:sz w:val="24"/>
-          <w:szCs w:val="24"/>
-          <w:lang w:val="bg-BG"/>
-        </w:rPr>
-        <w:t>admin_add_product.php</w:t>
-      </w:r>
-      <w:r>
-        <w:rPr>
-          <w:rFonts w:cs="Times New Roman"/>
-          <w:sz w:val="24"/>
-          <w:szCs w:val="24"/>
-          <w:lang w:val="bg-BG"/>
-        </w:rPr>
-        <w:t xml:space="preserve">. Там първо се валидират задължителните полета, след което се подготвя INSERT заявка към таблицата </w:t>
-      </w:r>
-      <w:r>
-        <w:rPr>
-          <w:rFonts w:cs="Times New Roman"/>
-          <w:b/>
-          <w:bCs/>
-          <w:i/>
-          <w:iCs/>
-          <w:sz w:val="24"/>
-          <w:szCs w:val="24"/>
-          <w:lang w:val="bg-BG"/>
-        </w:rPr>
-        <w:t>products</w:t>
-      </w:r>
-      <w:r>
-        <w:rPr>
-          <w:rFonts w:cs="Times New Roman"/>
-          <w:sz w:val="24"/>
-          <w:szCs w:val="24"/>
-          <w:lang w:val="bg-BG"/>
-        </w:rPr>
         <w:t xml:space="preserve"> с всички колони, които се използват в административната форма. Използването на подготвени изрази и </w:t>
       </w:r>
       <w:r>
@@ -11782,6 +11483,28 @@
           <w:lang w:val="bg-BG"/>
         </w:rPr>
         <w:t xml:space="preserve"> е важно, защото предпазва приложението от SQL инжекции и осигурява коректно подаване на различните типове стойности. След успешно изпълнение новият продукт се записва в базата данни, а интерфейсът презарежда списъка с налични артикули.</w:t>
+      </w:r>
+    </w:p>
+    <w:p>
+      <w:pPr>
+        <w:pStyle w:val="Normal"/>
+        <w:spacing w:lineRule="auto" w:line="360" w:before="0" w:after="120"/>
+        <w:ind w:firstLine="709"/>
+        <w:jc w:val="both"/>
+        <w:rPr>
+          <w:rFonts w:cs="Times New Roman"/>
+          <w:sz w:val="24"/>
+          <w:szCs w:val="24"/>
+          <w:lang w:val="bg-BG"/>
+        </w:rPr>
+      </w:pPr>
+      <w:r>
+        <w:rPr>
+          <w:rFonts w:cs="Times New Roman"/>
+          <w:sz w:val="24"/>
+          <w:szCs w:val="24"/>
+          <w:lang w:val="bg-BG"/>
+        </w:rPr>
       </w:r>
     </w:p>
     <w:tbl>
@@ -12282,15 +12005,6 @@
     <w:p>
       <w:pPr>
         <w:pStyle w:val="Normal"/>
-        <w:rPr/>
-      </w:pPr>
-      <w:r>
-        <w:rPr/>
-      </w:r>
-    </w:p>
-    <w:p>
-      <w:pPr>
-        <w:pStyle w:val="Normal"/>
         <w:spacing w:before="100" w:after="60"/>
         <w:jc w:val="start"/>
         <w:rPr/>
@@ -13436,6 +13150,24 @@
     <w:p>
       <w:pPr>
         <w:pStyle w:val="Normal"/>
+        <w:rPr/>
+      </w:pPr>
+      <w:r>
+        <w:rPr/>
+      </w:r>
+    </w:p>
+    <w:p>
+      <w:pPr>
+        <w:pStyle w:val="Normal"/>
+        <w:rPr/>
+      </w:pPr>
+      <w:r>
+        <w:rPr/>
+      </w:r>
+    </w:p>
+    <w:p>
+      <w:pPr>
+        <w:pStyle w:val="Normal"/>
         <w:spacing w:before="100" w:after="60"/>
         <w:jc w:val="start"/>
         <w:rPr/>
@@ -14161,38 +13893,305 @@
         <w:pStyle w:val="Heading2"/>
         <w:rPr/>
       </w:pPr>
-      <w:bookmarkStart w:id="21" w:name="__RefHeading___Toc892_3859341482"/>
+      <w:bookmarkStart w:id="20" w:name="__RefHeading___Toc892_3859341482"/>
+      <w:bookmarkEnd w:id="20"/>
+      <w:r>
+        <w:rPr/>
+        <w:t>2.3. Тестване</w:t>
+      </w:r>
+    </w:p>
+    <w:p>
+      <w:pPr>
+        <w:pStyle w:val="Normal"/>
+        <w:rPr/>
+      </w:pPr>
+      <w:r>
+        <w:rPr/>
+      </w:r>
+    </w:p>
+    <w:p>
+      <w:pPr>
+        <w:pStyle w:val="Normal"/>
+        <w:spacing w:lineRule="auto" w:line="360" w:before="0" w:after="120"/>
+        <w:ind w:firstLine="709"/>
+        <w:jc w:val="both"/>
+        <w:rPr/>
+      </w:pPr>
+      <w:r>
+        <w:rPr>
+          <w:rFonts w:cs="Times New Roman"/>
+          <w:sz w:val="24"/>
+          <w:szCs w:val="24"/>
+          <w:lang w:val="bg-BG"/>
+        </w:rPr>
+        <w:t xml:space="preserve">Върху приложението </w:t>
+      </w:r>
+      <w:r>
+        <w:rPr>
+          <w:rFonts w:cs="Times New Roman"/>
+          <w:b/>
+          <w:bCs/>
+          <w:i/>
+          <w:iCs/>
+          <w:sz w:val="24"/>
+          <w:szCs w:val="24"/>
+          <w:u w:val="single"/>
+          <w:lang w:val="bg-BG"/>
+        </w:rPr>
+        <w:t>MusicShop</w:t>
+      </w:r>
+      <w:r>
+        <w:rPr>
+          <w:rFonts w:cs="Times New Roman"/>
+          <w:sz w:val="24"/>
+          <w:szCs w:val="24"/>
+          <w:lang w:val="bg-BG"/>
+        </w:rPr>
+        <w:t xml:space="preserve"> е проведено тестване с цел да се провери неговата коректна работа, надеждност и съответствие с основните функционални изисквания на проекта. Тестването е важен етап от разработката, защото позволява да се установи дали отделните модули на системата работят правилно както самостоятелно, така и в комбинация помежду си. При уеб приложение от типа на онлайн магазин това е особено важно, тъй като грешка в един модул може да повлияе върху работата на регистрацията, каталога, количката, поръчките или административния панел.</w:t>
+      </w:r>
+    </w:p>
+    <w:p>
+      <w:pPr>
+        <w:pStyle w:val="Normal"/>
+        <w:spacing w:lineRule="auto" w:line="360" w:before="0" w:after="120"/>
+        <w:ind w:firstLine="709"/>
+        <w:jc w:val="both"/>
+        <w:rPr/>
+      </w:pPr>
+      <w:r>
+        <w:rPr>
+          <w:rFonts w:cs="Times New Roman"/>
+          <w:sz w:val="24"/>
+          <w:szCs w:val="24"/>
+          <w:lang w:val="bg-BG"/>
+        </w:rPr>
+        <w:t xml:space="preserve">При проверката на </w:t>
+      </w:r>
+      <w:r>
+        <w:rPr>
+          <w:rFonts w:cs="Times New Roman"/>
+          <w:b/>
+          <w:bCs/>
+          <w:i/>
+          <w:iCs/>
+          <w:sz w:val="24"/>
+          <w:szCs w:val="24"/>
+          <w:u w:val="single"/>
+          <w:lang w:val="bg-BG"/>
+        </w:rPr>
+        <w:t>MusicShop</w:t>
+      </w:r>
+      <w:r>
+        <w:rPr>
+          <w:rFonts w:cs="Times New Roman"/>
+          <w:sz w:val="24"/>
+          <w:szCs w:val="24"/>
+          <w:lang w:val="bg-BG"/>
+        </w:rPr>
+        <w:t xml:space="preserve"> са тествани както отделни потребителски сценарии, така и връзката между клиентската част, сървърната логика и базата данни. Извършена е проверка на регистрацията на нов потребител, входа в системата, зареждането на каталога, филтрирането и търсенето на продукти, добавянето и премахването на любими артикули, работата с количката и създаването на поръчки. Отделно е проверено дали историята на поръчките се визуализира коректно за текущия потребител и дали административният панел осигурява достъп само за потребители с администраторска роля.</w:t>
+      </w:r>
+    </w:p>
+    <w:p>
+      <w:pPr>
+        <w:pStyle w:val="Normal"/>
+        <w:spacing w:lineRule="auto" w:line="360" w:before="0" w:after="120"/>
+        <w:ind w:firstLine="709"/>
+        <w:jc w:val="both"/>
+        <w:rPr/>
+      </w:pPr>
+      <w:r>
+        <w:rPr>
+          <w:rFonts w:cs="Times New Roman"/>
+          <w:sz w:val="24"/>
+          <w:szCs w:val="24"/>
+          <w:lang w:val="bg-BG"/>
+        </w:rPr>
+        <w:t>Особено внимание е обърнато на административните функционалности, тъй като те засягат пряко съдържанието на системата. Тествани са добавянето, редакцията и изтриването на продукти, управлението на новини, прегледът на всички клиентски поръчки и административното изтриване на заявки. При тези проверки е проследено не само дали интерфейсът реагира правилно, но и дали съответните промени действително се отразяват в базата данни. По този начин е потвърдено, че връзката между клиентската част и API слоя работи коректно.</w:t>
+      </w:r>
+    </w:p>
+    <w:p>
+      <w:pPr>
+        <w:pStyle w:val="Normal"/>
+        <w:spacing w:lineRule="auto" w:line="360" w:before="0" w:after="120"/>
+        <w:ind w:firstLine="709"/>
+        <w:jc w:val="both"/>
+        <w:rPr/>
+      </w:pPr>
+      <w:r>
+        <w:rPr>
+          <w:rFonts w:cs="Times New Roman"/>
+          <w:sz w:val="24"/>
+          <w:szCs w:val="24"/>
+          <w:lang w:val="bg-BG"/>
+        </w:rPr>
+        <w:t>Отделно е проверена и работата на модулите, които използват сесии и контрол на достъпа. Проследено е дали при успешно логване системата разпознава ролята на потребителя, дали неоторизиран потребител няма достъп до административните действия и дали защитените операции връщат очакваното поведение. Това е важно, защото при приложение с различни типове потребители сигурността и правилното разделяне на правата са съществена част от качеството на реализацията.</w:t>
+      </w:r>
+    </w:p>
+    <w:p>
+      <w:pPr>
+        <w:pStyle w:val="Normal"/>
+        <w:spacing w:lineRule="auto" w:line="360" w:before="0" w:after="120"/>
+        <w:ind w:firstLine="709"/>
+        <w:jc w:val="both"/>
+        <w:rPr/>
+      </w:pPr>
+      <w:r>
+        <w:rPr>
+          <w:rFonts w:cs="Times New Roman"/>
+          <w:sz w:val="24"/>
+          <w:szCs w:val="24"/>
+          <w:lang w:val="bg-BG"/>
+        </w:rPr>
+        <w:t>При установяване на несъответствия или неудобства са направени корекции както в интерфейса, така и в сървърната логика. Това включва подобрения по валидацията на входните данни, по обработката на някои потребителски сценарии и по визуалното представяне на резултатите в отделните страници. След нанасяне на корекциите съответните тестове са повторени, за да се гарантира, че промените не са довели до нови проблеми в други части на системата.</w:t>
+      </w:r>
+    </w:p>
+    <w:p>
+      <w:pPr>
+        <w:pStyle w:val="Normal"/>
+        <w:spacing w:lineRule="auto" w:line="360" w:before="0" w:after="120"/>
+        <w:ind w:firstLine="709"/>
+        <w:jc w:val="both"/>
+        <w:rPr>
+          <w:rFonts w:ascii="Times New Roman" w:hAnsi="Times New Roman" w:cs="Times New Roman"/>
+          <w:sz w:val="24"/>
+          <w:szCs w:val="24"/>
+          <w:lang w:val="bg-BG"/>
+        </w:rPr>
+      </w:pPr>
+      <w:r>
+        <w:rPr>
+          <w:rFonts w:cs="Times New Roman"/>
+          <w:sz w:val="24"/>
+          <w:szCs w:val="24"/>
+          <w:lang w:val="bg-BG"/>
+        </w:rPr>
+        <w:t xml:space="preserve">В резултат от проведеното тестване може да се заключи, че </w:t>
+      </w:r>
+      <w:r>
+        <w:rPr>
+          <w:rFonts w:cs="Times New Roman"/>
+          <w:b/>
+          <w:bCs/>
+          <w:i/>
+          <w:iCs/>
+          <w:sz w:val="24"/>
+          <w:szCs w:val="24"/>
+          <w:u w:val="single"/>
+          <w:lang w:val="bg-BG"/>
+        </w:rPr>
+        <w:t>MusicShop</w:t>
+      </w:r>
+      <w:r>
+        <w:rPr>
+          <w:rFonts w:cs="Times New Roman"/>
+          <w:sz w:val="24"/>
+          <w:szCs w:val="24"/>
+          <w:lang w:val="bg-BG"/>
+        </w:rPr>
+        <w:t xml:space="preserve"> изпълнява основните изисквания на проекта и функционира като завършено уеб приложение за музикален магазин. Системата осигурява коректна работа на основните клиентски и административни модули, поддържа връзка с базата данни и демонстрира надеждна логика при работа с продукти, потребители, любими, поръчки и новини.</w:t>
+      </w:r>
+      <w:r>
+        <w:br w:type="page"/>
+      </w:r>
+    </w:p>
+    <w:p>
+      <w:pPr>
+        <w:pStyle w:val="Normal"/>
+        <w:spacing w:lineRule="auto" w:line="360" w:before="0" w:after="120"/>
+        <w:ind w:firstLine="709"/>
+        <w:jc w:val="both"/>
+        <w:rPr>
+          <w:rFonts w:ascii="Times New Roman" w:hAnsi="Times New Roman" w:cs="Times New Roman"/>
+          <w:sz w:val="24"/>
+          <w:szCs w:val="24"/>
+          <w:lang w:val="bg-BG"/>
+        </w:rPr>
+      </w:pPr>
+      <w:r>
+        <w:rPr>
+          <w:rFonts w:cs="Times New Roman"/>
+          <w:sz w:val="24"/>
+          <w:szCs w:val="24"/>
+          <w:lang w:val="bg-BG"/>
+        </w:rPr>
+      </w:r>
+    </w:p>
+    <w:p>
+      <w:pPr>
+        <w:pStyle w:val="Normal"/>
+        <w:rPr/>
+      </w:pPr>
+      <w:r>
+        <w:rPr/>
+      </w:r>
+    </w:p>
+    <w:p>
+      <w:pPr>
+        <w:pStyle w:val="Heading1"/>
+        <w:rPr/>
+      </w:pPr>
+      <w:bookmarkStart w:id="21" w:name="__RefHeading___Toc894_3859341482"/>
       <w:bookmarkEnd w:id="21"/>
       <w:r>
         <w:rPr/>
-        <w:t>2.3. Тестване</w:t>
-      </w:r>
-    </w:p>
-    <w:p>
-      <w:pPr>
-        <w:pStyle w:val="Normal"/>
-        <w:rPr/>
-      </w:pPr>
-      <w:r>
-        <w:rPr/>
-      </w:r>
-    </w:p>
-    <w:p>
-      <w:pPr>
-        <w:pStyle w:val="Normal"/>
-        <w:spacing w:lineRule="auto" w:line="360" w:before="0" w:after="120"/>
-        <w:ind w:firstLine="709"/>
-        <w:jc w:val="both"/>
-        <w:rPr/>
-      </w:pPr>
-      <w:r>
-        <w:rPr>
-          <w:rFonts w:cs="Times New Roman"/>
-          <w:sz w:val="24"/>
-          <w:szCs w:val="24"/>
-          <w:lang w:val="bg-BG"/>
-        </w:rPr>
-        <w:t xml:space="preserve">Върху приложението </w:t>
+        <w:t>3. ЗАКЛЮЧЕНИЕ</w:t>
+      </w:r>
+    </w:p>
+    <w:p>
+      <w:pPr>
+        <w:pStyle w:val="Normal"/>
+        <w:rPr/>
+      </w:pPr>
+      <w:r>
+        <w:rPr/>
+      </w:r>
+    </w:p>
+    <w:p>
+      <w:pPr>
+        <w:pStyle w:val="Normal"/>
+        <w:rPr/>
+      </w:pPr>
+      <w:r>
+        <w:rPr/>
+      </w:r>
+    </w:p>
+    <w:p>
+      <w:pPr>
+        <w:pStyle w:val="Heading2"/>
+        <w:rPr/>
+      </w:pPr>
+      <w:bookmarkStart w:id="22" w:name="__RefHeading___Toc896_3859341482"/>
+      <w:bookmarkEnd w:id="22"/>
+      <w:r>
+        <w:rPr/>
+        <w:t>3.1. Постигнати цели</w:t>
+      </w:r>
+    </w:p>
+    <w:p>
+      <w:pPr>
+        <w:pStyle w:val="Normal"/>
+        <w:rPr/>
+      </w:pPr>
+      <w:r>
+        <w:rPr/>
+      </w:r>
+    </w:p>
+    <w:p>
+      <w:pPr>
+        <w:pStyle w:val="Normal"/>
+        <w:spacing w:lineRule="auto" w:line="360" w:before="0" w:after="120"/>
+        <w:ind w:firstLine="709"/>
+        <w:jc w:val="both"/>
+        <w:rPr/>
+      </w:pPr>
+      <w:r>
+        <w:rPr>
+          <w:rFonts w:cs="Times New Roman"/>
+          <w:sz w:val="24"/>
+          <w:szCs w:val="24"/>
+          <w:lang w:val="bg-BG"/>
+        </w:rPr>
+        <w:t xml:space="preserve">Разработването на дипломния проект </w:t>
       </w:r>
       <w:r>
         <w:rPr>
@@ -14215,25 +14214,43 @@
           <w:szCs w:val="24"/>
           <w:lang w:val="bg-BG"/>
         </w:rPr>
-        <w:t xml:space="preserve"> е проведено тестване с цел да се провери неговата коректна работа, надеждност и съответствие с основните функционални изисквания на проекта. Тестването е важен етап от разработката, защото позволява да се установи дали отделните модули на системата работят правилно както самостоятелно, така и в комбинация помежду си. При уеб приложение от типа на онлайн магазин това е особено важно, тъй като грешка в един модул може да повлияе върху работата на регистрацията, каталога, количката, поръчките или административния панел.</w:t>
-      </w:r>
-    </w:p>
-    <w:p>
-      <w:pPr>
-        <w:pStyle w:val="Normal"/>
-        <w:spacing w:lineRule="auto" w:line="360" w:before="0" w:after="120"/>
-        <w:ind w:firstLine="709"/>
-        <w:jc w:val="both"/>
-        <w:rPr/>
-      </w:pPr>
-      <w:r>
-        <w:rPr>
-          <w:rFonts w:cs="Times New Roman"/>
-          <w:sz w:val="24"/>
-          <w:szCs w:val="24"/>
-          <w:lang w:val="bg-BG"/>
-        </w:rPr>
-        <w:t xml:space="preserve">При проверката на </w:t>
+        <w:t xml:space="preserve"> доведе до създаването на цялостно уеб приложение, което реализира основните характеристики на съвременен онлайн магазин за музикални продукти. В процеса на работа беше изградено завършено решение, което обединява клиентска част, сървърна логика и база данни в една работеща система. По този начин първоначално поставената цел за създаване на функционално уеб приложение с реално практическо приложение беше изпълнена успешно.</w:t>
+      </w:r>
+    </w:p>
+    <w:p>
+      <w:pPr>
+        <w:pStyle w:val="Normal"/>
+        <w:spacing w:lineRule="auto" w:line="360" w:before="0" w:after="120"/>
+        <w:ind w:firstLine="709"/>
+        <w:jc w:val="both"/>
+        <w:rPr/>
+      </w:pPr>
+      <w:r>
+        <w:rPr>
+          <w:rFonts w:cs="Times New Roman"/>
+          <w:sz w:val="24"/>
+          <w:szCs w:val="24"/>
+          <w:lang w:val="bg-BG"/>
+        </w:rPr>
+        <w:t>Един от най-важните резултати от проекта е изграждането на удобен потребителски интерфейс, чрез който посетителите могат да разглеждат наличните продукти, да отварят подробна информация за тях, да ги добавят в любими или в количка и при необходимост да завършат процеса по поръчка. Структурата на приложението е организирана така, че да позволява лесна ориентация между отделните страници и бърз достъп до основните функции на системата. Това е съществено предимство, тъй като при онлайн магазин добрата навигация има пряко влияние върху удобството при използване.</w:t>
+      </w:r>
+    </w:p>
+    <w:p>
+      <w:pPr>
+        <w:pStyle w:val="Normal"/>
+        <w:spacing w:lineRule="auto" w:line="360" w:before="0" w:after="120"/>
+        <w:ind w:firstLine="709"/>
+        <w:jc w:val="both"/>
+        <w:rPr/>
+      </w:pPr>
+      <w:r>
+        <w:rPr>
+          <w:rFonts w:cs="Times New Roman"/>
+          <w:sz w:val="24"/>
+          <w:szCs w:val="24"/>
+          <w:lang w:val="bg-BG"/>
+        </w:rPr>
+        <w:t xml:space="preserve">Съществено постижение е и разработването на административната част на приложението. Чрез нея се осъществява управление на съдържанието в </w:t>
       </w:r>
       <w:r>
         <w:rPr>
@@ -14256,61 +14273,25 @@
           <w:szCs w:val="24"/>
           <w:lang w:val="bg-BG"/>
         </w:rPr>
-        <w:t xml:space="preserve"> са тествани както отделни потребителски сценарии, така и връзката между клиентската част, сървърната логика и базата данни. Извършена е проверка на регистрацията на нов потребител, входа в системата, зареждането на каталога, филтрирането и търсенето на продукти, добавянето и премахването на любими артикули, работата с количката и създаването на поръчки. Отделно е проверено дали историята на поръчките се визуализира коректно за текущия потребител и дали административният панел осигурява достъп само за потребители с администраторска роля.</w:t>
-      </w:r>
-    </w:p>
-    <w:p>
-      <w:pPr>
-        <w:pStyle w:val="Normal"/>
-        <w:spacing w:lineRule="auto" w:line="360" w:before="0" w:after="120"/>
-        <w:ind w:firstLine="709"/>
-        <w:jc w:val="both"/>
-        <w:rPr/>
-      </w:pPr>
-      <w:r>
-        <w:rPr>
-          <w:rFonts w:cs="Times New Roman"/>
-          <w:sz w:val="24"/>
-          <w:szCs w:val="24"/>
-          <w:lang w:val="bg-BG"/>
-        </w:rPr>
-        <w:t>Особено внимание е обърнато на административните функционалности, тъй като те засягат пряко съдържанието на системата. Тествани са добавянето, редакцията и изтриването на продукти, управлението на новини, прегледът на всички клиентски поръчки и административното изтриване на заявки. При тези проверки е проследено не само дали интерфейсът реагира правилно, но и дали съответните промени действително се отразяват в базата данни. По този начин е потвърдено, че връзката между клиентската част и API слоя работи коректно.</w:t>
-      </w:r>
-    </w:p>
-    <w:p>
-      <w:pPr>
-        <w:pStyle w:val="Normal"/>
-        <w:spacing w:lineRule="auto" w:line="360" w:before="0" w:after="120"/>
-        <w:ind w:firstLine="709"/>
-        <w:jc w:val="both"/>
-        <w:rPr/>
-      </w:pPr>
-      <w:r>
-        <w:rPr>
-          <w:rFonts w:cs="Times New Roman"/>
-          <w:sz w:val="24"/>
-          <w:szCs w:val="24"/>
-          <w:lang w:val="bg-BG"/>
-        </w:rPr>
-        <w:t>Отделно е проверена и работата на модулите, които използват сесии и контрол на достъпа. Проследено е дали при успешно логване системата разпознава ролята на потребителя, дали неоторизиран потребител няма достъп до административните действия и дали защитените операции връщат очакваното поведение. Това е важно, защото при приложение с различни типове потребители сигурността и правилното разделяне на правата са съществена част от качеството на реализацията.</w:t>
-      </w:r>
-    </w:p>
-    <w:p>
-      <w:pPr>
-        <w:pStyle w:val="Normal"/>
-        <w:spacing w:lineRule="auto" w:line="360" w:before="0" w:after="120"/>
-        <w:ind w:firstLine="709"/>
-        <w:jc w:val="both"/>
-        <w:rPr/>
-      </w:pPr>
-      <w:r>
-        <w:rPr>
-          <w:rFonts w:cs="Times New Roman"/>
-          <w:sz w:val="24"/>
-          <w:szCs w:val="24"/>
-          <w:lang w:val="bg-BG"/>
-        </w:rPr>
-        <w:t>При установяване на несъответствия или неудобства са направени корекции както в интерфейса, така и в сървърната логика. Това включва подобрения по валидацията на входните данни, по обработката на някои потребителски сценарии и по визуалното представяне на резултатите в отделните страници. След нанасяне на корекциите съответните тестове са повторени, за да се гарантира, че промените не са довели до нови проблеми в други части на системата.</w:t>
+        <w:t>, като администраторът има възможност да добавя нови продукти, да редактира вече съществуващи записи, да изтрива ненужни данни, да публикува новини и да следи постъпилите поръчки. Това превръща системата в динамична платформа, която може да бъде поддържана и актуализирана според конкретните нужди на магазина.</w:t>
+      </w:r>
+    </w:p>
+    <w:p>
+      <w:pPr>
+        <w:pStyle w:val="Normal"/>
+        <w:spacing w:lineRule="auto" w:line="360" w:before="0" w:after="120"/>
+        <w:ind w:firstLine="709"/>
+        <w:jc w:val="both"/>
+        <w:rPr/>
+      </w:pPr>
+      <w:r>
+        <w:rPr>
+          <w:rFonts w:cs="Times New Roman"/>
+          <w:sz w:val="24"/>
+          <w:szCs w:val="24"/>
+          <w:lang w:val="bg-BG"/>
+        </w:rPr>
+        <w:t>Постигната е и важната цел за реализиране на надеждна връзка между потребителския интерфейс, сървъра и базата данни. Чрез използваните програмни средства са разработени функционалности за създаване, извличане, редактиране и изтриване на информация, което осигурява коректната работа на всички основни модули. Проектираната база данни позволява структурирано съхраняване на данни за потребители, продукти, поръчки, любими артикули и новини, като между отделните таблици са реализирани логически връзки, необходими за правилната работа на системата.</w:t>
       </w:r>
     </w:p>
     <w:p>
@@ -14333,7 +14314,144 @@
           <w:szCs w:val="24"/>
           <w:lang w:val="bg-BG"/>
         </w:rPr>
-        <w:t xml:space="preserve">В резултат от проведеното тестване може да се заключи, че </w:t>
+        <w:t>Работата по проекта има и съществена учебна стойност, тъй като в нея са приложени знания и умения, свързани с уеб програмиране, моделиране на база данни, софтуерен дизайн, работа с потребителски интерфейс и проверка на функционалността на готовото приложение. Изпълнението на всички етапи от разработката показва способност за преминаване от първоначална идея към практически реализиран софтуерен продукт.</w:t>
+      </w:r>
+    </w:p>
+    <w:p>
+      <w:pPr>
+        <w:pStyle w:val="Normal"/>
+        <w:spacing w:lineRule="auto" w:line="360" w:before="0" w:after="120"/>
+        <w:ind w:firstLine="709"/>
+        <w:jc w:val="both"/>
+        <w:rPr>
+          <w:rFonts w:ascii="Times New Roman" w:hAnsi="Times New Roman" w:cs="Times New Roman"/>
+          <w:sz w:val="24"/>
+          <w:szCs w:val="24"/>
+          <w:lang w:val="bg-BG"/>
+        </w:rPr>
+      </w:pPr>
+      <w:r>
+        <w:rPr>
+          <w:rFonts w:cs="Times New Roman"/>
+          <w:sz w:val="24"/>
+          <w:szCs w:val="24"/>
+          <w:lang w:val="bg-BG"/>
+        </w:rPr>
+      </w:r>
+    </w:p>
+    <w:p>
+      <w:pPr>
+        <w:pStyle w:val="Normal"/>
+        <w:spacing w:lineRule="auto" w:line="360" w:before="0" w:after="120"/>
+        <w:ind w:firstLine="709"/>
+        <w:jc w:val="both"/>
+        <w:rPr>
+          <w:rFonts w:ascii="Times New Roman" w:hAnsi="Times New Roman" w:cs="Times New Roman"/>
+          <w:sz w:val="24"/>
+          <w:szCs w:val="24"/>
+          <w:lang w:val="bg-BG"/>
+        </w:rPr>
+      </w:pPr>
+      <w:r>
+        <w:rPr>
+          <w:rFonts w:cs="Times New Roman"/>
+          <w:sz w:val="24"/>
+          <w:szCs w:val="24"/>
+          <w:lang w:val="bg-BG"/>
+        </w:rPr>
+      </w:r>
+    </w:p>
+    <w:p>
+      <w:pPr>
+        <w:pStyle w:val="Heading2"/>
+        <w:rPr/>
+      </w:pPr>
+      <w:bookmarkStart w:id="23" w:name="__RefHeading___Toc898_3859341482"/>
+      <w:bookmarkEnd w:id="23"/>
+      <w:r>
+        <w:rPr/>
+        <w:t>3.2. Потенциално развитие</w:t>
+      </w:r>
+    </w:p>
+    <w:p>
+      <w:pPr>
+        <w:pStyle w:val="Normal"/>
+        <w:rPr/>
+      </w:pPr>
+      <w:r>
+        <w:rPr/>
+      </w:r>
+    </w:p>
+    <w:p>
+      <w:pPr>
+        <w:pStyle w:val="Normal"/>
+        <w:spacing w:lineRule="auto" w:line="360" w:before="0" w:after="120"/>
+        <w:ind w:firstLine="709"/>
+        <w:jc w:val="both"/>
+        <w:rPr/>
+      </w:pPr>
+      <w:r>
+        <w:rPr>
+          <w:rFonts w:cs="Times New Roman"/>
+          <w:sz w:val="24"/>
+          <w:szCs w:val="24"/>
+          <w:lang w:val="bg-BG"/>
+        </w:rPr>
+        <w:t>Въпреки постигнатите резултати, разработеното приложение дава възможност за бъдещо надграждане и усъвършенстване. Една от основните насоки за развитие е разширяване на потребителските функционалности чрез по-прецизни механизми за търсене и филтриране на продуктите по различни критерии като категория, цена, наличност и производител. Това би подобрило работата с каталога и би улеснило потребителите при откриването на желаните артикули.</w:t>
+      </w:r>
+    </w:p>
+    <w:p>
+      <w:pPr>
+        <w:pStyle w:val="Normal"/>
+        <w:spacing w:lineRule="auto" w:line="360" w:before="0" w:after="120"/>
+        <w:ind w:firstLine="709"/>
+        <w:jc w:val="both"/>
+        <w:rPr/>
+      </w:pPr>
+      <w:r>
+        <w:rPr>
+          <w:rFonts w:cs="Times New Roman"/>
+          <w:sz w:val="24"/>
+          <w:szCs w:val="24"/>
+          <w:lang w:val="bg-BG"/>
+        </w:rPr>
+        <w:t>Друга подходяща посока за развитие е обогатяване на профилите на регистрираните потребители. В бъдеща версия могат да бъдат добавени възможности за редакция на лични данни, разширена история на поръчките, система за оценки и коментари към продуктите, както и известия за промени в статуса на направените заявки. Подобни разширения биха доближили приложението до реалните изисквания на по-мащабни платформи за електронна търговия.</w:t>
+      </w:r>
+    </w:p>
+    <w:p>
+      <w:pPr>
+        <w:pStyle w:val="Normal"/>
+        <w:spacing w:lineRule="auto" w:line="360" w:before="0" w:after="120"/>
+        <w:ind w:firstLine="709"/>
+        <w:jc w:val="both"/>
+        <w:rPr/>
+      </w:pPr>
+      <w:r>
+        <w:rPr>
+          <w:rFonts w:cs="Times New Roman"/>
+          <w:sz w:val="24"/>
+          <w:szCs w:val="24"/>
+          <w:lang w:val="bg-BG"/>
+        </w:rPr>
+        <w:t>От особено значение е и потенциалното подобряване на сигурността и поддръжката на системата. В бъдеще могат да се добавят по-строги механизми за валидиране на входните данни, по-добра защита на достъпа до административните функции, по-надеждно управление на потребителските сесии и по-ясно структуриране на API слоя. Възможна е и интеграция с външни услуги, например системи за онлайн плащане, електронни известия и автоматизирана обработка на доставки.</w:t>
+      </w:r>
+    </w:p>
+    <w:p>
+      <w:pPr>
+        <w:pStyle w:val="Normal"/>
+        <w:spacing w:lineRule="auto" w:line="360" w:before="0" w:after="120"/>
+        <w:ind w:firstLine="709"/>
+        <w:jc w:val="both"/>
+        <w:rPr/>
+      </w:pPr>
+      <w:r>
+        <w:rPr>
+          <w:rFonts w:cs="Times New Roman"/>
+          <w:sz w:val="24"/>
+          <w:szCs w:val="24"/>
+          <w:lang w:val="bg-BG"/>
+        </w:rPr>
+        <w:t xml:space="preserve">В заключение може да се обобщи, че </w:t>
       </w:r>
       <w:r>
         <w:rPr>
@@ -14356,7 +14474,17 @@
           <w:szCs w:val="24"/>
           <w:lang w:val="bg-BG"/>
         </w:rPr>
-        <w:t xml:space="preserve"> изпълнява основните изисквания на проекта и функционира като завършено уеб приложение за музикален магазин. Системата осигурява коректна работа на основните клиентски и административни модули, поддържа връзка с базата данни и демонстрира надеждна логика при работа с продукти, потребители, любими, поръчки и новини.</w:t>
+        <w:t xml:space="preserve"> представлява успешно реализиран дипломен проект, който съчетава теоретични знания и практическа реализация в областта на уеб технологиите. Създаденото приложение изпълнява поставените цели, демонстрира функционална завършеност и създава стабилна основа за бъдещо развитие. Именно възможността за последващо надграждане прави проекта подходящ както за учебна разработка, така и като отправна точка за по-нататъшно усъвършенстване в сферата на електронната търговия.</w:t>
+      </w:r>
+    </w:p>
+    <w:p>
+      <w:pPr>
+        <w:pStyle w:val="Normal"/>
+        <w:spacing w:before="0" w:after="160"/>
+        <w:rPr/>
+      </w:pPr>
+      <w:r>
+        <w:rPr/>
       </w:r>
       <w:r>
         <w:br w:type="page"/>
@@ -14365,28 +14493,7 @@
     <w:p>
       <w:pPr>
         <w:pStyle w:val="Normal"/>
-        <w:spacing w:lineRule="auto" w:line="360" w:before="0" w:after="120"/>
-        <w:ind w:firstLine="709"/>
-        <w:jc w:val="both"/>
-        <w:rPr>
-          <w:rFonts w:ascii="Times New Roman" w:hAnsi="Times New Roman" w:cs="Times New Roman"/>
-          <w:sz w:val="24"/>
-          <w:szCs w:val="24"/>
-          <w:lang w:val="bg-BG"/>
-        </w:rPr>
-      </w:pPr>
-      <w:r>
-        <w:rPr>
-          <w:rFonts w:cs="Times New Roman"/>
-          <w:sz w:val="24"/>
-          <w:szCs w:val="24"/>
-          <w:lang w:val="bg-BG"/>
-        </w:rPr>
-      </w:r>
-    </w:p>
-    <w:p>
-      <w:pPr>
-        <w:pStyle w:val="Normal"/>
+        <w:spacing w:before="0" w:after="160"/>
         <w:rPr/>
       </w:pPr>
       <w:r>
@@ -14398,351 +14505,11 @@
         <w:pStyle w:val="Heading1"/>
         <w:rPr/>
       </w:pPr>
-      <w:bookmarkStart w:id="22" w:name="__RefHeading___Toc894_3859341482"/>
-      <w:bookmarkEnd w:id="22"/>
-      <w:r>
-        <w:rPr/>
-        <w:t>3. ЗАКЛЮЧЕНИЕ</w:t>
-      </w:r>
-    </w:p>
-    <w:p>
-      <w:pPr>
-        <w:pStyle w:val="Normal"/>
-        <w:rPr/>
-      </w:pPr>
-      <w:r>
-        <w:rPr/>
-      </w:r>
-    </w:p>
-    <w:p>
-      <w:pPr>
-        <w:pStyle w:val="Normal"/>
-        <w:rPr/>
-      </w:pPr>
-      <w:r>
-        <w:rPr/>
-      </w:r>
-    </w:p>
-    <w:p>
-      <w:pPr>
-        <w:pStyle w:val="Heading2"/>
-        <w:rPr/>
-      </w:pPr>
-      <w:bookmarkStart w:id="23" w:name="__RefHeading___Toc896_3859341482"/>
-      <w:bookmarkEnd w:id="23"/>
-      <w:r>
-        <w:rPr/>
-        <w:t>3.1. Постигнати цели</w:t>
-      </w:r>
-    </w:p>
-    <w:p>
-      <w:pPr>
-        <w:pStyle w:val="Normal"/>
-        <w:rPr/>
-      </w:pPr>
-      <w:r>
-        <w:rPr/>
-      </w:r>
-    </w:p>
-    <w:p>
-      <w:pPr>
-        <w:pStyle w:val="Normal"/>
-        <w:spacing w:lineRule="auto" w:line="360" w:before="0" w:after="120"/>
-        <w:ind w:firstLine="709"/>
-        <w:jc w:val="both"/>
-        <w:rPr/>
-      </w:pPr>
-      <w:r>
-        <w:rPr>
-          <w:rFonts w:cs="Times New Roman"/>
-          <w:sz w:val="24"/>
-          <w:szCs w:val="24"/>
-          <w:lang w:val="bg-BG"/>
-        </w:rPr>
-        <w:t xml:space="preserve">Разработването на дипломния проект </w:t>
-      </w:r>
-      <w:r>
-        <w:rPr>
-          <w:rFonts w:cs="Times New Roman"/>
-          <w:b/>
-          <w:bCs/>
-          <w:i/>
-          <w:iCs/>
-          <w:sz w:val="24"/>
-          <w:szCs w:val="24"/>
-          <w:u w:val="single"/>
-          <w:lang w:val="bg-BG"/>
-        </w:rPr>
-        <w:t>MusicShop</w:t>
-      </w:r>
-      <w:r>
-        <w:rPr>
-          <w:rFonts w:cs="Times New Roman"/>
-          <w:sz w:val="24"/>
-          <w:szCs w:val="24"/>
-          <w:lang w:val="bg-BG"/>
-        </w:rPr>
-        <w:t xml:space="preserve"> доведе до създаването на цялостно уеб приложение, което реализира основните характеристики на съвременен онлайн магазин за музикални продукти. В процеса на работа беше изградено завършено решение, което обединява клиентска част, сървърна логика и база данни в една работеща система. По този начин първоначално поставената цел за създаване на функционално уеб приложение с реално практическо приложение беше изпълнена успешно.</w:t>
-      </w:r>
-    </w:p>
-    <w:p>
-      <w:pPr>
-        <w:pStyle w:val="Normal"/>
-        <w:spacing w:lineRule="auto" w:line="360" w:before="0" w:after="120"/>
-        <w:ind w:firstLine="709"/>
-        <w:jc w:val="both"/>
-        <w:rPr/>
-      </w:pPr>
-      <w:r>
-        <w:rPr>
-          <w:rFonts w:cs="Times New Roman"/>
-          <w:sz w:val="24"/>
-          <w:szCs w:val="24"/>
-          <w:lang w:val="bg-BG"/>
-        </w:rPr>
-        <w:t>Един от най-важните резултати от проекта е изграждането на удобен потребителски интерфейс, чрез който посетителите могат да разглеждат наличните продукти, да отварят подробна информация за тях, да ги добавят в любими или в количка и при необходимост да завършат процеса по поръчка. Структурата на приложението е организирана така, че да позволява лесна ориентация между отделните страници и бърз достъп до основните функции на системата. Това е съществено предимство, тъй като при онлайн магазин добрата навигация има пряко влияние върху удобството при използване.</w:t>
-      </w:r>
-    </w:p>
-    <w:p>
-      <w:pPr>
-        <w:pStyle w:val="Normal"/>
-        <w:spacing w:lineRule="auto" w:line="360" w:before="0" w:after="120"/>
-        <w:ind w:firstLine="709"/>
-        <w:jc w:val="both"/>
-        <w:rPr/>
-      </w:pPr>
-      <w:r>
-        <w:rPr>
-          <w:rFonts w:cs="Times New Roman"/>
-          <w:sz w:val="24"/>
-          <w:szCs w:val="24"/>
-          <w:lang w:val="bg-BG"/>
-        </w:rPr>
-        <w:t xml:space="preserve">Съществено постижение е и разработването на административната част на приложението. Чрез нея се осъществява управление на съдържанието в </w:t>
-      </w:r>
-      <w:r>
-        <w:rPr>
-          <w:rFonts w:cs="Times New Roman"/>
-          <w:b/>
-          <w:bCs/>
-          <w:i/>
-          <w:iCs/>
-          <w:sz w:val="24"/>
-          <w:szCs w:val="24"/>
-          <w:u w:val="single"/>
-          <w:lang w:val="bg-BG"/>
-        </w:rPr>
-        <w:t>MusicShop</w:t>
-      </w:r>
-      <w:r>
-        <w:rPr>
-          <w:rFonts w:cs="Times New Roman"/>
-          <w:sz w:val="24"/>
-          <w:szCs w:val="24"/>
-          <w:lang w:val="bg-BG"/>
-        </w:rPr>
-        <w:t>, като администраторът има възможност да добавя нови продукти, да редактира вече съществуващи записи, да изтрива ненужни данни, да публикува новини и да следи постъпилите поръчки. Това превръща системата в динамична платформа, която може да бъде поддържана и актуализирана според конкретните нужди на магазина.</w:t>
-      </w:r>
-    </w:p>
-    <w:p>
-      <w:pPr>
-        <w:pStyle w:val="Normal"/>
-        <w:spacing w:lineRule="auto" w:line="360" w:before="0" w:after="120"/>
-        <w:ind w:firstLine="709"/>
-        <w:jc w:val="both"/>
-        <w:rPr/>
-      </w:pPr>
-      <w:r>
-        <w:rPr>
-          <w:rFonts w:cs="Times New Roman"/>
-          <w:sz w:val="24"/>
-          <w:szCs w:val="24"/>
-          <w:lang w:val="bg-BG"/>
-        </w:rPr>
-        <w:t>Постигната е и важната цел за реализиране на надеждна връзка между потребителския интерфейс, сървъра и базата данни. Чрез използваните програмни средства са разработени функционалности за създаване, извличане, редактиране и изтриване на информация, което осигурява коректната работа на всички основни модули. Проектираната база данни позволява структурирано съхраняване на данни за потребители, продукти, поръчки, любими артикули и новини, като между отделните таблици са реализирани логически връзки, необходими за правилната работа на системата.</w:t>
-      </w:r>
-    </w:p>
-    <w:p>
-      <w:pPr>
-        <w:pStyle w:val="Normal"/>
-        <w:spacing w:lineRule="auto" w:line="360" w:before="0" w:after="120"/>
-        <w:ind w:firstLine="709"/>
-        <w:jc w:val="both"/>
-        <w:rPr>
-          <w:rFonts w:ascii="Times New Roman" w:hAnsi="Times New Roman" w:cs="Times New Roman"/>
-          <w:sz w:val="24"/>
-          <w:szCs w:val="24"/>
-          <w:lang w:val="bg-BG"/>
-        </w:rPr>
-      </w:pPr>
-      <w:r>
-        <w:rPr>
-          <w:rFonts w:cs="Times New Roman"/>
-          <w:sz w:val="24"/>
-          <w:szCs w:val="24"/>
-          <w:lang w:val="bg-BG"/>
-        </w:rPr>
-        <w:t>Работата по проекта има и съществена учебна стойност, тъй като в нея са приложени знания и умения, свързани с уеб програмиране, моделиране на база данни, софтуерен дизайн, работа с потребителски интерфейс и проверка на функционалността на готовото приложение. Изпълнението на всички етапи от разработката показва способност за преминаване от първоначална идея към практически реализиран софтуерен продукт.</w:t>
-      </w:r>
-    </w:p>
-    <w:p>
-      <w:pPr>
-        <w:pStyle w:val="Normal"/>
-        <w:spacing w:lineRule="auto" w:line="360" w:before="0" w:after="120"/>
-        <w:ind w:firstLine="709"/>
-        <w:jc w:val="both"/>
-        <w:rPr>
-          <w:rFonts w:ascii="Times New Roman" w:hAnsi="Times New Roman" w:cs="Times New Roman"/>
-          <w:sz w:val="24"/>
-          <w:szCs w:val="24"/>
-          <w:lang w:val="bg-BG"/>
-        </w:rPr>
-      </w:pPr>
-      <w:r>
-        <w:rPr>
-          <w:rFonts w:cs="Times New Roman"/>
-          <w:sz w:val="24"/>
-          <w:szCs w:val="24"/>
-          <w:lang w:val="bg-BG"/>
-        </w:rPr>
-      </w:r>
-    </w:p>
-    <w:p>
-      <w:pPr>
-        <w:pStyle w:val="Normal"/>
-        <w:spacing w:lineRule="auto" w:line="360" w:before="0" w:after="120"/>
-        <w:ind w:firstLine="709"/>
-        <w:jc w:val="both"/>
-        <w:rPr>
-          <w:rFonts w:ascii="Times New Roman" w:hAnsi="Times New Roman" w:cs="Times New Roman"/>
-          <w:sz w:val="24"/>
-          <w:szCs w:val="24"/>
-          <w:lang w:val="bg-BG"/>
-        </w:rPr>
-      </w:pPr>
-      <w:r>
-        <w:rPr>
-          <w:rFonts w:cs="Times New Roman"/>
-          <w:sz w:val="24"/>
-          <w:szCs w:val="24"/>
-          <w:lang w:val="bg-BG"/>
-        </w:rPr>
-      </w:r>
-    </w:p>
-    <w:p>
-      <w:pPr>
-        <w:pStyle w:val="Heading2"/>
-        <w:rPr/>
-      </w:pPr>
-      <w:bookmarkStart w:id="24" w:name="__RefHeading___Toc898_3859341482"/>
+      <w:bookmarkStart w:id="24" w:name="__RefHeading___Toc900_3859341482"/>
       <w:bookmarkEnd w:id="24"/>
       <w:r>
         <w:rPr/>
-        <w:t>3.2. Потенциално развитие</w:t>
-      </w:r>
-    </w:p>
-    <w:p>
-      <w:pPr>
-        <w:pStyle w:val="Normal"/>
-        <w:rPr/>
-      </w:pPr>
-      <w:r>
-        <w:rPr/>
-      </w:r>
-    </w:p>
-    <w:p>
-      <w:pPr>
-        <w:pStyle w:val="Normal"/>
-        <w:spacing w:lineRule="auto" w:line="360" w:before="0" w:after="120"/>
-        <w:ind w:firstLine="709"/>
-        <w:jc w:val="both"/>
-        <w:rPr/>
-      </w:pPr>
-      <w:r>
-        <w:rPr>
-          <w:rFonts w:cs="Times New Roman"/>
-          <w:sz w:val="24"/>
-          <w:szCs w:val="24"/>
-          <w:lang w:val="bg-BG"/>
-        </w:rPr>
-        <w:t>Въпреки постигнатите резултати, разработеното приложение дава възможност за бъдещо надграждане и усъвършенстване. Една от основните насоки за развитие е разширяване на потребителските функционалности чрез по-прецизни механизми за търсене и филтриране на продуктите по различни критерии като категория, цена, наличност и производител. Това би подобрило работата с каталога и би улеснило потребителите при откриването на желаните артикули.</w:t>
-      </w:r>
-    </w:p>
-    <w:p>
-      <w:pPr>
-        <w:pStyle w:val="Normal"/>
-        <w:spacing w:lineRule="auto" w:line="360" w:before="0" w:after="120"/>
-        <w:ind w:firstLine="709"/>
-        <w:jc w:val="both"/>
-        <w:rPr/>
-      </w:pPr>
-      <w:r>
-        <w:rPr>
-          <w:rFonts w:cs="Times New Roman"/>
-          <w:sz w:val="24"/>
-          <w:szCs w:val="24"/>
-          <w:lang w:val="bg-BG"/>
-        </w:rPr>
-        <w:t>Друга подходяща посока за развитие е обогатяване на профилите на регистрираните потребители. В бъдеща версия могат да бъдат добавени възможности за редакция на лични данни, разширена история на поръчките, система за оценки и коментари към продуктите, както и известия за промени в статуса на направените заявки. Подобни разширения биха доближили приложението до реалните изисквания на по-мащабни платформи за електронна търговия.</w:t>
-      </w:r>
-    </w:p>
-    <w:p>
-      <w:pPr>
-        <w:pStyle w:val="Normal"/>
-        <w:spacing w:lineRule="auto" w:line="360" w:before="0" w:after="120"/>
-        <w:ind w:firstLine="709"/>
-        <w:jc w:val="both"/>
-        <w:rPr/>
-      </w:pPr>
-      <w:r>
-        <w:rPr>
-          <w:rFonts w:cs="Times New Roman"/>
-          <w:sz w:val="24"/>
-          <w:szCs w:val="24"/>
-          <w:lang w:val="bg-BG"/>
-        </w:rPr>
-        <w:t>От особено значение е и потенциалното подобряване на сигурността и поддръжката на системата. В бъдеще могат да се добавят по-строги механизми за валидиране на входните данни, по-добра защита на достъпа до административните функции, по-надеждно управление на потребителските сесии и по-ясно структуриране на API слоя. Възможна е и интеграция с външни услуги, например системи за онлайн плащане, електронни известия и автоматизирана обработка на доставки.</w:t>
-      </w:r>
-    </w:p>
-    <w:p>
-      <w:pPr>
-        <w:pStyle w:val="Normal"/>
-        <w:spacing w:lineRule="auto" w:line="360" w:before="0" w:after="120"/>
-        <w:ind w:firstLine="709"/>
-        <w:jc w:val="both"/>
-        <w:rPr/>
-      </w:pPr>
-      <w:r>
-        <w:rPr>
-          <w:rFonts w:cs="Times New Roman"/>
-          <w:sz w:val="24"/>
-          <w:szCs w:val="24"/>
-          <w:lang w:val="bg-BG"/>
-        </w:rPr>
-        <w:t xml:space="preserve">В заключение може да се обобщи, че </w:t>
-      </w:r>
-      <w:r>
-        <w:rPr>
-          <w:rFonts w:cs="Times New Roman"/>
-          <w:b/>
-          <w:bCs/>
-          <w:i/>
-          <w:iCs/>
-          <w:sz w:val="24"/>
-          <w:szCs w:val="24"/>
-          <w:u w:val="single"/>
-          <w:lang w:val="bg-BG"/>
-        </w:rPr>
-        <w:t>MusicShop</w:t>
-      </w:r>
-      <w:r>
-        <w:rPr>
-          <w:rFonts w:cs="Times New Roman"/>
-          <w:sz w:val="24"/>
-          <w:szCs w:val="24"/>
-          <w:lang w:val="bg-BG"/>
-        </w:rPr>
-        <w:t xml:space="preserve"> представлява успешно реализиран дипломен проект, който съчетава теоретични знания и практическа реализация в областта на уеб технологиите. Създаденото приложение изпълнява поставените цели, демонстрира функционална завършеност и създава стабилна основа за бъдещо развитие. Именно възможността за последващо надграждане прави проекта подходящ както за учебна разработка, така и като отправна точка за по-нататъшно усъвършенстване в сферата на електронната търговия.</w:t>
+        <w:t>4. ИЗТОЧНИЦИ</w:t>
       </w:r>
     </w:p>
     <w:p>
@@ -14754,6 +14521,167 @@
       <w:r>
         <w:rPr/>
       </w:r>
+    </w:p>
+    <w:p>
+      <w:pPr>
+        <w:pStyle w:val="Normal"/>
+        <w:spacing w:before="0" w:after="160"/>
+        <w:rPr/>
+      </w:pPr>
+      <w:r>
+        <w:rPr/>
+        <w:t>1. Основни характеристики и описание на MySQL:</w:t>
+      </w:r>
+    </w:p>
+    <w:p>
+      <w:pPr>
+        <w:pStyle w:val="Normal"/>
+        <w:spacing w:before="0" w:after="160"/>
+        <w:rPr/>
+      </w:pPr>
+      <w:r>
+        <w:rPr/>
+        <w:t>https://en.wikipedia.org/wiki/MySQL?spm=a2ty_o01.29997173.0.0.44f44997ZVW2Z</w:t>
+      </w:r>
+    </w:p>
+    <w:p>
+      <w:pPr>
+        <w:pStyle w:val="Normal"/>
+        <w:spacing w:before="0" w:after="160"/>
+        <w:rPr/>
+      </w:pPr>
+      <w:r>
+        <w:rPr/>
+        <w:t>t</w:t>
+      </w:r>
+    </w:p>
+    <w:p>
+      <w:pPr>
+        <w:pStyle w:val="Normal"/>
+        <w:spacing w:before="0" w:after="160"/>
+        <w:rPr/>
+      </w:pPr>
+      <w:r>
+        <w:rPr/>
+        <w:t>2. HTML Tutorial:</w:t>
+      </w:r>
+    </w:p>
+    <w:p>
+      <w:pPr>
+        <w:pStyle w:val="Normal"/>
+        <w:spacing w:before="0" w:after="160"/>
+        <w:rPr/>
+      </w:pPr>
+      <w:r>
+        <w:rPr/>
+        <w:t>https://www.w3schools.com/html/?spm=a2ty_o01.29997173.0.0.44f44997bCcGHJ</w:t>
+      </w:r>
+    </w:p>
+    <w:p>
+      <w:pPr>
+        <w:pStyle w:val="Normal"/>
+        <w:spacing w:before="0" w:after="160"/>
+        <w:rPr/>
+      </w:pPr>
+      <w:r>
+        <w:rPr/>
+        <w:t>3. JavaScript Tutorial:</w:t>
+      </w:r>
+    </w:p>
+    <w:p>
+      <w:pPr>
+        <w:pStyle w:val="Normal"/>
+        <w:spacing w:before="0" w:after="160"/>
+        <w:rPr/>
+      </w:pPr>
+      <w:r>
+        <w:rPr/>
+        <w:t>https://javascript.info/?spm=a2ty_o01.29997173.0.0.44f44997bCcGHJ</w:t>
+      </w:r>
+    </w:p>
+    <w:p>
+      <w:pPr>
+        <w:pStyle w:val="Normal"/>
+        <w:spacing w:before="0" w:after="160"/>
+        <w:rPr/>
+      </w:pPr>
+      <w:r>
+        <w:rPr/>
+        <w:t>4. Описание и анализ на сървърните технологии като цяло:</w:t>
+      </w:r>
+    </w:p>
+    <w:p>
+      <w:pPr>
+        <w:pStyle w:val="Normal"/>
+        <w:spacing w:before="0" w:after="160"/>
+        <w:rPr/>
+      </w:pPr>
+      <w:r>
+        <w:rPr/>
+        <w:t>https://www.studysmarter.co.uk/explanations/computer-science/computer-network/ser</w:t>
+      </w:r>
+    </w:p>
+    <w:p>
+      <w:pPr>
+        <w:pStyle w:val="Normal"/>
+        <w:spacing w:before="0" w:after="160"/>
+        <w:rPr/>
+      </w:pPr>
+      <w:r>
+        <w:rPr/>
+        <w:t>ver-side-technologies/?spm=a2ty_o01.29997173.0.0.44f44997bCcGHJ</w:t>
+      </w:r>
+    </w:p>
+    <w:p>
+      <w:pPr>
+        <w:pStyle w:val="Normal"/>
+        <w:spacing w:before="0" w:after="160"/>
+        <w:rPr/>
+      </w:pPr>
+      <w:r>
+        <w:rPr/>
+      </w:r>
+    </w:p>
+    <w:p>
+      <w:pPr>
+        <w:pStyle w:val="Normal"/>
+        <w:spacing w:before="0" w:after="160"/>
+        <w:rPr/>
+      </w:pPr>
+      <w:r>
+        <w:rPr/>
+      </w:r>
+    </w:p>
+    <w:p>
+      <w:pPr>
+        <w:pStyle w:val="Normal"/>
+        <w:spacing w:before="0" w:after="160"/>
+        <w:rPr/>
+      </w:pPr>
+      <w:r>
+        <w:rPr/>
+      </w:r>
+    </w:p>
+    <w:p>
+      <w:pPr>
+        <w:pStyle w:val="Normal"/>
+        <w:spacing w:before="0" w:after="160"/>
+        <w:rPr/>
+      </w:pPr>
+      <w:r>
+        <w:rPr/>
+        <w:t>-primerni iztochnici, sloji istinskite posle</w:t>
+      </w:r>
+    </w:p>
+    <w:p>
+      <w:pPr>
+        <w:pStyle w:val="Normal"/>
+        <w:spacing w:before="0" w:after="160"/>
+        <w:rPr/>
+      </w:pPr>
+      <w:r>
+        <w:rPr/>
+      </w:r>
       <w:r>
         <w:br w:type="page"/>
       </w:r>
@@ -14773,204 +14701,8 @@
         <w:pStyle w:val="Heading1"/>
         <w:rPr/>
       </w:pPr>
-      <w:bookmarkStart w:id="25" w:name="__RefHeading___Toc900_3859341482"/>
+      <w:bookmarkStart w:id="25" w:name="__RefHeading___Toc902_3859341482"/>
       <w:bookmarkEnd w:id="25"/>
-      <w:r>
-        <w:rPr/>
-        <w:t>4. ИЗТОЧНИЦИ</w:t>
-      </w:r>
-    </w:p>
-    <w:p>
-      <w:pPr>
-        <w:pStyle w:val="Normal"/>
-        <w:spacing w:before="0" w:after="160"/>
-        <w:rPr/>
-      </w:pPr>
-      <w:r>
-        <w:rPr/>
-      </w:r>
-    </w:p>
-    <w:p>
-      <w:pPr>
-        <w:pStyle w:val="Normal"/>
-        <w:spacing w:before="0" w:after="160"/>
-        <w:rPr/>
-      </w:pPr>
-      <w:r>
-        <w:rPr/>
-        <w:t>1. Основни характеристики и описание на MySQL:</w:t>
-      </w:r>
-    </w:p>
-    <w:p>
-      <w:pPr>
-        <w:pStyle w:val="Normal"/>
-        <w:spacing w:before="0" w:after="160"/>
-        <w:rPr/>
-      </w:pPr>
-      <w:r>
-        <w:rPr/>
-        <w:t>https://en.wikipedia.org/wiki/MySQL?spm=a2ty_o01.29997173.0.0.44f44997ZVW2Z</w:t>
-      </w:r>
-    </w:p>
-    <w:p>
-      <w:pPr>
-        <w:pStyle w:val="Normal"/>
-        <w:spacing w:before="0" w:after="160"/>
-        <w:rPr/>
-      </w:pPr>
-      <w:r>
-        <w:rPr/>
-        <w:t>t</w:t>
-      </w:r>
-    </w:p>
-    <w:p>
-      <w:pPr>
-        <w:pStyle w:val="Normal"/>
-        <w:spacing w:before="0" w:after="160"/>
-        <w:rPr/>
-      </w:pPr>
-      <w:r>
-        <w:rPr/>
-        <w:t>2. HTML Tutorial:</w:t>
-      </w:r>
-    </w:p>
-    <w:p>
-      <w:pPr>
-        <w:pStyle w:val="Normal"/>
-        <w:spacing w:before="0" w:after="160"/>
-        <w:rPr/>
-      </w:pPr>
-      <w:r>
-        <w:rPr/>
-        <w:t>https://www.w3schools.com/html/?spm=a2ty_o01.29997173.0.0.44f44997bCcGHJ</w:t>
-      </w:r>
-    </w:p>
-    <w:p>
-      <w:pPr>
-        <w:pStyle w:val="Normal"/>
-        <w:spacing w:before="0" w:after="160"/>
-        <w:rPr/>
-      </w:pPr>
-      <w:r>
-        <w:rPr/>
-        <w:t>3. JavaScript Tutorial:</w:t>
-      </w:r>
-    </w:p>
-    <w:p>
-      <w:pPr>
-        <w:pStyle w:val="Normal"/>
-        <w:spacing w:before="0" w:after="160"/>
-        <w:rPr/>
-      </w:pPr>
-      <w:r>
-        <w:rPr/>
-        <w:t>https://javascript.info/?spm=a2ty_o01.29997173.0.0.44f44997bCcGHJ</w:t>
-      </w:r>
-    </w:p>
-    <w:p>
-      <w:pPr>
-        <w:pStyle w:val="Normal"/>
-        <w:spacing w:before="0" w:after="160"/>
-        <w:rPr/>
-      </w:pPr>
-      <w:r>
-        <w:rPr/>
-        <w:t>4. Описание и анализ на сървърните технологии като цяло:</w:t>
-      </w:r>
-    </w:p>
-    <w:p>
-      <w:pPr>
-        <w:pStyle w:val="Normal"/>
-        <w:spacing w:before="0" w:after="160"/>
-        <w:rPr/>
-      </w:pPr>
-      <w:r>
-        <w:rPr/>
-        <w:t>https://www.studysmarter.co.uk/explanations/computer-science/computer-network/ser</w:t>
-      </w:r>
-    </w:p>
-    <w:p>
-      <w:pPr>
-        <w:pStyle w:val="Normal"/>
-        <w:spacing w:before="0" w:after="160"/>
-        <w:rPr/>
-      </w:pPr>
-      <w:r>
-        <w:rPr/>
-        <w:t>ver-side-technologies/?spm=a2ty_o01.29997173.0.0.44f44997bCcGHJ</w:t>
-      </w:r>
-    </w:p>
-    <w:p>
-      <w:pPr>
-        <w:pStyle w:val="Normal"/>
-        <w:spacing w:before="0" w:after="160"/>
-        <w:rPr/>
-      </w:pPr>
-      <w:r>
-        <w:rPr/>
-      </w:r>
-    </w:p>
-    <w:p>
-      <w:pPr>
-        <w:pStyle w:val="Normal"/>
-        <w:spacing w:before="0" w:after="160"/>
-        <w:rPr/>
-      </w:pPr>
-      <w:r>
-        <w:rPr/>
-      </w:r>
-    </w:p>
-    <w:p>
-      <w:pPr>
-        <w:pStyle w:val="Normal"/>
-        <w:spacing w:before="0" w:after="160"/>
-        <w:rPr/>
-      </w:pPr>
-      <w:r>
-        <w:rPr/>
-      </w:r>
-    </w:p>
-    <w:p>
-      <w:pPr>
-        <w:pStyle w:val="Normal"/>
-        <w:spacing w:before="0" w:after="160"/>
-        <w:rPr/>
-      </w:pPr>
-      <w:r>
-        <w:rPr/>
-        <w:t>-primerni iztochnici, sloji istinskite posle</w:t>
-      </w:r>
-    </w:p>
-    <w:p>
-      <w:pPr>
-        <w:pStyle w:val="Normal"/>
-        <w:spacing w:before="0" w:after="160"/>
-        <w:rPr/>
-      </w:pPr>
-      <w:r>
-        <w:rPr/>
-      </w:r>
-      <w:r>
-        <w:br w:type="page"/>
-      </w:r>
-    </w:p>
-    <w:p>
-      <w:pPr>
-        <w:pStyle w:val="Normal"/>
-        <w:spacing w:before="0" w:after="160"/>
-        <w:rPr/>
-      </w:pPr>
-      <w:r>
-        <w:rPr/>
-      </w:r>
-    </w:p>
-    <w:p>
-      <w:pPr>
-        <w:pStyle w:val="Heading1"/>
-        <w:rPr/>
-      </w:pPr>
-      <w:bookmarkStart w:id="26" w:name="__RefHeading___Toc902_3859341482"/>
-      <w:bookmarkEnd w:id="26"/>
       <w:r>
         <w:rPr/>
         <w:t>5. ПРИЛОЖИЕНИЯ</w:t>
@@ -15050,7 +14782,7 @@
         <w:shd w:fill="auto" w:val="clear"/>
       </w:rPr>
     </w:pPr>
-    <w:bookmarkStart w:id="27" w:name="PageNumWizard_FOOTER_Default_Page_Style4"/>
+    <w:bookmarkStart w:id="26" w:name="PageNumWizard_FOOTER_Default_Page_Style4"/>
     <w:r>
       <w:rPr>
         <w:shd w:fill="auto" w:val="clear"/>
@@ -15073,7 +14805,7 @@
       <w:rPr>
         <w:shd w:fill="auto" w:val="clear"/>
       </w:rPr>
-      <w:t>52</w:t>
+      <w:t>51</w:t>
     </w:r>
     <w:r>
       <w:rPr>
@@ -15081,7 +14813,7 @@
       </w:rPr>
       <w:fldChar w:fldCharType="end"/>
     </w:r>
-    <w:bookmarkEnd w:id="27"/>
+    <w:bookmarkEnd w:id="26"/>
   </w:p>
   <w:p>
     <w:pPr>
@@ -15111,7 +14843,7 @@
         <w:shd w:fill="auto" w:val="clear"/>
       </w:rPr>
     </w:pPr>
-    <w:bookmarkStart w:id="28" w:name="PageNumWizard_FOOTER_Default_Page_Style1"/>
+    <w:bookmarkStart w:id="27" w:name="PageNumWizard_FOOTER_Default_Page_Style1"/>
     <w:r>
       <w:rPr>
         <w:shd w:fill="auto" w:val="clear"/>
@@ -15142,7 +14874,7 @@
       </w:rPr>
       <w:fldChar w:fldCharType="end"/>
     </w:r>
-    <w:bookmarkEnd w:id="28"/>
+    <w:bookmarkEnd w:id="27"/>
   </w:p>
 </w:ftr>
 </file>

--- a/documentation/musicshop_doc/final/full_documentation_musicshop.docx
+++ b/documentation/musicshop_doc/final/full_documentation_musicshop.docx
@@ -21,7 +21,6 @@
           <w:sz w:val="28"/>
           <w:szCs w:val="28"/>
         </w:rPr>
-        <w:t>СОФИЙСКА ПРОФЕСИОНАЛНА ГИМНАЗИЯ ПО ЕЛЕКТРОНИКА „ДЖОН АТАНАСОВ“</w:t>
       </w:r>
     </w:p>
     <w:p>
@@ -626,9 +625,6 @@
           <w:szCs w:val="24"/>
         </w:rPr>
       </w:r>
-      <w:r>
-        <w:br w:type="page"/>
-      </w:r>
     </w:p>
     <w:p>
       <w:pPr>
@@ -636,15 +632,13 @@
         <w:spacing w:lineRule="auto" w:line="360" w:before="0" w:after="0"/>
         <w:rPr>
           <w:rFonts w:ascii="Times New Roman" w:hAnsi="Times New Roman" w:cs="Times New Roman"/>
-          <w:b/>
-          <w:sz w:val="24"/>
-          <w:szCs w:val="24"/>
-        </w:rPr>
-      </w:pPr>
-      <w:r>
-        <w:rPr>
-          <w:rFonts w:cs="Times New Roman"/>
-          <w:b/>
+          <w:sz w:val="24"/>
+          <w:szCs w:val="24"/>
+        </w:rPr>
+      </w:pPr>
+      <w:r>
+        <w:rPr>
+          <w:rFonts w:cs="Times New Roman"/>
           <w:sz w:val="24"/>
           <w:szCs w:val="24"/>
         </w:rPr>
@@ -701,7 +695,7 @@
           <w:r>
             <w:rPr/>
             <w:tab/>
-            <w:t>5</w:t>
+            <w:t>4</w:t>
           </w:r>
         </w:p>
         <w:p>
@@ -717,7 +711,7 @@
             <w:rPr/>
             <w:t>1.1. Задание за разработка</w:t>
             <w:tab/>
-            <w:t>5</w:t>
+            <w:t>4</w:t>
           </w:r>
         </w:p>
         <w:p>
@@ -733,7 +727,7 @@
             <w:rPr/>
             <w:t>1.2. Анализ на заданието</w:t>
             <w:tab/>
-            <w:t>6</w:t>
+            <w:t>5</w:t>
           </w:r>
         </w:p>
         <w:p>
@@ -749,7 +743,7 @@
             <w:rPr/>
             <w:t>1.3. Поставени цели</w:t>
             <w:tab/>
-            <w:t>7</w:t>
+            <w:t>6</w:t>
           </w:r>
         </w:p>
         <w:p>
@@ -765,7 +759,7 @@
             <w:rPr/>
             <w:t>1.4. Очаквани резултати</w:t>
             <w:tab/>
-            <w:t>8</w:t>
+            <w:t>7</w:t>
           </w:r>
         </w:p>
         <w:p>
@@ -781,7 +775,7 @@
             <w:rPr/>
             <w:t>2. ОСНОВНА ЧАСТ</w:t>
             <w:tab/>
-            <w:t>10</w:t>
+            <w:t>8</w:t>
           </w:r>
         </w:p>
         <w:p>
@@ -797,7 +791,7 @@
             <w:rPr/>
             <w:t>2.1. Избор на технологии</w:t>
             <w:tab/>
-            <w:t>10</w:t>
+            <w:t>8</w:t>
           </w:r>
         </w:p>
         <w:p>
@@ -813,7 +807,7 @@
             <w:rPr/>
             <w:t>2.1.1. Избор на програмен език</w:t>
             <w:tab/>
-            <w:t>11</w:t>
+            <w:t>10</w:t>
           </w:r>
         </w:p>
         <w:p>
@@ -829,7 +823,7 @@
             <w:rPr/>
             <w:t>2.1.2. Избор на технология за сървъра</w:t>
             <w:tab/>
-            <w:t>14</w:t>
+            <w:t>12</w:t>
           </w:r>
         </w:p>
         <w:p>
@@ -845,7 +839,7 @@
             <w:rPr/>
             <w:t>2.1.3. Избор на технология за базата данни</w:t>
             <w:tab/>
-            <w:t>17</w:t>
+            <w:t>15</w:t>
           </w:r>
         </w:p>
         <w:p>
@@ -861,7 +855,7 @@
             <w:rPr/>
             <w:t>2.2. Софтуерен дизайн</w:t>
             <w:tab/>
-            <w:t>20</w:t>
+            <w:t>17</w:t>
           </w:r>
         </w:p>
         <w:p>
@@ -877,7 +871,7 @@
             <w:rPr/>
             <w:t>2.2.1. Етапи на разработка</w:t>
             <w:tab/>
-            <w:t>20</w:t>
+            <w:t>17</w:t>
           </w:r>
         </w:p>
         <w:p>
@@ -893,7 +887,7 @@
             <w:rPr/>
             <w:t>2.2.2. Софтуерна архитектура</w:t>
             <w:tab/>
-            <w:t>27</w:t>
+            <w:t>24</w:t>
           </w:r>
         </w:p>
         <w:p>
@@ -909,7 +903,7 @@
             <w:rPr/>
             <w:t>2.2.3. Описание и взаимодействие с приложението</w:t>
             <w:tab/>
-            <w:t>29</w:t>
+            <w:t>26</w:t>
           </w:r>
         </w:p>
         <w:p>
@@ -925,7 +919,7 @@
             <w:rPr/>
             <w:t>2.2.4. Графичен дизайн и структура на приложението</w:t>
             <w:tab/>
-            <w:t>31</w:t>
+            <w:t>28</w:t>
           </w:r>
         </w:p>
         <w:p>
@@ -941,7 +935,7 @@
             <w:rPr/>
             <w:t>2.2.5. Дизайн на сървъра</w:t>
             <w:tab/>
-            <w:t>35</w:t>
+            <w:t>32</w:t>
           </w:r>
         </w:p>
         <w:p>
@@ -957,7 +951,23 @@
             <w:rPr/>
             <w:t>2.2.6. Дизайн на базата данни</w:t>
             <w:tab/>
-            <w:t>37</w:t>
+            <w:t>34</w:t>
+          </w:r>
+        </w:p>
+        <w:p>
+          <w:pPr>
+            <w:pStyle w:val="TOC3"/>
+            <w:tabs>
+              <w:tab w:val="clear" w:pos="8505"/>
+              <w:tab w:val="right" w:pos="9071" w:leader="dot"/>
+            </w:tabs>
+            <w:rPr/>
+          </w:pPr>
+          <w:r>
+            <w:rPr/>
+            <w:t>2.2.7. CRUD заявки</w:t>
+            <w:tab/>
+            <w:t>38</w:t>
           </w:r>
         </w:p>
         <w:p>
@@ -973,7 +983,7 @@
             <w:rPr/>
             <w:t>2.3. Тестване</w:t>
             <w:tab/>
-            <w:t>47</w:t>
+            <w:t>42</w:t>
           </w:r>
         </w:p>
         <w:p>
@@ -989,7 +999,7 @@
             <w:rPr/>
             <w:t>3. ЗАКЛЮЧЕНИЕ</w:t>
             <w:tab/>
-            <w:t>49</w:t>
+            <w:t>44</w:t>
           </w:r>
         </w:p>
         <w:p>
@@ -1005,7 +1015,7 @@
             <w:rPr/>
             <w:t>3.1. Постигнати цели</w:t>
             <w:tab/>
-            <w:t>49</w:t>
+            <w:t>44</w:t>
           </w:r>
         </w:p>
         <w:p>
@@ -1021,7 +1031,7 @@
             <w:rPr/>
             <w:t>3.2. Потенциално развитие</w:t>
             <w:tab/>
-            <w:t>50</w:t>
+            <w:t>45</w:t>
           </w:r>
         </w:p>
         <w:p>
@@ -1037,7 +1047,7 @@
             <w:rPr/>
             <w:t>4. ИЗТОЧНИЦИ</w:t>
             <w:tab/>
-            <w:t>52</w:t>
+            <w:t>46</w:t>
           </w:r>
         </w:p>
         <w:p>
@@ -1053,7 +1063,167 @@
             <w:rPr/>
             <w:t>5. ПРИЛОЖИЕНИЯ</w:t>
             <w:tab/>
-            <w:t>53</w:t>
+            <w:t>47</w:t>
+          </w:r>
+        </w:p>
+        <w:p>
+          <w:pPr>
+            <w:pStyle w:val="TOC2"/>
+            <w:tabs>
+              <w:tab w:val="clear" w:pos="708"/>
+              <w:tab w:val="right" w:pos="9071" w:leader="dot"/>
+            </w:tabs>
+            <w:rPr/>
+          </w:pPr>
+          <w:r>
+            <w:rPr/>
+            <w:t>5.1. Начална страница в светъл и тъмен вариант</w:t>
+            <w:tab/>
+            <w:t>47</w:t>
+          </w:r>
+        </w:p>
+        <w:p>
+          <w:pPr>
+            <w:pStyle w:val="TOC2"/>
+            <w:tabs>
+              <w:tab w:val="clear" w:pos="708"/>
+              <w:tab w:val="right" w:pos="9071" w:leader="dot"/>
+            </w:tabs>
+            <w:rPr/>
+          </w:pPr>
+          <w:r>
+            <w:rPr/>
+            <w:t>5.2. Страница с продуктите в сайта</w:t>
+            <w:tab/>
+            <w:t>48</w:t>
+          </w:r>
+        </w:p>
+        <w:p>
+          <w:pPr>
+            <w:pStyle w:val="TOC2"/>
+            <w:tabs>
+              <w:tab w:val="clear" w:pos="708"/>
+              <w:tab w:val="right" w:pos="9071" w:leader="dot"/>
+            </w:tabs>
+            <w:rPr/>
+          </w:pPr>
+          <w:r>
+            <w:rPr/>
+            <w:t>5.3. Страница на отделен продукт</w:t>
+            <w:tab/>
+            <w:t>48</w:t>
+          </w:r>
+        </w:p>
+        <w:p>
+          <w:pPr>
+            <w:pStyle w:val="TOC2"/>
+            <w:tabs>
+              <w:tab w:val="clear" w:pos="708"/>
+              <w:tab w:val="right" w:pos="9071" w:leader="dot"/>
+            </w:tabs>
+            <w:rPr/>
+          </w:pPr>
+          <w:r>
+            <w:rPr/>
+            <w:t>5.4. Страница с любими</w:t>
+            <w:tab/>
+            <w:t>49</w:t>
+          </w:r>
+        </w:p>
+        <w:p>
+          <w:pPr>
+            <w:pStyle w:val="TOC2"/>
+            <w:tabs>
+              <w:tab w:val="clear" w:pos="708"/>
+              <w:tab w:val="right" w:pos="9071" w:leader="dot"/>
+            </w:tabs>
+            <w:rPr/>
+          </w:pPr>
+          <w:r>
+            <w:rPr/>
+            <w:t>5.5. Страница с количка на клиент</w:t>
+            <w:tab/>
+            <w:t>49</w:t>
+          </w:r>
+        </w:p>
+        <w:p>
+          <w:pPr>
+            <w:pStyle w:val="TOC2"/>
+            <w:tabs>
+              <w:tab w:val="clear" w:pos="708"/>
+              <w:tab w:val="right" w:pos="9071" w:leader="dot"/>
+            </w:tabs>
+            <w:rPr/>
+          </w:pPr>
+          <w:r>
+            <w:rPr/>
+            <w:t>5.6. Страница с поръчки на клиент</w:t>
+            <w:tab/>
+            <w:t>50</w:t>
+          </w:r>
+        </w:p>
+        <w:p>
+          <w:pPr>
+            <w:pStyle w:val="TOC2"/>
+            <w:tabs>
+              <w:tab w:val="clear" w:pos="708"/>
+              <w:tab w:val="right" w:pos="9071" w:leader="dot"/>
+            </w:tabs>
+            <w:rPr/>
+          </w:pPr>
+          <w:r>
+            <w:rPr/>
+            <w:t>5.7. Страница с новини</w:t>
+            <w:tab/>
+            <w:t>50</w:t>
+          </w:r>
+        </w:p>
+        <w:p>
+          <w:pPr>
+            <w:pStyle w:val="TOC2"/>
+            <w:tabs>
+              <w:tab w:val="clear" w:pos="708"/>
+              <w:tab w:val="right" w:pos="9071" w:leader="dot"/>
+            </w:tabs>
+            <w:rPr/>
+          </w:pPr>
+          <w:r>
+            <w:rPr/>
+            <w:t>5.8. Администраторска страница</w:t>
+            <w:tab/>
+            <w:t>51</w:t>
+          </w:r>
+        </w:p>
+        <w:p>
+          <w:pPr>
+            <w:pStyle w:val="TOC2"/>
+            <w:tabs>
+              <w:tab w:val="clear" w:pos="708"/>
+              <w:tab w:val="right" w:pos="9071" w:leader="dot"/>
+            </w:tabs>
+            <w:rPr/>
+          </w:pPr>
+          <w:r>
+            <w:rPr/>
+            <w:t>5.9. Страница с всички поръчки (Администратор)</w:t>
+            <w:tab/>
+            <w:t>51</w:t>
+          </w:r>
+        </w:p>
+        <w:p>
+          <w:pPr>
+            <w:pStyle w:val="TOC2"/>
+            <w:tabs>
+              <w:tab w:val="clear" w:pos="708"/>
+              <w:tab w:val="right" w:pos="9071" w:leader="dot"/>
+            </w:tabs>
+            <w:rPr/>
+          </w:pPr>
+          <w:r>
+            <w:rPr/>
+            <w:t>5.10. Структура на базата данни</w:t>
+            <w:tab/>
+            <w:t>52</w:t>
           </w:r>
           <w:r>
             <w:rPr/>
@@ -1081,44 +1251,6 @@
           <w:szCs w:val="24"/>
         </w:rPr>
       </w:r>
-    </w:p>
-    <w:p>
-      <w:pPr>
-        <w:pStyle w:val="Normal"/>
-        <w:spacing w:lineRule="auto" w:line="360" w:before="0" w:after="0"/>
-        <w:rPr>
-          <w:rFonts w:ascii="Times New Roman" w:hAnsi="Times New Roman" w:cs="Times New Roman"/>
-          <w:sz w:val="24"/>
-          <w:szCs w:val="24"/>
-        </w:rPr>
-      </w:pPr>
-      <w:r>
-        <w:rPr>
-          <w:rFonts w:cs="Times New Roman"/>
-          <w:sz w:val="24"/>
-          <w:szCs w:val="24"/>
-        </w:rPr>
-      </w:r>
-    </w:p>
-    <w:p>
-      <w:pPr>
-        <w:pStyle w:val="Normal"/>
-        <w:spacing w:lineRule="auto" w:line="360" w:before="0" w:after="0"/>
-        <w:rPr>
-          <w:rFonts w:ascii="Times New Roman" w:hAnsi="Times New Roman" w:cs="Times New Roman"/>
-          <w:b/>
-          <w:sz w:val="24"/>
-          <w:szCs w:val="24"/>
-        </w:rPr>
-      </w:pPr>
-      <w:r>
-        <w:rPr>
-          <w:rFonts w:cs="Times New Roman"/>
-          <w:b/>
-          <w:sz w:val="24"/>
-          <w:szCs w:val="24"/>
-        </w:rPr>
-      </w:r>
       <w:r>
         <w:br w:type="page"/>
       </w:r>
@@ -1487,7 +1619,11 @@
         <w:spacing w:lineRule="auto" w:line="360" w:before="0" w:after="0"/>
         <w:ind w:firstLine="709"/>
         <w:jc w:val="both"/>
-        <w:rPr/>
+        <w:rPr>
+          <w:rFonts w:cs="Times New Roman"/>
+          <w:sz w:val="24"/>
+          <w:szCs w:val="24"/>
+        </w:rPr>
       </w:pPr>
       <w:r>
         <w:rPr>
@@ -1496,6 +1632,26 @@
           <w:szCs w:val="24"/>
         </w:rPr>
         <w:t>От техническа гледна точка анализът показва нужда от ясно разделяне между потребителски интерфейс, сървърна логика и база данни. Такъв подход улеснява поддръжката, тестването и бъдещото разширяване на системата. Използването на отделни API крайни точки за работа с продукти, поръчки, новини, регистрация, вход и любими позволява по-добра организация на кода и по-лесно проследяване на отговорностите в проекта.</w:t>
+      </w:r>
+    </w:p>
+    <w:p>
+      <w:pPr>
+        <w:pStyle w:val="Normal"/>
+        <w:spacing w:lineRule="auto" w:line="360" w:before="0" w:after="0"/>
+        <w:ind w:firstLine="709"/>
+        <w:jc w:val="both"/>
+        <w:rPr>
+          <w:rFonts w:cs="Times New Roman"/>
+          <w:sz w:val="24"/>
+          <w:szCs w:val="24"/>
+        </w:rPr>
+      </w:pPr>
+      <w:r>
+        <w:rPr>
+          <w:rFonts w:cs="Times New Roman"/>
+          <w:sz w:val="24"/>
+          <w:szCs w:val="24"/>
+        </w:rPr>
       </w:r>
     </w:p>
     <w:p>
@@ -1681,26 +1837,6 @@
     </w:p>
     <w:p>
       <w:pPr>
-        <w:pStyle w:val="Normal"/>
-        <w:spacing w:lineRule="auto" w:line="360" w:before="0" w:after="0"/>
-        <w:ind w:firstLine="709"/>
-        <w:jc w:val="both"/>
-        <w:rPr>
-          <w:rFonts w:cs="Times New Roman"/>
-          <w:sz w:val="24"/>
-          <w:szCs w:val="24"/>
-        </w:rPr>
-      </w:pPr>
-      <w:r>
-        <w:rPr>
-          <w:rFonts w:cs="Times New Roman"/>
-          <w:sz w:val="24"/>
-          <w:szCs w:val="24"/>
-        </w:rPr>
-      </w:r>
-    </w:p>
-    <w:p>
-      <w:pPr>
         <w:pStyle w:val="Heading2"/>
         <w:rPr/>
       </w:pPr>
@@ -1817,49 +1953,36 @@
         </w:rPr>
         <w:t>В заключение, очакваният резултат не се изчерпва само с визуално завършен уеб сайт, а включва създаването на функционална, логически последователна и технически обоснована система, която показва умения за анализ, проектиране, реализация и документално описание на софтуерен продукт.</w:t>
       </w:r>
-      <w:bookmarkStart w:id="7" w:name="_Toc191746766"/>
-      <w:bookmarkStart w:id="8" w:name="_Toc191746765"/>
+    </w:p>
+    <w:p>
+      <w:pPr>
+        <w:pStyle w:val="Normal"/>
+        <w:spacing w:lineRule="auto" w:line="360" w:before="0" w:after="0"/>
+        <w:ind w:firstLine="709"/>
+        <w:jc w:val="both"/>
+        <w:rPr>
+          <w:rFonts w:cs="Times New Roman"/>
+          <w:sz w:val="24"/>
+          <w:szCs w:val="24"/>
+        </w:rPr>
+      </w:pPr>
+      <w:r>
+        <w:rPr>
+          <w:rFonts w:cs="Times New Roman"/>
+          <w:sz w:val="24"/>
+          <w:szCs w:val="24"/>
+        </w:rPr>
+      </w:r>
+    </w:p>
+    <w:p>
+      <w:pPr>
+        <w:pStyle w:val="Heading1"/>
+        <w:rPr/>
+      </w:pPr>
+      <w:bookmarkStart w:id="7" w:name="__RefHeading___Toc1174_3808462378"/>
       <w:bookmarkEnd w:id="7"/>
-      <w:bookmarkEnd w:id="8"/>
-      <w:r>
-        <w:br w:type="page"/>
-      </w:r>
-    </w:p>
-    <w:p>
-      <w:pPr>
-        <w:pStyle w:val="Normal"/>
-        <w:spacing w:lineRule="auto" w:line="360" w:before="0" w:after="0"/>
-        <w:ind w:firstLine="709"/>
-        <w:jc w:val="both"/>
-        <w:rPr>
-          <w:rFonts w:cs="Times New Roman"/>
-          <w:sz w:val="24"/>
-          <w:szCs w:val="24"/>
-        </w:rPr>
-      </w:pPr>
-      <w:r>
-        <w:rPr>
-          <w:rFonts w:cs="Times New Roman"/>
-          <w:sz w:val="24"/>
-          <w:szCs w:val="24"/>
-        </w:rPr>
-      </w:r>
-    </w:p>
-    <w:p>
-      <w:pPr>
-        <w:pStyle w:val="Heading1"/>
-        <w:rPr>
-          <w:sz w:val="32"/>
-          <w:szCs w:val="32"/>
-        </w:rPr>
-      </w:pPr>
-      <w:bookmarkStart w:id="9" w:name="__RefHeading___Toc868_3859341482"/>
-      <w:bookmarkEnd w:id="9"/>
-      <w:r>
-        <w:rPr>
-          <w:sz w:val="32"/>
-          <w:szCs w:val="32"/>
-        </w:rPr>
+      <w:r>
+        <w:rPr/>
         <w:t>2. ОСНОВНА ЧАСТ</w:t>
       </w:r>
     </w:p>
@@ -1891,8 +2014,8 @@
         <w:pStyle w:val="Heading2"/>
         <w:rPr/>
       </w:pPr>
-      <w:bookmarkStart w:id="10" w:name="__RefHeading___Toc870_3859341482"/>
-      <w:bookmarkEnd w:id="10"/>
+      <w:bookmarkStart w:id="8" w:name="__RefHeading___Toc870_3859341482"/>
+      <w:bookmarkEnd w:id="8"/>
       <w:r>
         <w:rPr/>
         <w:t>2.1. Избор на технологии</w:t>
@@ -2184,6 +2307,28 @@
           <w:lang w:val="bg-BG"/>
         </w:rPr>
         <w:t xml:space="preserve"> не трябва да се разглежда като списък от инструменти, а като основа, върху която стъпва цялостната работа на приложението.</w:t>
+      </w:r>
+    </w:p>
+    <w:p>
+      <w:pPr>
+        <w:pStyle w:val="Normal"/>
+        <w:spacing w:lineRule="auto" w:line="360" w:before="0" w:after="120"/>
+        <w:ind w:firstLine="709"/>
+        <w:jc w:val="both"/>
+        <w:rPr>
+          <w:rFonts w:ascii="Times New Roman" w:hAnsi="Times New Roman" w:cs="Times New Roman"/>
+          <w:sz w:val="24"/>
+          <w:szCs w:val="24"/>
+          <w:lang w:val="bg-BG"/>
+        </w:rPr>
+      </w:pPr>
+      <w:r>
+        <w:rPr>
+          <w:rFonts w:cs="Times New Roman"/>
+          <w:sz w:val="24"/>
+          <w:szCs w:val="24"/>
+          <w:lang w:val="bg-BG"/>
+        </w:rPr>
       </w:r>
     </w:p>
     <w:p>
@@ -2240,8 +2385,8 @@
         <w:ind w:hanging="0" w:start="0"/>
         <w:rPr/>
       </w:pPr>
-      <w:bookmarkStart w:id="11" w:name="__RefHeading___Toc872_3859341482"/>
-      <w:bookmarkEnd w:id="11"/>
+      <w:bookmarkStart w:id="9" w:name="__RefHeading___Toc872_3859341482"/>
+      <w:bookmarkEnd w:id="9"/>
       <w:r>
         <w:rPr/>
         <w:t>2.1.1. Избор на програмен език</w:t>
@@ -2678,16 +2823,6 @@
         </w:rPr>
         <w:t xml:space="preserve">Изборът на тези клиентски технологии има и образователна стойност. Чрез HTML, CSS и JavaScript се демонстрират фундаментални знания за работа с уеб страници, оформление и взаимодействие с потребителя. Вместо да се разчита изцяло на готови абстракции, разработката показва как реално се изграждат основните елементи на един сайт и как те комуникират със сървърния слой. </w:t>
       </w:r>
-      <w:r>
-        <w:rPr>
-          <w:rFonts w:cs="Times New Roman"/>
-          <w:sz w:val="24"/>
-          <w:szCs w:val="24"/>
-          <w:shd w:fill="FFFF00" w:val="clear"/>
-          <w:lang w:val="bg-BG"/>
-        </w:rPr>
-        <w:t>Това е важно за дипломна работа, защото показва не само умение да се използват готови инструменти, а и разбиране на базовите принципи на уеб разработката.</w:t>
-      </w:r>
     </w:p>
     <w:p>
       <w:pPr>
@@ -2733,28 +2868,6 @@
           <w:lang w:val="bg-BG"/>
         </w:rPr>
         <w:t xml:space="preserve"> това е баланс между функционалност, техническа яснота и реалистичен обхват на разработката.</w:t>
-      </w:r>
-    </w:p>
-    <w:p>
-      <w:pPr>
-        <w:pStyle w:val="Normal"/>
-        <w:spacing w:lineRule="auto" w:line="360" w:before="0" w:after="120"/>
-        <w:ind w:firstLine="709"/>
-        <w:jc w:val="both"/>
-        <w:rPr>
-          <w:rFonts w:ascii="Times New Roman" w:hAnsi="Times New Roman" w:cs="Times New Roman"/>
-          <w:sz w:val="24"/>
-          <w:szCs w:val="24"/>
-          <w:lang w:val="bg-BG"/>
-        </w:rPr>
-      </w:pPr>
-      <w:r>
-        <w:rPr>
-          <w:rFonts w:cs="Times New Roman"/>
-          <w:sz w:val="24"/>
-          <w:szCs w:val="24"/>
-          <w:lang w:val="bg-BG"/>
-        </w:rPr>
       </w:r>
     </w:p>
     <w:p>
@@ -2789,8 +2902,8 @@
         <w:ind w:hanging="0" w:start="0"/>
         <w:rPr/>
       </w:pPr>
-      <w:bookmarkStart w:id="12" w:name="__RefHeading___Toc874_3859341482"/>
-      <w:bookmarkEnd w:id="12"/>
+      <w:bookmarkStart w:id="10" w:name="__RefHeading___Toc874_3859341482"/>
+      <w:bookmarkEnd w:id="10"/>
       <w:r>
         <w:rPr/>
         <w:t>2.1.2. Избор на технология за сървъра</w:t>
@@ -3336,8 +3449,8 @@
         <w:ind w:hanging="0" w:start="0"/>
         <w:rPr/>
       </w:pPr>
-      <w:bookmarkStart w:id="13" w:name="__RefHeading___Toc876_3859341482"/>
-      <w:bookmarkEnd w:id="13"/>
+      <w:bookmarkStart w:id="11" w:name="__RefHeading___Toc876_3859341482"/>
+      <w:bookmarkEnd w:id="11"/>
       <w:r>
         <w:rPr/>
         <w:t>2.1.3. Избор на технология за базата данни</w:t>
@@ -3370,6 +3483,7 @@
           <w:rFonts w:cs="Times New Roman"/>
           <w:sz w:val="24"/>
           <w:szCs w:val="24"/>
+          <w:shd w:fill="auto" w:val="clear"/>
           <w:lang w:val="bg-BG"/>
         </w:rPr>
         <w:t xml:space="preserve">За съхранение и управление на данните в </w:t>
@@ -3384,6 +3498,7 @@
           <w:sz w:val="24"/>
           <w:szCs w:val="24"/>
           <w:u w:val="single"/>
+          <w:shd w:fill="auto" w:val="clear"/>
           <w:lang w:val="bg-BG"/>
         </w:rPr>
         <w:t>MusicShop</w:t>
@@ -3393,28 +3508,19 @@
           <w:rFonts w:cs="Times New Roman"/>
           <w:sz w:val="24"/>
           <w:szCs w:val="24"/>
-          <w:lang w:val="bg-BG"/>
-        </w:rPr>
-        <w:t xml:space="preserve"> е избрана релационната система </w:t>
-      </w:r>
-      <w:r>
-        <w:rPr>
-          <w:rFonts w:cs="Times New Roman"/>
-          <w:sz w:val="24"/>
-          <w:szCs w:val="24"/>
-          <w:shd w:fill="FFFF00" w:val="clear"/>
-          <w:lang w:val="bg-BG"/>
-        </w:rPr>
-        <w:t>MariaDB/MySQL</w:t>
-      </w:r>
-      <w:r>
-        <w:rPr>
-          <w:rFonts w:cs="Times New Roman"/>
-          <w:sz w:val="24"/>
-          <w:szCs w:val="24"/>
-          <w:lang w:val="bg-BG"/>
-        </w:rPr>
-        <w:t>. Това решение е пряко свързано с естеството на информацията, която приложението обработва. Онлайн магазинът работи с ясно дефинирани и взаимно свързани обекти: потребители, продукти, любими артикули, поръчки, редове към поръчки и новини. Тези данни имат стабилни зависимости и изискват надеждна структура, което прави релационния модел най-подходящ избор.</w:t>
+          <w:shd w:fill="auto" w:val="clear"/>
+          <w:lang w:val="bg-BG"/>
+        </w:rPr>
+        <w:t xml:space="preserve"> е избрана релационната система MariaDB/MySQL.</w:t>
+      </w:r>
+      <w:r>
+        <w:rPr>
+          <w:rFonts w:cs="Times New Roman"/>
+          <w:sz w:val="24"/>
+          <w:szCs w:val="24"/>
+          <w:lang w:val="bg-BG"/>
+        </w:rPr>
+        <w:t xml:space="preserve"> Това решение е пряко свързано с естеството на информацията, която приложението обработва. Онлайн магазинът работи с ясно дефинирани и взаимно свързани обекти: потребители, продукти, любими артикули, поръчки, редове към поръчки и новини. Тези данни имат стабилни зависимости и изискват надеждна структура, което прави релационния модел най-подходящ избор.</w:t>
       </w:r>
     </w:p>
     <w:p>
@@ -4098,40 +4204,39 @@
         </w:rPr>
         <w:t xml:space="preserve"> това решение осигурява стабилна и надеждна основа, върху която останалите модули на системата могат да функционират коректно. Релационната база данни не е просто място за съхранение, а важен компонент от цялостната архитектура на приложението.</w:t>
       </w:r>
-      <w:r>
-        <w:br w:type="page"/>
+    </w:p>
+    <w:p>
+      <w:pPr>
+        <w:pStyle w:val="Normal"/>
+        <w:spacing w:lineRule="auto" w:line="360" w:before="0" w:after="120"/>
+        <w:ind w:hanging="0" w:start="0"/>
+        <w:jc w:val="both"/>
+        <w:rPr>
+          <w:rFonts w:ascii="Times New Roman" w:hAnsi="Times New Roman" w:cs="Times New Roman"/>
+          <w:sz w:val="24"/>
+          <w:szCs w:val="24"/>
+          <w:lang w:val="bg-BG"/>
+        </w:rPr>
+      </w:pPr>
+      <w:r>
+        <w:rPr>
+          <w:rFonts w:cs="Times New Roman"/>
+          <w:sz w:val="24"/>
+          <w:szCs w:val="24"/>
+          <w:lang w:val="bg-BG"/>
+        </w:rPr>
       </w:r>
     </w:p>
     <w:p>
       <w:pPr>
         <w:pStyle w:val="Heading2"/>
-        <w:spacing w:before="0" w:after="0"/>
-        <w:rPr/>
-      </w:pPr>
-      <w:r>
-        <w:rPr/>
-      </w:r>
-    </w:p>
-    <w:p>
-      <w:pPr>
-        <w:pStyle w:val="Heading2"/>
-        <w:spacing w:before="0" w:after="0"/>
-        <w:rPr/>
-      </w:pPr>
-      <w:bookmarkStart w:id="14" w:name="__RefHeading___Toc878_3859341482"/>
-      <w:bookmarkEnd w:id="14"/>
+        <w:rPr/>
+      </w:pPr>
+      <w:bookmarkStart w:id="12" w:name="__RefHeading___Toc1176_3808462378"/>
+      <w:bookmarkEnd w:id="12"/>
       <w:r>
         <w:rPr/>
         <w:t>2.2. Софтуерен дизайн</w:t>
-      </w:r>
-    </w:p>
-    <w:p>
-      <w:pPr>
-        <w:pStyle w:val="Normal"/>
-        <w:rPr/>
-      </w:pPr>
-      <w:r>
-        <w:rPr/>
       </w:r>
     </w:p>
     <w:p>
@@ -4153,8 +4258,8 @@
         <w:ind w:hanging="0" w:start="0"/>
         <w:rPr/>
       </w:pPr>
-      <w:bookmarkStart w:id="15" w:name="__RefHeading___Toc880_3859341482"/>
-      <w:bookmarkEnd w:id="15"/>
+      <w:bookmarkStart w:id="13" w:name="__RefHeading___Toc880_3859341482"/>
+      <w:bookmarkEnd w:id="13"/>
       <w:r>
         <w:rPr/>
         <w:t>2.2.1. Етапи на разработка</w:t>
@@ -4254,6 +4359,28 @@
           <w:lang w:val="bg-BG"/>
         </w:rPr>
         <w:t xml:space="preserve"> тези етапи могат да бъдат обобщени в седем основни стъпки: събиране на информация и определяне на целите, планиране, дизайн на уеб приложението, кодиране и програмиране, оформяне на съдържанието и интерфейсните етикети, тестване и преглед, както и поддръжка и бъдещи актуализации. Тази структура следва логиката на реалната разработка и е подходяща за описване на проекта в дипломната документация.</w:t>
+      </w:r>
+    </w:p>
+    <w:p>
+      <w:pPr>
+        <w:pStyle w:val="Normal"/>
+        <w:spacing w:lineRule="auto" w:line="360" w:before="0" w:after="120"/>
+        <w:ind w:firstLine="709"/>
+        <w:jc w:val="both"/>
+        <w:rPr>
+          <w:rFonts w:ascii="Times New Roman" w:hAnsi="Times New Roman" w:cs="Times New Roman"/>
+          <w:sz w:val="24"/>
+          <w:szCs w:val="24"/>
+          <w:lang w:val="bg-BG"/>
+        </w:rPr>
+      </w:pPr>
+      <w:r>
+        <w:rPr>
+          <w:rFonts w:cs="Times New Roman"/>
+          <w:sz w:val="24"/>
+          <w:szCs w:val="24"/>
+          <w:lang w:val="bg-BG"/>
+        </w:rPr>
       </w:r>
     </w:p>
     <w:p>
@@ -4452,7 +4579,51 @@
       <w:pPr>
         <w:pStyle w:val="Normal"/>
         <w:spacing w:lineRule="auto" w:line="360" w:before="0" w:after="120"/>
-        <w:ind w:firstLine="709"/>
+        <w:ind w:hanging="0" w:start="0"/>
+        <w:jc w:val="both"/>
+        <w:rPr>
+          <w:rFonts w:ascii="Times New Roman" w:hAnsi="Times New Roman" w:cs="Times New Roman"/>
+          <w:sz w:val="24"/>
+          <w:szCs w:val="24"/>
+          <w:lang w:val="bg-BG"/>
+        </w:rPr>
+      </w:pPr>
+      <w:r>
+        <w:rPr>
+          <w:rFonts w:cs="Times New Roman"/>
+          <w:sz w:val="24"/>
+          <w:szCs w:val="24"/>
+          <w:lang w:val="bg-BG"/>
+        </w:rPr>
+      </w:r>
+    </w:p>
+    <w:p>
+      <w:pPr>
+        <w:pStyle w:val="Normal"/>
+        <w:spacing w:lineRule="auto" w:line="360" w:before="0" w:after="120"/>
+        <w:ind w:hanging="0" w:start="0"/>
+        <w:jc w:val="both"/>
+        <w:rPr>
+          <w:rFonts w:ascii="Times New Roman" w:hAnsi="Times New Roman" w:cs="Times New Roman"/>
+          <w:sz w:val="24"/>
+          <w:szCs w:val="24"/>
+          <w:lang w:val="bg-BG"/>
+        </w:rPr>
+      </w:pPr>
+      <w:r>
+        <w:rPr>
+          <w:rFonts w:cs="Times New Roman"/>
+          <w:sz w:val="24"/>
+          <w:szCs w:val="24"/>
+          <w:lang w:val="bg-BG"/>
+        </w:rPr>
+      </w:r>
+    </w:p>
+    <w:p>
+      <w:pPr>
+        <w:pStyle w:val="Normal"/>
+        <w:spacing w:lineRule="auto" w:line="360" w:before="0" w:after="120"/>
+        <w:ind w:hanging="0" w:start="0"/>
         <w:jc w:val="both"/>
         <w:rPr>
           <w:rFonts w:ascii="Times New Roman" w:hAnsi="Times New Roman" w:cs="Times New Roman"/>
@@ -4638,6 +4809,50 @@
           <w:lang w:val="bg-BG"/>
         </w:rPr>
         <w:t xml:space="preserve"> е избрано многoстранично уеб приложение, в което HTML страниците се зареждат отделно, а динамичните данни се извличат чрез асинхронни заявки към PHP API крайни точки. Това решение е важно още на етап планиране, защото влияе както върху клиентската логика, така и върху дизайна на сървърните файлове и върху начина на работа с базата данни.</w:t>
+      </w:r>
+    </w:p>
+    <w:p>
+      <w:pPr>
+        <w:pStyle w:val="Normal"/>
+        <w:spacing w:lineRule="auto" w:line="360" w:before="0" w:after="120"/>
+        <w:ind w:firstLine="709"/>
+        <w:jc w:val="both"/>
+        <w:rPr>
+          <w:rFonts w:ascii="Times New Roman" w:hAnsi="Times New Roman" w:cs="Times New Roman"/>
+          <w:sz w:val="24"/>
+          <w:szCs w:val="24"/>
+          <w:lang w:val="bg-BG"/>
+        </w:rPr>
+      </w:pPr>
+      <w:r>
+        <w:rPr>
+          <w:rFonts w:cs="Times New Roman"/>
+          <w:sz w:val="24"/>
+          <w:szCs w:val="24"/>
+          <w:lang w:val="bg-BG"/>
+        </w:rPr>
+      </w:r>
+    </w:p>
+    <w:p>
+      <w:pPr>
+        <w:pStyle w:val="Normal"/>
+        <w:spacing w:lineRule="auto" w:line="360" w:before="0" w:after="120"/>
+        <w:ind w:firstLine="709"/>
+        <w:jc w:val="both"/>
+        <w:rPr>
+          <w:rFonts w:ascii="Times New Roman" w:hAnsi="Times New Roman" w:cs="Times New Roman"/>
+          <w:sz w:val="24"/>
+          <w:szCs w:val="24"/>
+          <w:lang w:val="bg-BG"/>
+        </w:rPr>
+      </w:pPr>
+      <w:r>
+        <w:rPr>
+          <w:rFonts w:cs="Times New Roman"/>
+          <w:sz w:val="24"/>
+          <w:szCs w:val="24"/>
+          <w:lang w:val="bg-BG"/>
+        </w:rPr>
       </w:r>
     </w:p>
     <w:p>
@@ -5215,28 +5430,6 @@
     <w:p>
       <w:pPr>
         <w:pStyle w:val="Normal"/>
-        <w:spacing w:lineRule="auto" w:line="360" w:before="0" w:after="120"/>
-        <w:ind w:firstLine="709"/>
-        <w:jc w:val="both"/>
-        <w:rPr>
-          <w:rFonts w:ascii="Times New Roman" w:hAnsi="Times New Roman" w:cs="Times New Roman"/>
-          <w:sz w:val="24"/>
-          <w:szCs w:val="24"/>
-          <w:lang w:val="bg-BG"/>
-        </w:rPr>
-      </w:pPr>
-      <w:r>
-        <w:rPr>
-          <w:rFonts w:cs="Times New Roman"/>
-          <w:sz w:val="24"/>
-          <w:szCs w:val="24"/>
-          <w:lang w:val="bg-BG"/>
-        </w:rPr>
-      </w:r>
-    </w:p>
-    <w:p>
-      <w:pPr>
-        <w:pStyle w:val="Normal"/>
         <w:spacing w:before="100" w:after="60"/>
         <w:jc w:val="start"/>
         <w:rPr>
@@ -5491,28 +5684,6 @@
     <w:p>
       <w:pPr>
         <w:pStyle w:val="Normal"/>
-        <w:spacing w:lineRule="auto" w:line="360" w:before="0" w:after="120"/>
-        <w:ind w:firstLine="709"/>
-        <w:jc w:val="both"/>
-        <w:rPr>
-          <w:rFonts w:ascii="Times New Roman" w:hAnsi="Times New Roman" w:cs="Times New Roman"/>
-          <w:sz w:val="24"/>
-          <w:szCs w:val="24"/>
-          <w:lang w:val="bg-BG"/>
-        </w:rPr>
-      </w:pPr>
-      <w:r>
-        <w:rPr>
-          <w:rFonts w:cs="Times New Roman"/>
-          <w:sz w:val="24"/>
-          <w:szCs w:val="24"/>
-          <w:lang w:val="bg-BG"/>
-        </w:rPr>
-      </w:r>
-    </w:p>
-    <w:p>
-      <w:pPr>
-        <w:pStyle w:val="Normal"/>
         <w:spacing w:before="100" w:after="60"/>
         <w:jc w:val="start"/>
         <w:rPr>
@@ -5705,28 +5876,6 @@
     <w:p>
       <w:pPr>
         <w:pStyle w:val="Normal"/>
-        <w:spacing w:lineRule="auto" w:line="360" w:before="0" w:after="120"/>
-        <w:ind w:firstLine="709"/>
-        <w:jc w:val="both"/>
-        <w:rPr>
-          <w:rFonts w:ascii="Times New Roman" w:hAnsi="Times New Roman" w:cs="Times New Roman"/>
-          <w:sz w:val="24"/>
-          <w:szCs w:val="24"/>
-          <w:lang w:val="bg-BG"/>
-        </w:rPr>
-      </w:pPr>
-      <w:r>
-        <w:rPr>
-          <w:rFonts w:cs="Times New Roman"/>
-          <w:sz w:val="24"/>
-          <w:szCs w:val="24"/>
-          <w:lang w:val="bg-BG"/>
-        </w:rPr>
-      </w:r>
-    </w:p>
-    <w:p>
-      <w:pPr>
-        <w:pStyle w:val="Normal"/>
         <w:spacing w:before="100" w:after="60"/>
         <w:jc w:val="start"/>
         <w:rPr>
@@ -5910,27 +6059,6 @@
           <w:lang w:val="bg-BG"/>
         </w:rPr>
         <w:t xml:space="preserve"> показват подреден и аргументиран процес, започващ от анализ на идеята и достигащ до поддръжка и възможности за развитие. Всеки етап има своя принос към крайния резултат и заедно те формират цялостната рамка, в която проектът е реализиран. Именно тази последователност е една от причините приложението да бъде не просто набор от страници и файлове, а завършена уеб система с ясна логика и практическа стойност.</w:t>
-      </w:r>
-    </w:p>
-    <w:p>
-      <w:pPr>
-        <w:pStyle w:val="Normal"/>
-        <w:rPr>
-          <w:rFonts w:ascii="Times New Roman" w:hAnsi="Times New Roman" w:cs="Times New Roman"/>
-          <w:b/>
-          <w:sz w:val="28"/>
-          <w:szCs w:val="28"/>
-          <w:lang w:val="bg-BG"/>
-        </w:rPr>
-      </w:pPr>
-      <w:r>
-        <w:rPr>
-          <w:rFonts w:cs="Times New Roman"/>
-          <w:b/>
-          <w:sz w:val="28"/>
-          <w:szCs w:val="28"/>
-          <w:lang w:val="bg-BG"/>
-        </w:rPr>
       </w:r>
     </w:p>
     <w:p>
@@ -5964,8 +6092,8 @@
         <w:ind w:hanging="0" w:start="0"/>
         <w:rPr/>
       </w:pPr>
-      <w:bookmarkStart w:id="16" w:name="__RefHeading___Toc882_3859341482"/>
-      <w:bookmarkEnd w:id="16"/>
+      <w:bookmarkStart w:id="14" w:name="__RefHeading___Toc882_3859341482"/>
+      <w:bookmarkEnd w:id="14"/>
       <w:r>
         <w:rPr/>
         <w:t>2.2.2. Софтуерна архитектура</w:t>
@@ -6947,8 +7075,8 @@
         <w:ind w:hanging="0" w:start="0"/>
         <w:rPr/>
       </w:pPr>
-      <w:bookmarkStart w:id="17" w:name="__RefHeading___Toc884_3859341482"/>
-      <w:bookmarkEnd w:id="17"/>
+      <w:bookmarkStart w:id="15" w:name="__RefHeading___Toc884_3859341482"/>
+      <w:bookmarkEnd w:id="15"/>
       <w:r>
         <w:rPr/>
         <w:t>2.2.3. Описание и взаимодействие с приложението</w:t>
@@ -7028,7 +7156,12 @@
         <w:spacing w:lineRule="auto" w:line="360" w:before="0" w:after="120"/>
         <w:ind w:firstLine="709"/>
         <w:jc w:val="both"/>
-        <w:rPr/>
+        <w:rPr>
+          <w:rFonts w:cs="Times New Roman"/>
+          <w:sz w:val="24"/>
+          <w:szCs w:val="24"/>
+          <w:lang w:val="bg-BG"/>
+        </w:rPr>
       </w:pPr>
       <w:r>
         <w:rPr>
@@ -7044,22 +7177,18 @@
       <w:pPr>
         <w:pStyle w:val="Normal"/>
         <w:spacing w:lineRule="auto" w:line="360" w:before="0" w:after="120"/>
-        <w:ind w:hanging="0" w:start="0"/>
-        <w:jc w:val="both"/>
-        <w:rPr>
-          <w:rFonts w:cs="Times New Roman"/>
-          <w:b/>
-          <w:bCs/>
-          <w:sz w:val="24"/>
-          <w:szCs w:val="24"/>
-          <w:lang w:val="bg-BG"/>
-        </w:rPr>
-      </w:pPr>
-      <w:r>
-        <w:rPr>
-          <w:rFonts w:cs="Times New Roman"/>
-          <w:b/>
-          <w:bCs/>
+        <w:ind w:firstLine="709"/>
+        <w:jc w:val="both"/>
+        <w:rPr>
+          <w:rFonts w:cs="Times New Roman"/>
+          <w:sz w:val="24"/>
+          <w:szCs w:val="24"/>
+          <w:lang w:val="bg-BG"/>
+        </w:rPr>
+      </w:pPr>
+      <w:r>
+        <w:rPr>
+          <w:rFonts w:cs="Times New Roman"/>
           <w:sz w:val="24"/>
           <w:szCs w:val="24"/>
           <w:lang w:val="bg-BG"/>
@@ -7090,43 +7219,16 @@
           <w:szCs w:val="24"/>
           <w:lang w:val="bg-BG"/>
         </w:rPr>
-        <w:t>DATA FLOW ДИАГРАМА</w:t>
-      </w:r>
-    </w:p>
-    <w:p>
-      <w:pPr>
-        <w:pStyle w:val="Normal"/>
-        <w:spacing w:lineRule="auto" w:line="360" w:before="0" w:after="120"/>
-        <w:ind w:hanging="0" w:start="0"/>
-        <w:jc w:val="center"/>
-        <w:rPr>
-          <w:rFonts w:cs="Times New Roman"/>
-          <w:b/>
-          <w:bCs/>
-          <w:sz w:val="24"/>
-          <w:szCs w:val="24"/>
-          <w:lang w:val="bg-BG"/>
-        </w:rPr>
-      </w:pPr>
-      <w:r>
-        <w:rPr>
-          <w:rFonts w:cs="Times New Roman"/>
-          <w:b/>
-          <w:bCs/>
-          <w:sz w:val="24"/>
-          <w:szCs w:val="24"/>
-          <w:lang w:val="bg-BG"/>
-        </w:rPr>
         <w:drawing>
-          <wp:anchor distT="0" distB="0" distL="0" distR="0" simplePos="0" relativeHeight="2" behindDoc="0" locked="0" layoutInCell="0" allowOverlap="1">
+          <wp:anchor distT="0" distB="0" distL="0" distR="0" simplePos="0" relativeHeight="13" behindDoc="0" locked="0" layoutInCell="0" allowOverlap="1">
             <wp:simplePos x="0" y="0"/>
             <wp:positionH relativeFrom="column">
-              <wp:posOffset>545465</wp:posOffset>
+              <wp:posOffset>-662940</wp:posOffset>
             </wp:positionH>
             <wp:positionV relativeFrom="paragraph">
-              <wp:posOffset>-17780</wp:posOffset>
+              <wp:posOffset>322580</wp:posOffset>
             </wp:positionV>
-            <wp:extent cx="4744720" cy="5655945"/>
+            <wp:extent cx="7075170" cy="2175510"/>
             <wp:effectExtent l="0" t="0" r="0" b="0"/>
             <wp:wrapSquare wrapText="largest"/>
             <wp:docPr id="1" name="Image1"/>
@@ -7151,7 +7253,7 @@
                   <pic:spPr bwMode="auto">
                     <a:xfrm>
                       <a:off x="0" y="0"/>
-                      <a:ext cx="4744720" cy="5655945"/>
+                      <a:ext cx="7075170" cy="2175510"/>
                     </a:xfrm>
                     <a:prstGeom prst="rect">
                       <a:avLst/>
@@ -7164,6 +7266,20 @@
           </wp:anchor>
         </w:drawing>
       </w:r>
+      <w:r>
+        <w:rPr>
+          <w:rFonts w:cs="Times New Roman"/>
+          <w:b/>
+          <w:bCs/>
+          <w:sz w:val="24"/>
+          <w:szCs w:val="24"/>
+          <w:lang w:val="bg-BG"/>
+        </w:rPr>
+        <w:t>FLOWCHART ДИАГРАМA</w:t>
+      </w:r>
+      <w:r>
+        <w:br w:type="page"/>
+      </w:r>
     </w:p>
     <w:p>
       <w:pPr>
@@ -7185,32 +7301,6 @@
           <w:szCs w:val="24"/>
           <w:lang w:val="bg-BG"/>
         </w:rPr>
-        <w:tab/>
-      </w:r>
-      <w:r>
-        <w:br w:type="page"/>
-      </w:r>
-    </w:p>
-    <w:p>
-      <w:pPr>
-        <w:pStyle w:val="Normal"/>
-        <w:spacing w:lineRule="auto" w:line="360" w:before="0" w:after="120"/>
-        <w:ind w:hanging="0" w:start="0"/>
-        <w:jc w:val="both"/>
-        <w:rPr>
-          <w:rFonts w:cs="Times New Roman"/>
-          <w:sz w:val="24"/>
-          <w:szCs w:val="24"/>
-          <w:lang w:val="bg-BG"/>
-        </w:rPr>
-      </w:pPr>
-      <w:r>
-        <w:rPr>
-          <w:rFonts w:cs="Times New Roman"/>
-          <w:sz w:val="24"/>
-          <w:szCs w:val="24"/>
-          <w:lang w:val="bg-BG"/>
-        </w:rPr>
         <w:t xml:space="preserve">Администраторът взаимодейства с приложението по различен начин. След вход с администраторска роля той получава достъп до административния панел, в който може да добавя, редактира и изтрива продукти, да управлява новини и да преглежда всички постъпили поръчки. Така системата не е ограничена само до клиентска функционалност, а предоставя и вътрешен модул за поддръжка на съдържанието. Това е особено важно за проекта, защото показва, че </w:t>
       </w:r>
       <w:r>
@@ -7276,38 +7366,6 @@
           <w:lang w:val="bg-BG"/>
         </w:rPr>
         <w:t xml:space="preserve"> предлага ясно, подредено и лесно проследимо взаимодействие между различните потребители и отделните функционалности на системата.</w:t>
-      </w:r>
-    </w:p>
-    <w:p>
-      <w:pPr>
-        <w:pStyle w:val="Normal"/>
-        <w:rPr/>
-      </w:pPr>
-      <w:r>
-        <w:rPr/>
-      </w:r>
-    </w:p>
-    <w:p>
-      <w:pPr>
-        <w:pStyle w:val="Normal"/>
-        <w:spacing w:before="120" w:after="120"/>
-        <w:jc w:val="center"/>
-        <w:rPr>
-          <w:rFonts w:ascii="Times New Roman" w:hAnsi="Times New Roman" w:cs="Times New Roman"/>
-          <w:b/>
-          <w:sz w:val="28"/>
-          <w:szCs w:val="28"/>
-          <w:lang w:val="bg-BG"/>
-        </w:rPr>
-      </w:pPr>
-      <w:r>
-        <w:rPr>
-          <w:rFonts w:cs="Times New Roman"/>
-          <w:b/>
-          <w:sz w:val="28"/>
-          <w:szCs w:val="28"/>
-          <w:lang w:val="bg-BG"/>
-        </w:rPr>
       </w:r>
     </w:p>
     <w:p>
@@ -7343,8 +7401,8 @@
         <w:ind w:hanging="0" w:start="0"/>
         <w:rPr/>
       </w:pPr>
-      <w:bookmarkStart w:id="18" w:name="__RefHeading___Toc886_3859341482"/>
-      <w:bookmarkEnd w:id="18"/>
+      <w:bookmarkStart w:id="16" w:name="__RefHeading___Toc886_3859341482"/>
+      <w:bookmarkEnd w:id="16"/>
       <w:r>
         <w:rPr/>
         <w:t>2.2.4. Графичен дизайн и структура на приложението</w:t>
@@ -8302,27 +8360,6 @@
           <w:lang w:val="bg-BG"/>
         </w:rPr>
         <w:t xml:space="preserve"> са подчинени на една основна цел: да осигурят ясно, последователно и удобно потребителско изживяване. Всяка страница има конкретна роля в общата логика на приложението, а повторението на общи визуални елементи създава усещане за завършен продукт. Това прави системата не само функционална, но и добре организирана от гледна точка на потребителския интерфейс и цялостната структура на приложението.</w:t>
-      </w:r>
-    </w:p>
-    <w:p>
-      <w:pPr>
-        <w:pStyle w:val="Normal"/>
-        <w:rPr>
-          <w:rFonts w:ascii="Times New Roman" w:hAnsi="Times New Roman" w:cs="Times New Roman"/>
-          <w:b/>
-          <w:sz w:val="28"/>
-          <w:szCs w:val="28"/>
-          <w:lang w:val="bg-BG"/>
-        </w:rPr>
-      </w:pPr>
-      <w:r>
-        <w:rPr>
-          <w:rFonts w:cs="Times New Roman"/>
-          <w:b/>
-          <w:sz w:val="28"/>
-          <w:szCs w:val="28"/>
-          <w:lang w:val="bg-BG"/>
-        </w:rPr>
       </w:r>
     </w:p>
     <w:p>
@@ -8356,8 +8393,8 @@
         <w:ind w:hanging="0" w:start="0"/>
         <w:rPr/>
       </w:pPr>
-      <w:bookmarkStart w:id="19" w:name="__RefHeading___Toc888_3859341482"/>
-      <w:bookmarkEnd w:id="19"/>
+      <w:bookmarkStart w:id="17" w:name="__RefHeading___Toc888_3859341482"/>
+      <w:bookmarkEnd w:id="17"/>
       <w:r>
         <w:rPr/>
         <w:t>2.2.5. Дизайн на сървъра</w:t>
@@ -8980,15 +9017,6 @@
           <w:lang w:val="bg-BG"/>
         </w:rPr>
         <w:t xml:space="preserve"> е проектиран като лек, модулен и достатъчно сигурен слой, който обслужва както потребителските, така и административните операции в системата. Използването на отделни API крайни точки, централизирана връзка с базата данни, PHP сесии и допълнителни проверки за достъп правят сървърната част добре организирана и подходяща за проекта. Именно този дизайн позволява приложението да работи надеждно и да поддържа всички основни функционалности на онлайн магазина.</w:t>
-      </w:r>
-    </w:p>
-    <w:p>
-      <w:pPr>
-        <w:pStyle w:val="Normal"/>
-        <w:rPr/>
-      </w:pPr>
-      <w:r>
-        <w:rPr/>
       </w:r>
     </w:p>
     <w:p>
@@ -9010,6 +9038,8 @@
         <w:ind w:hanging="0" w:start="0"/>
         <w:rPr/>
       </w:pPr>
+      <w:bookmarkStart w:id="18" w:name="__RefHeading___Toc1178_3808462378"/>
+      <w:bookmarkEnd w:id="18"/>
       <w:r>
         <w:rPr/>
         <w:t>2.2.6. Дизайн на базата данни</w:t>
@@ -9910,25 +9940,7 @@
           <w:szCs w:val="24"/>
           <w:lang w:val="bg-BG"/>
         </w:rPr>
-        <w:t>, което означава, че при изтриване на потребител или продукт съответните записи в</w:t>
-      </w:r>
-      <w:r>
-        <w:rPr>
-          <w:rFonts w:cs="Times New Roman"/>
-          <w:sz w:val="24"/>
-          <w:szCs w:val="24"/>
-          <w:lang w:val="bg-BG"/>
-        </w:rPr>
-        <w:t>ъв</w:t>
-      </w:r>
-      <w:r>
-        <w:rPr>
-          <w:rFonts w:cs="Times New Roman"/>
-          <w:sz w:val="24"/>
-          <w:szCs w:val="24"/>
-          <w:lang w:val="bg-BG"/>
-        </w:rPr>
-        <w:t xml:space="preserve"> </w:t>
+        <w:t xml:space="preserve">, което означава, че при изтриване на потребител или продукт съответните записи във </w:t>
       </w:r>
       <w:r>
         <w:rPr>
@@ -10514,18 +10526,7 @@
           <w:szCs w:val="24"/>
           <w:lang w:val="bg-BG"/>
         </w:rPr>
-        <w:t>im</w:t>
-      </w:r>
-      <w:r>
-        <w:rPr>
-          <w:rFonts w:cs="Times New Roman"/>
-          <w:i/>
-          <w:iCs/>
-          <w:sz w:val="24"/>
-          <w:szCs w:val="24"/>
-          <w:lang w:val="bg-BG"/>
-        </w:rPr>
-        <w:t>age_url</w:t>
+        <w:t>image_url</w:t>
       </w:r>
       <w:r>
         <w:rPr>
@@ -10922,6 +10923,29 @@
           <w:lang w:val="bg-BG"/>
         </w:rPr>
         <w:t xml:space="preserve"> заявки, без да се губи логическата връзка между потребител, продукт и поръчка. Подобен модел е едновременно ясен и достатъчно практичен за реалната функционалност на системата.</w:t>
+      </w:r>
+    </w:p>
+    <w:p>
+      <w:pPr>
+        <w:pStyle w:val="Normal"/>
+        <w:spacing w:before="100" w:after="60"/>
+        <w:jc w:val="start"/>
+        <w:rPr>
+          <w:rFonts w:ascii="Times New Roman" w:hAnsi="Times New Roman" w:cs="Times New Roman"/>
+          <w:b/>
+          <w:sz w:val="24"/>
+          <w:szCs w:val="24"/>
+          <w:lang w:val="bg-BG"/>
+        </w:rPr>
+      </w:pPr>
+      <w:r>
+        <w:rPr>
+          <w:rFonts w:cs="Times New Roman"/>
+          <w:b/>
+          <w:sz w:val="24"/>
+          <w:szCs w:val="24"/>
+          <w:lang w:val="bg-BG"/>
+        </w:rPr>
       </w:r>
     </w:p>
     <w:p>
@@ -11115,20 +11139,7 @@
           <w:szCs w:val="24"/>
           <w:lang w:val="bg-BG"/>
         </w:rPr>
-        <w:t xml:space="preserve"> </w:t>
-      </w:r>
-      <w:r>
-        <w:rPr>
-          <w:rFonts w:cs="Times New Roman"/>
-          <w:b w:val="false"/>
-          <w:bCs w:val="false"/>
-          <w:i w:val="false"/>
-          <w:iCs w:val="false"/>
-          <w:sz w:val="24"/>
-          <w:szCs w:val="24"/>
-          <w:lang w:val="bg-BG"/>
-        </w:rPr>
-        <w:t xml:space="preserve">и </w:t>
+        <w:t xml:space="preserve"> и </w:t>
       </w:r>
       <w:r>
         <w:rPr>
@@ -11177,45 +11188,12 @@
     </w:p>
     <w:p>
       <w:pPr>
-        <w:pStyle w:val="Normal"/>
-        <w:rPr/>
-      </w:pPr>
-      <w:r>
-        <w:rPr/>
-      </w:r>
-    </w:p>
-    <w:p>
-      <w:pPr>
-        <w:pStyle w:val="Normal"/>
-        <w:rPr/>
-      </w:pPr>
-      <w:r>
-        <w:rPr/>
-      </w:r>
-    </w:p>
-    <w:p>
-      <w:pPr>
-        <w:pStyle w:val="Normal"/>
-        <w:rPr/>
-      </w:pPr>
-      <w:r>
-        <w:rPr/>
-      </w:r>
-    </w:p>
-    <w:p>
-      <w:pPr>
-        <w:pStyle w:val="Normal"/>
-        <w:rPr/>
-      </w:pPr>
-      <w:r>
-        <w:rPr/>
-      </w:r>
-    </w:p>
-    <w:p>
-      <w:pPr>
-        <w:pStyle w:val="Normal"/>
-        <w:spacing w:before="120" w:after="80"/>
-        <w:jc w:val="start"/>
+        <w:pStyle w:val="Heading3"/>
+        <w:numPr>
+          <w:ilvl w:val="2"/>
+          <w:numId w:val="1"/>
+        </w:numPr>
+        <w:ind w:hanging="0" w:start="0"/>
         <w:rPr>
           <w:rFonts w:cs="Times New Roman"/>
           <w:b/>
@@ -11224,14 +11202,10 @@
           <w:lang w:val="bg-BG"/>
         </w:rPr>
       </w:pPr>
-      <w:r>
-        <w:rPr>
-          <w:rFonts w:cs="Times New Roman"/>
-          <w:b/>
-          <w:sz w:val="26"/>
-          <w:szCs w:val="26"/>
-          <w:lang w:val="bg-BG"/>
-        </w:rPr>
+      <w:bookmarkStart w:id="19" w:name="__RefHeading___Toc1180_3808462378"/>
+      <w:bookmarkEnd w:id="19"/>
+      <w:r>
+        <w:rPr/>
         <w:t>2.2.7. CRUD заявки</w:t>
       </w:r>
     </w:p>
@@ -12540,15 +12514,6 @@
     <w:p>
       <w:pPr>
         <w:pStyle w:val="Normal"/>
-        <w:rPr/>
-      </w:pPr>
-      <w:r>
-        <w:rPr/>
-      </w:r>
-    </w:p>
-    <w:p>
-      <w:pPr>
-        <w:pStyle w:val="Normal"/>
         <w:spacing w:before="100" w:after="60"/>
         <w:jc w:val="start"/>
         <w:rPr/>
@@ -13141,33 +13106,6 @@
     <w:p>
       <w:pPr>
         <w:pStyle w:val="Normal"/>
-        <w:rPr/>
-      </w:pPr>
-      <w:r>
-        <w:rPr/>
-      </w:r>
-    </w:p>
-    <w:p>
-      <w:pPr>
-        <w:pStyle w:val="Normal"/>
-        <w:rPr/>
-      </w:pPr>
-      <w:r>
-        <w:rPr/>
-      </w:r>
-    </w:p>
-    <w:p>
-      <w:pPr>
-        <w:pStyle w:val="Normal"/>
-        <w:rPr/>
-      </w:pPr>
-      <w:r>
-        <w:rPr/>
-      </w:r>
-    </w:p>
-    <w:p>
-      <w:pPr>
-        <w:pStyle w:val="Normal"/>
         <w:spacing w:before="100" w:after="60"/>
         <w:jc w:val="start"/>
         <w:rPr/>
@@ -13761,24 +13699,6 @@
     <w:p>
       <w:pPr>
         <w:pStyle w:val="Normal"/>
-        <w:rPr/>
-      </w:pPr>
-      <w:r>
-        <w:rPr/>
-      </w:r>
-    </w:p>
-    <w:p>
-      <w:pPr>
-        <w:pStyle w:val="Normal"/>
-        <w:rPr/>
-      </w:pPr>
-      <w:r>
-        <w:rPr/>
-      </w:r>
-    </w:p>
-    <w:p>
-      <w:pPr>
-        <w:pStyle w:val="Normal"/>
         <w:spacing w:lineRule="auto" w:line="360" w:before="0" w:after="120"/>
         <w:ind w:firstLine="709"/>
         <w:jc w:val="both"/>
@@ -13862,15 +13782,12 @@
         </w:rPr>
         <w:t>. Чрез тях системата може да създава нови записи, да извлича съществуваща информация, да редактира данните при нужда и да премахва вече ненужни записи. Именно благодарение на тези операции приложението функционира не само като визуален уебсайт, а като реална уеб базирана система за управление на музикален магазин.</w:t>
       </w:r>
-      <w:r>
-        <w:br w:type="page"/>
-      </w:r>
-    </w:p>
-    <w:p>
-      <w:pPr>
-        <w:pStyle w:val="Normal"/>
-        <w:spacing w:lineRule="auto" w:line="360" w:before="0" w:after="120"/>
-        <w:ind w:firstLine="709"/>
+    </w:p>
+    <w:p>
+      <w:pPr>
+        <w:pStyle w:val="Normal"/>
+        <w:spacing w:lineRule="auto" w:line="360" w:before="0" w:after="120"/>
+        <w:ind w:hanging="0" w:start="0"/>
         <w:jc w:val="both"/>
         <w:rPr>
           <w:rFonts w:ascii="Times New Roman" w:hAnsi="Times New Roman" w:cs="Times New Roman"/>
@@ -13893,7 +13810,7 @@
         <w:pStyle w:val="Heading2"/>
         <w:rPr/>
       </w:pPr>
-      <w:bookmarkStart w:id="20" w:name="__RefHeading___Toc892_3859341482"/>
+      <w:bookmarkStart w:id="20" w:name="__RefHeading___Toc1182_3808462378"/>
       <w:bookmarkEnd w:id="20"/>
       <w:r>
         <w:rPr/>
@@ -14090,9 +14007,6 @@
         </w:rPr>
         <w:t xml:space="preserve"> изпълнява основните изисквания на проекта и функционира като завършено уеб приложение за музикален магазин. Системата осигурява коректна работа на основните клиентски и административни модули, поддържа връзка с базата данни и демонстрира надеждна логика при работа с продукти, потребители, любими, поръчки и новини.</w:t>
       </w:r>
-      <w:r>
-        <w:br w:type="page"/>
-      </w:r>
     </w:p>
     <w:p>
       <w:pPr>
@@ -14118,32 +14032,14 @@
     </w:p>
     <w:p>
       <w:pPr>
-        <w:pStyle w:val="Normal"/>
-        <w:rPr/>
-      </w:pPr>
-      <w:r>
-        <w:rPr/>
-      </w:r>
-    </w:p>
-    <w:p>
-      <w:pPr>
         <w:pStyle w:val="Heading1"/>
         <w:rPr/>
       </w:pPr>
-      <w:bookmarkStart w:id="21" w:name="__RefHeading___Toc894_3859341482"/>
+      <w:bookmarkStart w:id="21" w:name="__RefHeading___Toc1184_3808462378"/>
       <w:bookmarkEnd w:id="21"/>
       <w:r>
         <w:rPr/>
         <w:t>3. ЗАКЛЮЧЕНИЕ</w:t>
-      </w:r>
-    </w:p>
-    <w:p>
-      <w:pPr>
-        <w:pStyle w:val="Normal"/>
-        <w:rPr/>
-      </w:pPr>
-      <w:r>
-        <w:rPr/>
       </w:r>
     </w:p>
     <w:p>
@@ -14282,7 +14178,12 @@
         <w:spacing w:lineRule="auto" w:line="360" w:before="0" w:after="120"/>
         <w:ind w:firstLine="709"/>
         <w:jc w:val="both"/>
-        <w:rPr/>
+        <w:rPr>
+          <w:rFonts w:cs="Times New Roman"/>
+          <w:sz w:val="24"/>
+          <w:szCs w:val="24"/>
+          <w:lang w:val="bg-BG"/>
+        </w:rPr>
       </w:pPr>
       <w:r>
         <w:rPr>
@@ -14315,28 +14216,6 @@
           <w:lang w:val="bg-BG"/>
         </w:rPr>
         <w:t>Работата по проекта има и съществена учебна стойност, тъй като в нея са приложени знания и умения, свързани с уеб програмиране, моделиране на база данни, софтуерен дизайн, работа с потребителски интерфейс и проверка на функционалността на готовото приложение. Изпълнението на всички етапи от разработката показва способност за преминаване от първоначална идея към практически реализиран софтуерен продукт.</w:t>
-      </w:r>
-    </w:p>
-    <w:p>
-      <w:pPr>
-        <w:pStyle w:val="Normal"/>
-        <w:spacing w:lineRule="auto" w:line="360" w:before="0" w:after="120"/>
-        <w:ind w:firstLine="709"/>
-        <w:jc w:val="both"/>
-        <w:rPr>
-          <w:rFonts w:ascii="Times New Roman" w:hAnsi="Times New Roman" w:cs="Times New Roman"/>
-          <w:sz w:val="24"/>
-          <w:szCs w:val="24"/>
-          <w:lang w:val="bg-BG"/>
-        </w:rPr>
-      </w:pPr>
-      <w:r>
-        <w:rPr>
-          <w:rFonts w:cs="Times New Roman"/>
-          <w:sz w:val="24"/>
-          <w:szCs w:val="24"/>
-          <w:lang w:val="bg-BG"/>
-        </w:rPr>
       </w:r>
     </w:p>
     <w:p>
@@ -14480,24 +14359,23 @@
     <w:p>
       <w:pPr>
         <w:pStyle w:val="Normal"/>
-        <w:spacing w:before="0" w:after="160"/>
-        <w:rPr/>
-      </w:pPr>
-      <w:r>
-        <w:rPr/>
-      </w:r>
-      <w:r>
-        <w:br w:type="page"/>
-      </w:r>
-    </w:p>
-    <w:p>
-      <w:pPr>
-        <w:pStyle w:val="Normal"/>
-        <w:spacing w:before="0" w:after="160"/>
-        <w:rPr/>
-      </w:pPr>
-      <w:r>
-        <w:rPr/>
+        <w:spacing w:lineRule="auto" w:line="360" w:before="0" w:after="120"/>
+        <w:ind w:firstLine="709"/>
+        <w:jc w:val="both"/>
+        <w:rPr>
+          <w:rFonts w:cs="Times New Roman"/>
+          <w:sz w:val="24"/>
+          <w:szCs w:val="24"/>
+          <w:lang w:val="bg-BG"/>
+        </w:rPr>
+      </w:pPr>
+      <w:r>
+        <w:rPr>
+          <w:rFonts w:cs="Times New Roman"/>
+          <w:sz w:val="24"/>
+          <w:szCs w:val="24"/>
+          <w:lang w:val="bg-BG"/>
+        </w:rPr>
       </w:r>
     </w:p>
     <w:p>
@@ -14530,8 +14408,16 @@
       </w:pPr>
       <w:r>
         <w:rPr/>
-        <w:t>1. Основни характеристики и описание на MySQL:</w:t>
-      </w:r>
+        <w:t xml:space="preserve">1. Безплатен курс по HTML - </w:t>
+      </w:r>
+      <w:hyperlink r:id="rId3">
+        <w:r>
+          <w:rPr>
+            <w:rStyle w:val="Hyperlink"/>
+          </w:rPr>
+          <w:t>https://www.w3schools.com/html/default.asp</w:t>
+        </w:r>
+      </w:hyperlink>
     </w:p>
     <w:p>
       <w:pPr>
@@ -14541,7 +14427,6 @@
       </w:pPr>
       <w:r>
         <w:rPr/>
-        <w:t>https://en.wikipedia.org/wiki/MySQL?spm=a2ty_o01.29997173.0.0.44f44997ZVW2Z</w:t>
       </w:r>
     </w:p>
     <w:p>
@@ -14552,8 +14437,16 @@
       </w:pPr>
       <w:r>
         <w:rPr/>
-        <w:t>t</w:t>
-      </w:r>
+        <w:t xml:space="preserve">2.  Безплатен курс по CSS - </w:t>
+      </w:r>
+      <w:hyperlink r:id="rId4">
+        <w:r>
+          <w:rPr>
+            <w:rStyle w:val="Hyperlink"/>
+          </w:rPr>
+          <w:t>https://www.w3schools.com/css/default.asp</w:t>
+        </w:r>
+      </w:hyperlink>
     </w:p>
     <w:p>
       <w:pPr>
@@ -14563,7 +14456,6 @@
       </w:pPr>
       <w:r>
         <w:rPr/>
-        <w:t>2. HTML Tutorial:</w:t>
       </w:r>
     </w:p>
     <w:p>
@@ -14574,8 +14466,16 @@
       </w:pPr>
       <w:r>
         <w:rPr/>
-        <w:t>https://www.w3schools.com/html/?spm=a2ty_o01.29997173.0.0.44f44997bCcGHJ</w:t>
-      </w:r>
+        <w:t xml:space="preserve">3.  Безплатен курс по JavaScript - </w:t>
+      </w:r>
+      <w:hyperlink r:id="rId5">
+        <w:r>
+          <w:rPr>
+            <w:rStyle w:val="Hyperlink"/>
+          </w:rPr>
+          <w:t>https://www.w3schools.com/js/default.asp</w:t>
+        </w:r>
+      </w:hyperlink>
     </w:p>
     <w:p>
       <w:pPr>
@@ -14585,7 +14485,6 @@
       </w:pPr>
       <w:r>
         <w:rPr/>
-        <w:t>3. JavaScript Tutorial:</w:t>
       </w:r>
     </w:p>
     <w:p>
@@ -14596,8 +14495,16 @@
       </w:pPr>
       <w:r>
         <w:rPr/>
-        <w:t>https://javascript.info/?spm=a2ty_o01.29997173.0.0.44f44997bCcGHJ</w:t>
-      </w:r>
+        <w:t xml:space="preserve">4. Безплатен курс по SQL - </w:t>
+      </w:r>
+      <w:hyperlink r:id="rId6">
+        <w:r>
+          <w:rPr>
+            <w:rStyle w:val="Hyperlink"/>
+          </w:rPr>
+          <w:t>https://www.w3schools.com/sql/default.asp</w:t>
+        </w:r>
+      </w:hyperlink>
     </w:p>
     <w:p>
       <w:pPr>
@@ -14607,7 +14514,6 @@
       </w:pPr>
       <w:r>
         <w:rPr/>
-        <w:t>4. Описание и анализ на сървърните технологии като цяло:</w:t>
       </w:r>
     </w:p>
     <w:p>
@@ -14618,8 +14524,16 @@
       </w:pPr>
       <w:r>
         <w:rPr/>
-        <w:t>https://www.studysmarter.co.uk/explanations/computer-science/computer-network/ser</w:t>
-      </w:r>
+        <w:t xml:space="preserve">5. Безплатен курс по PHP - </w:t>
+      </w:r>
+      <w:hyperlink r:id="rId7">
+        <w:r>
+          <w:rPr>
+            <w:rStyle w:val="Hyperlink"/>
+          </w:rPr>
+          <w:t>https://www.w3schools.com/php/default.asp</w:t>
+        </w:r>
+      </w:hyperlink>
     </w:p>
     <w:p>
       <w:pPr>
@@ -14629,7 +14543,6 @@
       </w:pPr>
       <w:r>
         <w:rPr/>
-        <w:t>ver-side-technologies/?spm=a2ty_o01.29997173.0.0.44f44997bCcGHJ</w:t>
       </w:r>
     </w:p>
     <w:p>
@@ -14640,7 +14553,16 @@
       </w:pPr>
       <w:r>
         <w:rPr/>
-      </w:r>
+        <w:t xml:space="preserve">6. Безплатен курс за MariaDB - </w:t>
+      </w:r>
+      <w:hyperlink r:id="rId8">
+        <w:r>
+          <w:rPr>
+            <w:rStyle w:val="Hyperlink"/>
+          </w:rPr>
+          <w:t>https://youtube.com/playlist?list=PL3bGLnkkGnuUOB9YjjVDty6aCJApvkw8O&amp;si=6Yr5mGq-dzvdZhKP</w:t>
+        </w:r>
+      </w:hyperlink>
     </w:p>
     <w:p>
       <w:pPr>
@@ -14660,7 +14582,16 @@
       </w:pPr>
       <w:r>
         <w:rPr/>
-      </w:r>
+        <w:t xml:space="preserve">7. Безплатен курс за PHP (YouTube) - </w:t>
+      </w:r>
+      <w:hyperlink r:id="rId9">
+        <w:r>
+          <w:rPr>
+            <w:rStyle w:val="Hyperlink"/>
+          </w:rPr>
+          <w:t>https://youtube.com/playlist?list=PL0eyrZgxdwhwwQQZA79OzYwl5ewA7HQih&amp;si=lzkf148_OJNFKZ9x</w:t>
+        </w:r>
+      </w:hyperlink>
     </w:p>
     <w:p>
       <w:pPr>
@@ -14670,7 +14601,55 @@
       </w:pPr>
       <w:r>
         <w:rPr/>
-        <w:t>-primerni iztochnici, sloji istinskite posle</w:t>
+      </w:r>
+    </w:p>
+    <w:p>
+      <w:pPr>
+        <w:pStyle w:val="Normal"/>
+        <w:spacing w:before="0" w:after="160"/>
+        <w:rPr/>
+      </w:pPr>
+      <w:r>
+        <w:rPr/>
+        <w:t xml:space="preserve">8. Идея за дизайн на сайта - </w:t>
+      </w:r>
+      <w:hyperlink r:id="rId10">
+        <w:r>
+          <w:rPr>
+            <w:rStyle w:val="Hyperlink"/>
+          </w:rPr>
+          <w:t>https://www.apple.com/iphone/</w:t>
+        </w:r>
+      </w:hyperlink>
+    </w:p>
+    <w:p>
+      <w:pPr>
+        <w:pStyle w:val="Normal"/>
+        <w:spacing w:before="0" w:after="160"/>
+        <w:rPr/>
+      </w:pPr>
+      <w:r>
+        <w:rPr/>
+      </w:r>
+    </w:p>
+    <w:p>
+      <w:pPr>
+        <w:pStyle w:val="Normal"/>
+        <w:spacing w:before="0" w:after="160"/>
+        <w:rPr/>
+      </w:pPr>
+      <w:r>
+        <w:rPr/>
+      </w:r>
+    </w:p>
+    <w:p>
+      <w:pPr>
+        <w:pStyle w:val="Normal"/>
+        <w:spacing w:before="0" w:after="160"/>
+        <w:rPr/>
+      </w:pPr>
+      <w:r>
+        <w:rPr/>
       </w:r>
     </w:p>
     <w:p>
@@ -14728,25 +14707,925 @@
     </w:p>
     <w:p>
       <w:pPr>
+        <w:pStyle w:val="Heading2"/>
+        <w:rPr/>
+      </w:pPr>
+      <w:bookmarkStart w:id="26" w:name="__RefHeading___Toc1186_3808462378"/>
+      <w:bookmarkEnd w:id="26"/>
+      <w:r>
+        <w:rPr/>
+        <w:t>5.1. Начална страница в светъл и тъмен вариант</w:t>
+      </w:r>
+    </w:p>
+    <w:p>
+      <w:pPr>
+        <w:pStyle w:val="Normal"/>
+        <w:rPr/>
+      </w:pPr>
+      <w:r>
+        <w:rPr/>
+      </w:r>
+    </w:p>
+    <w:p>
+      <w:pPr>
+        <w:pStyle w:val="Normal"/>
+        <w:rPr/>
+      </w:pPr>
+      <w:r>
+        <w:drawing>
+          <wp:anchor distT="0" distB="0" distL="0" distR="0" simplePos="0" relativeHeight="2" behindDoc="0" locked="0" layoutInCell="0" allowOverlap="1">
+            <wp:simplePos x="0" y="0"/>
+            <wp:positionH relativeFrom="column">
+              <wp:align>center</wp:align>
+            </wp:positionH>
+            <wp:positionV relativeFrom="paragraph">
+              <wp:posOffset>635</wp:posOffset>
+            </wp:positionV>
+            <wp:extent cx="5760720" cy="3240405"/>
+            <wp:effectExtent l="0" t="0" r="0" b="0"/>
+            <wp:wrapSquare wrapText="largest"/>
+            <wp:docPr id="2" name="Image2"/>
+            <wp:cNvGraphicFramePr>
+              <a:graphicFrameLocks xmlns:a="http://schemas.openxmlformats.org/drawingml/2006/main" noChangeAspect="1"/>
+            </wp:cNvGraphicFramePr>
+            <a:graphic xmlns:a="http://schemas.openxmlformats.org/drawingml/2006/main">
+              <a:graphicData uri="http://schemas.openxmlformats.org/drawingml/2006/picture">
+                <pic:pic xmlns:pic="http://schemas.openxmlformats.org/drawingml/2006/picture">
+                  <pic:nvPicPr>
+                    <pic:cNvPr id="2" name="Image2"/>
+                    <pic:cNvPicPr>
+                      <a:picLocks noChangeAspect="1" noChangeArrowheads="1"/>
+                    </pic:cNvPicPr>
+                  </pic:nvPicPr>
+                  <pic:blipFill>
+                    <a:blip r:embed="rId11"/>
+                    <a:stretch>
+                      <a:fillRect/>
+                    </a:stretch>
+                  </pic:blipFill>
+                  <pic:spPr bwMode="auto">
+                    <a:xfrm>
+                      <a:off x="0" y="0"/>
+                      <a:ext cx="5760720" cy="3240405"/>
+                    </a:xfrm>
+                    <a:prstGeom prst="rect">
+                      <a:avLst/>
+                    </a:prstGeom>
+                    <a:noFill/>
+                  </pic:spPr>
+                </pic:pic>
+              </a:graphicData>
+            </a:graphic>
+          </wp:anchor>
+        </w:drawing>
+      </w:r>
+      <w:r>
+        <w:rPr/>
+        <w:t>.</w:t>
+      </w:r>
+    </w:p>
+    <w:p>
+      <w:pPr>
+        <w:pStyle w:val="Normal"/>
+        <w:rPr/>
+      </w:pPr>
+      <w:r>
+        <w:drawing>
+          <wp:anchor distT="0" distB="0" distL="0" distR="0" simplePos="0" relativeHeight="3" behindDoc="0" locked="0" layoutInCell="0" allowOverlap="1">
+            <wp:simplePos x="0" y="0"/>
+            <wp:positionH relativeFrom="column">
+              <wp:align>center</wp:align>
+            </wp:positionH>
+            <wp:positionV relativeFrom="paragraph">
+              <wp:posOffset>635</wp:posOffset>
+            </wp:positionV>
+            <wp:extent cx="5760720" cy="3240405"/>
+            <wp:effectExtent l="0" t="0" r="0" b="0"/>
+            <wp:wrapSquare wrapText="largest"/>
+            <wp:docPr id="3" name="Image3"/>
+            <wp:cNvGraphicFramePr>
+              <a:graphicFrameLocks xmlns:a="http://schemas.openxmlformats.org/drawingml/2006/main" noChangeAspect="1"/>
+            </wp:cNvGraphicFramePr>
+            <a:graphic xmlns:a="http://schemas.openxmlformats.org/drawingml/2006/main">
+              <a:graphicData uri="http://schemas.openxmlformats.org/drawingml/2006/picture">
+                <pic:pic xmlns:pic="http://schemas.openxmlformats.org/drawingml/2006/picture">
+                  <pic:nvPicPr>
+                    <pic:cNvPr id="3" name="Image3"/>
+                    <pic:cNvPicPr>
+                      <a:picLocks noChangeAspect="1" noChangeArrowheads="1"/>
+                    </pic:cNvPicPr>
+                  </pic:nvPicPr>
+                  <pic:blipFill>
+                    <a:blip r:embed="rId12"/>
+                    <a:stretch>
+                      <a:fillRect/>
+                    </a:stretch>
+                  </pic:blipFill>
+                  <pic:spPr bwMode="auto">
+                    <a:xfrm>
+                      <a:off x="0" y="0"/>
+                      <a:ext cx="5760720" cy="3240405"/>
+                    </a:xfrm>
+                    <a:prstGeom prst="rect">
+                      <a:avLst/>
+                    </a:prstGeom>
+                    <a:noFill/>
+                  </pic:spPr>
+                </pic:pic>
+              </a:graphicData>
+            </a:graphic>
+          </wp:anchor>
+        </w:drawing>
+      </w:r>
+      <w:r>
+        <w:rPr/>
+        <w:t>.</w:t>
+      </w:r>
+      <w:r>
+        <w:br w:type="page"/>
+      </w:r>
+    </w:p>
+    <w:p>
+      <w:pPr>
         <w:pStyle w:val="Normal"/>
         <w:spacing w:before="0" w:after="160"/>
         <w:rPr/>
       </w:pPr>
       <w:r>
         <w:rPr/>
-        <w:t>- тук ще сложа скрийншоти от самия сайт, но в момента нямам достатъчно вкарани продукти</w:t>
+      </w:r>
+    </w:p>
+    <w:p>
+      <w:pPr>
+        <w:pStyle w:val="Heading2"/>
+        <w:rPr/>
+      </w:pPr>
+      <w:bookmarkStart w:id="27" w:name="__RefHeading___Toc1188_3808462378"/>
+      <w:bookmarkEnd w:id="27"/>
+      <w:r>
+        <w:rPr/>
+        <w:t>5.2. Страница с продуктите в сайта</w:t>
+      </w:r>
+    </w:p>
+    <w:p>
+      <w:pPr>
+        <w:pStyle w:val="Normal"/>
+        <w:rPr/>
+      </w:pPr>
+      <w:r>
+        <w:drawing>
+          <wp:anchor distT="0" distB="0" distL="0" distR="0" simplePos="0" relativeHeight="4" behindDoc="0" locked="0" layoutInCell="0" allowOverlap="1">
+            <wp:simplePos x="0" y="0"/>
+            <wp:positionH relativeFrom="column">
+              <wp:posOffset>-69215</wp:posOffset>
+            </wp:positionH>
+            <wp:positionV relativeFrom="paragraph">
+              <wp:posOffset>59690</wp:posOffset>
+            </wp:positionV>
+            <wp:extent cx="5760720" cy="3240405"/>
+            <wp:effectExtent l="0" t="0" r="0" b="0"/>
+            <wp:wrapSquare wrapText="largest"/>
+            <wp:docPr id="4" name="Image4"/>
+            <wp:cNvGraphicFramePr>
+              <a:graphicFrameLocks xmlns:a="http://schemas.openxmlformats.org/drawingml/2006/main" noChangeAspect="1"/>
+            </wp:cNvGraphicFramePr>
+            <a:graphic xmlns:a="http://schemas.openxmlformats.org/drawingml/2006/main">
+              <a:graphicData uri="http://schemas.openxmlformats.org/drawingml/2006/picture">
+                <pic:pic xmlns:pic="http://schemas.openxmlformats.org/drawingml/2006/picture">
+                  <pic:nvPicPr>
+                    <pic:cNvPr id="4" name="Image4"/>
+                    <pic:cNvPicPr>
+                      <a:picLocks noChangeAspect="1" noChangeArrowheads="1"/>
+                    </pic:cNvPicPr>
+                  </pic:nvPicPr>
+                  <pic:blipFill>
+                    <a:blip r:embed="rId13"/>
+                    <a:stretch>
+                      <a:fillRect/>
+                    </a:stretch>
+                  </pic:blipFill>
+                  <pic:spPr bwMode="auto">
+                    <a:xfrm>
+                      <a:off x="0" y="0"/>
+                      <a:ext cx="5760720" cy="3240405"/>
+                    </a:xfrm>
+                    <a:prstGeom prst="rect">
+                      <a:avLst/>
+                    </a:prstGeom>
+                    <a:noFill/>
+                  </pic:spPr>
+                </pic:pic>
+              </a:graphicData>
+            </a:graphic>
+          </wp:anchor>
+        </w:drawing>
+      </w:r>
+      <w:r>
+        <w:rPr/>
+        <w:t>.</w:t>
+      </w:r>
+    </w:p>
+    <w:p>
+      <w:pPr>
+        <w:pStyle w:val="Normal"/>
+        <w:rPr/>
+      </w:pPr>
+      <w:r>
+        <w:rPr/>
+      </w:r>
+    </w:p>
+    <w:p>
+      <w:pPr>
+        <w:pStyle w:val="Normal"/>
+        <w:rPr/>
+      </w:pPr>
+      <w:r>
+        <w:rPr/>
+      </w:r>
+    </w:p>
+    <w:p>
+      <w:pPr>
+        <w:pStyle w:val="Heading2"/>
+        <w:rPr/>
+      </w:pPr>
+      <w:bookmarkStart w:id="28" w:name="__RefHeading___Toc1190_3808462378"/>
+      <w:bookmarkEnd w:id="28"/>
+      <w:r>
+        <w:rPr/>
+        <w:t>5.3. Страница на отделен продукт</w:t>
+      </w:r>
+    </w:p>
+    <w:p>
+      <w:pPr>
+        <w:pStyle w:val="Normal"/>
+        <w:rPr/>
+      </w:pPr>
+      <w:r>
+        <w:drawing>
+          <wp:anchor distT="0" distB="0" distL="0" distR="0" simplePos="0" relativeHeight="5" behindDoc="0" locked="0" layoutInCell="0" allowOverlap="1">
+            <wp:simplePos x="0" y="0"/>
+            <wp:positionH relativeFrom="column">
+              <wp:align>center</wp:align>
+            </wp:positionH>
+            <wp:positionV relativeFrom="paragraph">
+              <wp:posOffset>635</wp:posOffset>
+            </wp:positionV>
+            <wp:extent cx="5760720" cy="3240405"/>
+            <wp:effectExtent l="0" t="0" r="0" b="0"/>
+            <wp:wrapSquare wrapText="largest"/>
+            <wp:docPr id="5" name="Image5"/>
+            <wp:cNvGraphicFramePr>
+              <a:graphicFrameLocks xmlns:a="http://schemas.openxmlformats.org/drawingml/2006/main" noChangeAspect="1"/>
+            </wp:cNvGraphicFramePr>
+            <a:graphic xmlns:a="http://schemas.openxmlformats.org/drawingml/2006/main">
+              <a:graphicData uri="http://schemas.openxmlformats.org/drawingml/2006/picture">
+                <pic:pic xmlns:pic="http://schemas.openxmlformats.org/drawingml/2006/picture">
+                  <pic:nvPicPr>
+                    <pic:cNvPr id="5" name="Image5"/>
+                    <pic:cNvPicPr>
+                      <a:picLocks noChangeAspect="1" noChangeArrowheads="1"/>
+                    </pic:cNvPicPr>
+                  </pic:nvPicPr>
+                  <pic:blipFill>
+                    <a:blip r:embed="rId14"/>
+                    <a:stretch>
+                      <a:fillRect/>
+                    </a:stretch>
+                  </pic:blipFill>
+                  <pic:spPr bwMode="auto">
+                    <a:xfrm>
+                      <a:off x="0" y="0"/>
+                      <a:ext cx="5760720" cy="3240405"/>
+                    </a:xfrm>
+                    <a:prstGeom prst="rect">
+                      <a:avLst/>
+                    </a:prstGeom>
+                    <a:noFill/>
+                  </pic:spPr>
+                </pic:pic>
+              </a:graphicData>
+            </a:graphic>
+          </wp:anchor>
+        </w:drawing>
+      </w:r>
+      <w:r>
+        <w:rPr/>
+        <w:t>.</w:t>
+      </w:r>
+      <w:r>
+        <w:br w:type="page"/>
+      </w:r>
+    </w:p>
+    <w:p>
+      <w:pPr>
+        <w:pStyle w:val="Normal"/>
+        <w:spacing w:before="0" w:after="160"/>
+        <w:rPr/>
+      </w:pPr>
+      <w:r>
+        <w:rPr/>
+      </w:r>
+    </w:p>
+    <w:p>
+      <w:pPr>
+        <w:pStyle w:val="Heading2"/>
+        <w:rPr/>
+      </w:pPr>
+      <w:bookmarkStart w:id="29" w:name="__RefHeading___Toc1192_3808462378"/>
+      <w:bookmarkEnd w:id="29"/>
+      <w:r>
+        <w:rPr/>
+        <w:t>5.4. Страница с любими</w:t>
+      </w:r>
+    </w:p>
+    <w:p>
+      <w:pPr>
+        <w:pStyle w:val="Normal"/>
+        <w:rPr/>
+      </w:pPr>
+      <w:r>
+        <w:drawing>
+          <wp:anchor distT="0" distB="0" distL="0" distR="0" simplePos="0" relativeHeight="6" behindDoc="0" locked="0" layoutInCell="0" allowOverlap="1">
+            <wp:simplePos x="0" y="0"/>
+            <wp:positionH relativeFrom="column">
+              <wp:align>center</wp:align>
+            </wp:positionH>
+            <wp:positionV relativeFrom="paragraph">
+              <wp:posOffset>635</wp:posOffset>
+            </wp:positionV>
+            <wp:extent cx="5760720" cy="3240405"/>
+            <wp:effectExtent l="0" t="0" r="0" b="0"/>
+            <wp:wrapSquare wrapText="largest"/>
+            <wp:docPr id="6" name="Image6"/>
+            <wp:cNvGraphicFramePr>
+              <a:graphicFrameLocks xmlns:a="http://schemas.openxmlformats.org/drawingml/2006/main" noChangeAspect="1"/>
+            </wp:cNvGraphicFramePr>
+            <a:graphic xmlns:a="http://schemas.openxmlformats.org/drawingml/2006/main">
+              <a:graphicData uri="http://schemas.openxmlformats.org/drawingml/2006/picture">
+                <pic:pic xmlns:pic="http://schemas.openxmlformats.org/drawingml/2006/picture">
+                  <pic:nvPicPr>
+                    <pic:cNvPr id="6" name="Image6"/>
+                    <pic:cNvPicPr>
+                      <a:picLocks noChangeAspect="1" noChangeArrowheads="1"/>
+                    </pic:cNvPicPr>
+                  </pic:nvPicPr>
+                  <pic:blipFill>
+                    <a:blip r:embed="rId15"/>
+                    <a:stretch>
+                      <a:fillRect/>
+                    </a:stretch>
+                  </pic:blipFill>
+                  <pic:spPr bwMode="auto">
+                    <a:xfrm>
+                      <a:off x="0" y="0"/>
+                      <a:ext cx="5760720" cy="3240405"/>
+                    </a:xfrm>
+                    <a:prstGeom prst="rect">
+                      <a:avLst/>
+                    </a:prstGeom>
+                    <a:noFill/>
+                  </pic:spPr>
+                </pic:pic>
+              </a:graphicData>
+            </a:graphic>
+          </wp:anchor>
+        </w:drawing>
+      </w:r>
+      <w:r>
+        <w:rPr/>
+        <w:t>.</w:t>
+      </w:r>
+    </w:p>
+    <w:p>
+      <w:pPr>
+        <w:pStyle w:val="Normal"/>
+        <w:rPr/>
+      </w:pPr>
+      <w:r>
+        <w:rPr/>
+      </w:r>
+    </w:p>
+    <w:p>
+      <w:pPr>
+        <w:pStyle w:val="Normal"/>
+        <w:rPr/>
+      </w:pPr>
+      <w:r>
+        <w:rPr/>
+      </w:r>
+    </w:p>
+    <w:p>
+      <w:pPr>
+        <w:pStyle w:val="Heading2"/>
+        <w:rPr/>
+      </w:pPr>
+      <w:bookmarkStart w:id="30" w:name="__RefHeading___Toc1194_3808462378"/>
+      <w:bookmarkEnd w:id="30"/>
+      <w:r>
+        <w:rPr/>
+        <w:t>5.5. Страница с количка на клиент</w:t>
+      </w:r>
+    </w:p>
+    <w:p>
+      <w:pPr>
+        <w:pStyle w:val="Normal"/>
+        <w:rPr/>
+      </w:pPr>
+      <w:r>
+        <w:drawing>
+          <wp:anchor distT="0" distB="0" distL="0" distR="0" simplePos="0" relativeHeight="7" behindDoc="0" locked="0" layoutInCell="0" allowOverlap="1">
+            <wp:simplePos x="0" y="0"/>
+            <wp:positionH relativeFrom="column">
+              <wp:align>center</wp:align>
+            </wp:positionH>
+            <wp:positionV relativeFrom="paragraph">
+              <wp:posOffset>635</wp:posOffset>
+            </wp:positionV>
+            <wp:extent cx="5760720" cy="3240405"/>
+            <wp:effectExtent l="0" t="0" r="0" b="0"/>
+            <wp:wrapSquare wrapText="largest"/>
+            <wp:docPr id="7" name="Image7"/>
+            <wp:cNvGraphicFramePr>
+              <a:graphicFrameLocks xmlns:a="http://schemas.openxmlformats.org/drawingml/2006/main" noChangeAspect="1"/>
+            </wp:cNvGraphicFramePr>
+            <a:graphic xmlns:a="http://schemas.openxmlformats.org/drawingml/2006/main">
+              <a:graphicData uri="http://schemas.openxmlformats.org/drawingml/2006/picture">
+                <pic:pic xmlns:pic="http://schemas.openxmlformats.org/drawingml/2006/picture">
+                  <pic:nvPicPr>
+                    <pic:cNvPr id="7" name="Image7"/>
+                    <pic:cNvPicPr>
+                      <a:picLocks noChangeAspect="1" noChangeArrowheads="1"/>
+                    </pic:cNvPicPr>
+                  </pic:nvPicPr>
+                  <pic:blipFill>
+                    <a:blip r:embed="rId16"/>
+                    <a:stretch>
+                      <a:fillRect/>
+                    </a:stretch>
+                  </pic:blipFill>
+                  <pic:spPr bwMode="auto">
+                    <a:xfrm>
+                      <a:off x="0" y="0"/>
+                      <a:ext cx="5760720" cy="3240405"/>
+                    </a:xfrm>
+                    <a:prstGeom prst="rect">
+                      <a:avLst/>
+                    </a:prstGeom>
+                    <a:noFill/>
+                  </pic:spPr>
+                </pic:pic>
+              </a:graphicData>
+            </a:graphic>
+          </wp:anchor>
+        </w:drawing>
+      </w:r>
+      <w:r>
+        <w:rPr/>
+        <w:t>.</w:t>
+      </w:r>
+    </w:p>
+    <w:p>
+      <w:pPr>
+        <w:pStyle w:val="Normal"/>
+        <w:rPr/>
+      </w:pPr>
+      <w:r>
+        <w:rPr/>
+      </w:r>
+      <w:r>
+        <w:br w:type="page"/>
+      </w:r>
+    </w:p>
+    <w:p>
+      <w:pPr>
+        <w:pStyle w:val="Normal"/>
+        <w:spacing w:before="0" w:after="160"/>
+        <w:rPr/>
+      </w:pPr>
+      <w:r>
+        <w:rPr/>
+      </w:r>
+    </w:p>
+    <w:p>
+      <w:pPr>
+        <w:pStyle w:val="Heading2"/>
+        <w:rPr/>
+      </w:pPr>
+      <w:bookmarkStart w:id="31" w:name="__RefHeading___Toc1196_3808462378"/>
+      <w:bookmarkEnd w:id="31"/>
+      <w:r>
+        <w:rPr/>
+        <w:t>5.6. Страница с поръчки на клиент</w:t>
+      </w:r>
+    </w:p>
+    <w:p>
+      <w:pPr>
+        <w:pStyle w:val="Normal"/>
+        <w:rPr/>
+      </w:pPr>
+      <w:r>
+        <w:drawing>
+          <wp:anchor distT="0" distB="0" distL="0" distR="0" simplePos="0" relativeHeight="8" behindDoc="0" locked="0" layoutInCell="0" allowOverlap="1">
+            <wp:simplePos x="0" y="0"/>
+            <wp:positionH relativeFrom="column">
+              <wp:align>center</wp:align>
+            </wp:positionH>
+            <wp:positionV relativeFrom="paragraph">
+              <wp:posOffset>635</wp:posOffset>
+            </wp:positionV>
+            <wp:extent cx="5760720" cy="3240405"/>
+            <wp:effectExtent l="0" t="0" r="0" b="0"/>
+            <wp:wrapSquare wrapText="largest"/>
+            <wp:docPr id="8" name="Image8"/>
+            <wp:cNvGraphicFramePr>
+              <a:graphicFrameLocks xmlns:a="http://schemas.openxmlformats.org/drawingml/2006/main" noChangeAspect="1"/>
+            </wp:cNvGraphicFramePr>
+            <a:graphic xmlns:a="http://schemas.openxmlformats.org/drawingml/2006/main">
+              <a:graphicData uri="http://schemas.openxmlformats.org/drawingml/2006/picture">
+                <pic:pic xmlns:pic="http://schemas.openxmlformats.org/drawingml/2006/picture">
+                  <pic:nvPicPr>
+                    <pic:cNvPr id="8" name="Image8"/>
+                    <pic:cNvPicPr>
+                      <a:picLocks noChangeAspect="1" noChangeArrowheads="1"/>
+                    </pic:cNvPicPr>
+                  </pic:nvPicPr>
+                  <pic:blipFill>
+                    <a:blip r:embed="rId17"/>
+                    <a:stretch>
+                      <a:fillRect/>
+                    </a:stretch>
+                  </pic:blipFill>
+                  <pic:spPr bwMode="auto">
+                    <a:xfrm>
+                      <a:off x="0" y="0"/>
+                      <a:ext cx="5760720" cy="3240405"/>
+                    </a:xfrm>
+                    <a:prstGeom prst="rect">
+                      <a:avLst/>
+                    </a:prstGeom>
+                    <a:noFill/>
+                  </pic:spPr>
+                </pic:pic>
+              </a:graphicData>
+            </a:graphic>
+          </wp:anchor>
+        </w:drawing>
+      </w:r>
+      <w:r>
+        <w:rPr/>
+        <w:t>.</w:t>
+      </w:r>
+    </w:p>
+    <w:p>
+      <w:pPr>
+        <w:pStyle w:val="Normal"/>
+        <w:rPr/>
+      </w:pPr>
+      <w:r>
+        <w:rPr/>
+      </w:r>
+    </w:p>
+    <w:p>
+      <w:pPr>
+        <w:pStyle w:val="Heading2"/>
+        <w:rPr/>
+      </w:pPr>
+      <w:bookmarkStart w:id="32" w:name="__RefHeading___Toc1198_3808462378"/>
+      <w:bookmarkEnd w:id="32"/>
+      <w:r>
+        <w:rPr/>
+        <w:t>5.7. Страница с новини</w:t>
+      </w:r>
+    </w:p>
+    <w:p>
+      <w:pPr>
+        <w:pStyle w:val="Normal"/>
+        <w:rPr/>
+      </w:pPr>
+      <w:r>
+        <w:drawing>
+          <wp:anchor distT="0" distB="0" distL="0" distR="0" simplePos="0" relativeHeight="9" behindDoc="0" locked="0" layoutInCell="0" allowOverlap="1">
+            <wp:simplePos x="0" y="0"/>
+            <wp:positionH relativeFrom="column">
+              <wp:align>center</wp:align>
+            </wp:positionH>
+            <wp:positionV relativeFrom="paragraph">
+              <wp:posOffset>635</wp:posOffset>
+            </wp:positionV>
+            <wp:extent cx="5760720" cy="3240405"/>
+            <wp:effectExtent l="0" t="0" r="0" b="0"/>
+            <wp:wrapSquare wrapText="largest"/>
+            <wp:docPr id="9" name="Image9"/>
+            <wp:cNvGraphicFramePr>
+              <a:graphicFrameLocks xmlns:a="http://schemas.openxmlformats.org/drawingml/2006/main" noChangeAspect="1"/>
+            </wp:cNvGraphicFramePr>
+            <a:graphic xmlns:a="http://schemas.openxmlformats.org/drawingml/2006/main">
+              <a:graphicData uri="http://schemas.openxmlformats.org/drawingml/2006/picture">
+                <pic:pic xmlns:pic="http://schemas.openxmlformats.org/drawingml/2006/picture">
+                  <pic:nvPicPr>
+                    <pic:cNvPr id="9" name="Image9"/>
+                    <pic:cNvPicPr>
+                      <a:picLocks noChangeAspect="1" noChangeArrowheads="1"/>
+                    </pic:cNvPicPr>
+                  </pic:nvPicPr>
+                  <pic:blipFill>
+                    <a:blip r:embed="rId18"/>
+                    <a:stretch>
+                      <a:fillRect/>
+                    </a:stretch>
+                  </pic:blipFill>
+                  <pic:spPr bwMode="auto">
+                    <a:xfrm>
+                      <a:off x="0" y="0"/>
+                      <a:ext cx="5760720" cy="3240405"/>
+                    </a:xfrm>
+                    <a:prstGeom prst="rect">
+                      <a:avLst/>
+                    </a:prstGeom>
+                    <a:noFill/>
+                  </pic:spPr>
+                </pic:pic>
+              </a:graphicData>
+            </a:graphic>
+          </wp:anchor>
+        </w:drawing>
+      </w:r>
+      <w:r>
+        <w:rPr/>
+        <w:t>.</w:t>
+      </w:r>
+    </w:p>
+    <w:p>
+      <w:pPr>
+        <w:pStyle w:val="Normal"/>
+        <w:rPr/>
+      </w:pPr>
+      <w:r>
+        <w:rPr/>
+      </w:r>
+      <w:r>
+        <w:br w:type="page"/>
+      </w:r>
+    </w:p>
+    <w:p>
+      <w:pPr>
+        <w:pStyle w:val="Normal"/>
+        <w:spacing w:before="0" w:after="160"/>
+        <w:rPr/>
+      </w:pPr>
+      <w:r>
+        <w:rPr/>
+      </w:r>
+    </w:p>
+    <w:p>
+      <w:pPr>
+        <w:pStyle w:val="Heading2"/>
+        <w:rPr/>
+      </w:pPr>
+      <w:bookmarkStart w:id="33" w:name="__RefHeading___Toc1200_3808462378"/>
+      <w:bookmarkEnd w:id="33"/>
+      <w:r>
+        <w:rPr/>
+        <w:t>5.8. Администраторска страница</w:t>
+      </w:r>
+    </w:p>
+    <w:p>
+      <w:pPr>
+        <w:pStyle w:val="Normal"/>
+        <w:rPr/>
+      </w:pPr>
+      <w:r>
+        <w:drawing>
+          <wp:anchor distT="0" distB="0" distL="0" distR="0" simplePos="0" relativeHeight="10" behindDoc="0" locked="0" layoutInCell="0" allowOverlap="1">
+            <wp:simplePos x="0" y="0"/>
+            <wp:positionH relativeFrom="column">
+              <wp:align>center</wp:align>
+            </wp:positionH>
+            <wp:positionV relativeFrom="paragraph">
+              <wp:posOffset>635</wp:posOffset>
+            </wp:positionV>
+            <wp:extent cx="5760720" cy="3240405"/>
+            <wp:effectExtent l="0" t="0" r="0" b="0"/>
+            <wp:wrapSquare wrapText="largest"/>
+            <wp:docPr id="10" name="Image10"/>
+            <wp:cNvGraphicFramePr>
+              <a:graphicFrameLocks xmlns:a="http://schemas.openxmlformats.org/drawingml/2006/main" noChangeAspect="1"/>
+            </wp:cNvGraphicFramePr>
+            <a:graphic xmlns:a="http://schemas.openxmlformats.org/drawingml/2006/main">
+              <a:graphicData uri="http://schemas.openxmlformats.org/drawingml/2006/picture">
+                <pic:pic xmlns:pic="http://schemas.openxmlformats.org/drawingml/2006/picture">
+                  <pic:nvPicPr>
+                    <pic:cNvPr id="10" name="Image10"/>
+                    <pic:cNvPicPr>
+                      <a:picLocks noChangeAspect="1" noChangeArrowheads="1"/>
+                    </pic:cNvPicPr>
+                  </pic:nvPicPr>
+                  <pic:blipFill>
+                    <a:blip r:embed="rId19"/>
+                    <a:stretch>
+                      <a:fillRect/>
+                    </a:stretch>
+                  </pic:blipFill>
+                  <pic:spPr bwMode="auto">
+                    <a:xfrm>
+                      <a:off x="0" y="0"/>
+                      <a:ext cx="5760720" cy="3240405"/>
+                    </a:xfrm>
+                    <a:prstGeom prst="rect">
+                      <a:avLst/>
+                    </a:prstGeom>
+                    <a:noFill/>
+                  </pic:spPr>
+                </pic:pic>
+              </a:graphicData>
+            </a:graphic>
+          </wp:anchor>
+        </w:drawing>
+      </w:r>
+      <w:r>
+        <w:rPr/>
+        <w:t>.</w:t>
+      </w:r>
+    </w:p>
+    <w:p>
+      <w:pPr>
+        <w:pStyle w:val="Normal"/>
+        <w:rPr/>
+      </w:pPr>
+      <w:r>
+        <w:rPr/>
+      </w:r>
+    </w:p>
+    <w:p>
+      <w:pPr>
+        <w:pStyle w:val="Heading2"/>
+        <w:rPr/>
+      </w:pPr>
+      <w:bookmarkStart w:id="34" w:name="__RefHeading___Toc1202_3808462378"/>
+      <w:bookmarkEnd w:id="34"/>
+      <w:r>
+        <w:rPr/>
+        <w:t>5.9. Страница с всички поръчки (Администратор)</w:t>
+      </w:r>
+    </w:p>
+    <w:p>
+      <w:pPr>
+        <w:pStyle w:val="Normal"/>
+        <w:rPr/>
+      </w:pPr>
+      <w:r>
+        <w:drawing>
+          <wp:anchor distT="0" distB="0" distL="0" distR="0" simplePos="0" relativeHeight="11" behindDoc="0" locked="0" layoutInCell="0" allowOverlap="1">
+            <wp:simplePos x="0" y="0"/>
+            <wp:positionH relativeFrom="column">
+              <wp:align>center</wp:align>
+            </wp:positionH>
+            <wp:positionV relativeFrom="paragraph">
+              <wp:posOffset>635</wp:posOffset>
+            </wp:positionV>
+            <wp:extent cx="5760720" cy="3240405"/>
+            <wp:effectExtent l="0" t="0" r="0" b="0"/>
+            <wp:wrapSquare wrapText="largest"/>
+            <wp:docPr id="11" name="Image11"/>
+            <wp:cNvGraphicFramePr>
+              <a:graphicFrameLocks xmlns:a="http://schemas.openxmlformats.org/drawingml/2006/main" noChangeAspect="1"/>
+            </wp:cNvGraphicFramePr>
+            <a:graphic xmlns:a="http://schemas.openxmlformats.org/drawingml/2006/main">
+              <a:graphicData uri="http://schemas.openxmlformats.org/drawingml/2006/picture">
+                <pic:pic xmlns:pic="http://schemas.openxmlformats.org/drawingml/2006/picture">
+                  <pic:nvPicPr>
+                    <pic:cNvPr id="11" name="Image11"/>
+                    <pic:cNvPicPr>
+                      <a:picLocks noChangeAspect="1" noChangeArrowheads="1"/>
+                    </pic:cNvPicPr>
+                  </pic:nvPicPr>
+                  <pic:blipFill>
+                    <a:blip r:embed="rId20"/>
+                    <a:stretch>
+                      <a:fillRect/>
+                    </a:stretch>
+                  </pic:blipFill>
+                  <pic:spPr bwMode="auto">
+                    <a:xfrm>
+                      <a:off x="0" y="0"/>
+                      <a:ext cx="5760720" cy="3240405"/>
+                    </a:xfrm>
+                    <a:prstGeom prst="rect">
+                      <a:avLst/>
+                    </a:prstGeom>
+                    <a:noFill/>
+                  </pic:spPr>
+                </pic:pic>
+              </a:graphicData>
+            </a:graphic>
+          </wp:anchor>
+        </w:drawing>
+      </w:r>
+      <w:r>
+        <w:rPr/>
+        <w:t>.</w:t>
+      </w:r>
+    </w:p>
+    <w:p>
+      <w:pPr>
+        <w:pStyle w:val="Normal"/>
+        <w:rPr/>
+      </w:pPr>
+      <w:r>
+        <w:rPr/>
+      </w:r>
+      <w:r>
+        <w:br w:type="page"/>
+      </w:r>
+    </w:p>
+    <w:p>
+      <w:pPr>
+        <w:pStyle w:val="Normal"/>
+        <w:spacing w:before="0" w:after="160"/>
+        <w:rPr/>
+      </w:pPr>
+      <w:r>
+        <w:rPr/>
+      </w:r>
+    </w:p>
+    <w:p>
+      <w:pPr>
+        <w:pStyle w:val="Heading2"/>
+        <w:rPr/>
+      </w:pPr>
+      <w:bookmarkStart w:id="35" w:name="__RefHeading___Toc1204_3808462378"/>
+      <w:bookmarkEnd w:id="35"/>
+      <w:r>
+        <w:rPr/>
+        <w:t>5.10. Структура на базата данни</w:t>
+      </w:r>
+    </w:p>
+    <w:p>
+      <w:pPr>
+        <w:pStyle w:val="Normal"/>
+        <w:spacing w:before="0" w:after="160"/>
+        <w:rPr/>
+      </w:pPr>
+      <w:r>
+        <w:rPr/>
+        <w:drawing>
+          <wp:anchor distT="0" distB="0" distL="0" distR="0" simplePos="0" relativeHeight="12" behindDoc="0" locked="0" layoutInCell="0" allowOverlap="1">
+            <wp:simplePos x="0" y="0"/>
+            <wp:positionH relativeFrom="column">
+              <wp:align>center</wp:align>
+            </wp:positionH>
+            <wp:positionV relativeFrom="paragraph">
+              <wp:posOffset>635</wp:posOffset>
+            </wp:positionV>
+            <wp:extent cx="5760720" cy="4175760"/>
+            <wp:effectExtent l="0" t="0" r="0" b="0"/>
+            <wp:wrapSquare wrapText="largest"/>
+            <wp:docPr id="12" name="Image12"/>
+            <wp:cNvGraphicFramePr>
+              <a:graphicFrameLocks xmlns:a="http://schemas.openxmlformats.org/drawingml/2006/main" noChangeAspect="1"/>
+            </wp:cNvGraphicFramePr>
+            <a:graphic xmlns:a="http://schemas.openxmlformats.org/drawingml/2006/main">
+              <a:graphicData uri="http://schemas.openxmlformats.org/drawingml/2006/picture">
+                <pic:pic xmlns:pic="http://schemas.openxmlformats.org/drawingml/2006/picture">
+                  <pic:nvPicPr>
+                    <pic:cNvPr id="12" name="Image12"/>
+                    <pic:cNvPicPr>
+                      <a:picLocks noChangeAspect="1" noChangeArrowheads="1"/>
+                    </pic:cNvPicPr>
+                  </pic:nvPicPr>
+                  <pic:blipFill>
+                    <a:blip r:embed="rId21"/>
+                    <a:stretch>
+                      <a:fillRect/>
+                    </a:stretch>
+                  </pic:blipFill>
+                  <pic:spPr bwMode="auto">
+                    <a:xfrm>
+                      <a:off x="0" y="0"/>
+                      <a:ext cx="5760720" cy="4175760"/>
+                    </a:xfrm>
+                    <a:prstGeom prst="rect">
+                      <a:avLst/>
+                    </a:prstGeom>
+                    <a:noFill/>
+                  </pic:spPr>
+                </pic:pic>
+              </a:graphicData>
+            </a:graphic>
+          </wp:anchor>
+        </w:drawing>
       </w:r>
     </w:p>
     <w:sectPr>
-      <w:headerReference w:type="even" r:id="rId3"/>
-      <w:headerReference w:type="default" r:id="rId4"/>
-      <w:headerReference w:type="first" r:id="rId5"/>
-      <w:footerReference w:type="even" r:id="rId6"/>
-      <w:footerReference w:type="default" r:id="rId7"/>
-      <w:footerReference w:type="first" r:id="rId8"/>
+      <w:headerReference w:type="even" r:id="rId22"/>
+      <w:headerReference w:type="default" r:id="rId23"/>
+      <w:headerReference w:type="first" r:id="rId24"/>
+      <w:footerReference w:type="even" r:id="rId25"/>
+      <w:footerReference w:type="default" r:id="rId26"/>
+      <w:footerReference w:type="first" r:id="rId27"/>
       <w:type w:val="nextPage"/>
       <w:pgSz w:w="11906" w:h="16838"/>
-      <w:pgMar w:left="1417" w:right="1417" w:gutter="0" w:header="851" w:top="1687" w:footer="708" w:bottom="1267"/>
+      <w:pgMar w:left="1417" w:right="1417" w:gutter="0" w:header="851" w:top="1687" w:footer="708" w:bottom="1270"/>
       <w:pgNumType w:fmt="decimal"/>
       <w:formProt w:val="false"/>
       <w:titlePg/>
@@ -14782,7 +15661,7 @@
         <w:shd w:fill="auto" w:val="clear"/>
       </w:rPr>
     </w:pPr>
-    <w:bookmarkStart w:id="26" w:name="PageNumWizard_FOOTER_Default_Page_Style4"/>
+    <w:bookmarkStart w:id="36" w:name="PageNumWizard_FOOTER_Default_Page_Style4"/>
     <w:r>
       <w:rPr>
         <w:shd w:fill="auto" w:val="clear"/>
@@ -14805,7 +15684,7 @@
       <w:rPr>
         <w:shd w:fill="auto" w:val="clear"/>
       </w:rPr>
-      <w:t>51</w:t>
+      <w:t>52</w:t>
     </w:r>
     <w:r>
       <w:rPr>
@@ -14813,7 +15692,7 @@
       </w:rPr>
       <w:fldChar w:fldCharType="end"/>
     </w:r>
-    <w:bookmarkEnd w:id="26"/>
+    <w:bookmarkEnd w:id="36"/>
   </w:p>
   <w:p>
     <w:pPr>
@@ -14843,7 +15722,7 @@
         <w:shd w:fill="auto" w:val="clear"/>
       </w:rPr>
     </w:pPr>
-    <w:bookmarkStart w:id="27" w:name="PageNumWizard_FOOTER_Default_Page_Style1"/>
+    <w:bookmarkStart w:id="37" w:name="PageNumWizard_FOOTER_Default_Page_Style1"/>
     <w:r>
       <w:rPr>
         <w:shd w:fill="auto" w:val="clear"/>
@@ -14874,7 +15753,7 @@
       </w:rPr>
       <w:fldChar w:fldCharType="end"/>
     </w:r>
-    <w:bookmarkEnd w:id="27"/>
+    <w:bookmarkEnd w:id="37"/>
   </w:p>
 </w:ftr>
 </file>
@@ -14948,20 +15827,71 @@
 <w:hdr xmlns:o="urn:schemas-microsoft-com:office:office" xmlns:r="http://schemas.openxmlformats.org/officeDocument/2006/relationships" xmlns:v="urn:schemas-microsoft-com:vml" xmlns:w="http://schemas.openxmlformats.org/wordprocessingml/2006/main" xmlns:w10="urn:schemas-microsoft-com:office:word" xmlns:wp="http://schemas.openxmlformats.org/drawingml/2006/wordprocessingDrawing" xmlns:pic="http://schemas.openxmlformats.org/drawingml/2006/picture" xmlns:wps="http://schemas.microsoft.com/office/word/2010/wordprocessingShape" xmlns:wpg="http://schemas.microsoft.com/office/word/2010/wordprocessingGroup" xmlns:mc="http://schemas.openxmlformats.org/markup-compatibility/2006" xmlns:wp14="http://schemas.microsoft.com/office/word/2010/wordprocessingDrawing" xmlns:w14="http://schemas.microsoft.com/office/word/2010/wordml" xmlns:w15="http://schemas.microsoft.com/office/word/2012/wordml" mc:Ignorable="w14 wp14 w15">
   <w:p>
     <w:pPr>
-      <w:pStyle w:val="Header"/>
+      <w:pStyle w:val="Normal"/>
+      <w:spacing w:lineRule="auto" w:line="360" w:before="0" w:after="0"/>
       <w:jc w:val="center"/>
       <w:rPr>
         <w:b/>
         <w:bCs/>
-        <w:u w:val="single"/>
       </w:rPr>
     </w:pPr>
     <w:r>
+      <w:drawing>
+        <wp:anchor distT="0" distB="0" distL="0" distR="0" simplePos="0" relativeHeight="14" behindDoc="1" locked="0" layoutInCell="1" allowOverlap="1">
+          <wp:simplePos x="0" y="0"/>
+          <wp:positionH relativeFrom="column">
+            <wp:posOffset>-751205</wp:posOffset>
+          </wp:positionH>
+          <wp:positionV relativeFrom="paragraph">
+            <wp:posOffset>-280670</wp:posOffset>
+          </wp:positionV>
+          <wp:extent cx="679450" cy="679450"/>
+          <wp:effectExtent l="0" t="0" r="0" b="0"/>
+          <wp:wrapNone/>
+          <wp:docPr id="13" name="Picture 15"/>
+          <wp:cNvGraphicFramePr>
+            <a:graphicFrameLocks xmlns:a="http://schemas.openxmlformats.org/drawingml/2006/main" noChangeAspect="1"/>
+          </wp:cNvGraphicFramePr>
+          <a:graphic xmlns:a="http://schemas.openxmlformats.org/drawingml/2006/main">
+            <a:graphicData uri="http://schemas.openxmlformats.org/drawingml/2006/picture">
+              <pic:pic xmlns:pic="http://schemas.openxmlformats.org/drawingml/2006/picture">
+                <pic:nvPicPr>
+                  <pic:cNvPr id="13" name="Picture 15"/>
+                  <pic:cNvPicPr>
+                    <a:picLocks noChangeAspect="1" noChangeArrowheads="1"/>
+                  </pic:cNvPicPr>
+                </pic:nvPicPr>
+                <pic:blipFill>
+                  <a:blip r:embed="rId1"/>
+                  <a:stretch>
+                    <a:fillRect/>
+                  </a:stretch>
+                </pic:blipFill>
+                <pic:spPr bwMode="auto">
+                  <a:xfrm>
+                    <a:off x="0" y="0"/>
+                    <a:ext cx="679450" cy="679450"/>
+                  </a:xfrm>
+                  <a:prstGeom prst="rect">
+                    <a:avLst/>
+                  </a:prstGeom>
+                  <a:noFill/>
+                </pic:spPr>
+              </pic:pic>
+            </a:graphicData>
+          </a:graphic>
+        </wp:anchor>
+      </w:drawing>
+    </w:r>
+    <w:r>
       <w:rPr>
+        <w:rFonts w:cs="Times New Roman"/>
         <w:b/>
         <w:bCs/>
-        <w:u w:val="single"/>
+        <w:sz w:val="28"/>
+        <w:szCs w:val="28"/>
       </w:rPr>
+      <w:t>СОФИЙСКА ПРОФЕСИОНАЛНА ГИМНАЗИЯ ПО ЕЛЕКТРОНИКА „ДЖОН АТАНАСОВ“</w:t>
     </w:r>
   </w:p>
 </w:hdr>
@@ -15587,6 +16517,13 @@
     <w:name w:val="Index Link"/>
     <w:qFormat/>
     <w:rPr/>
+  </w:style>
+  <w:style w:type="character" w:styleId="FollowedHyperlink">
+    <w:name w:val="FollowedHyperlink"/>
+    <w:rPr>
+      <w:color w:val="800000"/>
+      <w:u w:val="single"/>
+    </w:rPr>
   </w:style>
   <w:style w:type="paragraph" w:styleId="Heading">
     <w:name w:val="Heading"/>
